--- a/output/sig_table_Ext_sp.docx
+++ b/output/sig_table_Ext_sp.docx
@@ -519,7 +519,7 @@
                 <w:szCs w:val="22"/>
                 <w:color w:val="000000"/>
               </w:rPr>
-              <w:t xml:space="preserve">0.03</w:t>
+              <w:t xml:space="preserve">1.40</w:t>
             </w:r>
           </w:p>
         </w:tc>
@@ -571,7 +571,7 @@
                 <w:szCs w:val="22"/>
                 <w:color w:val="000000"/>
               </w:rPr>
-              <w:t xml:space="preserve">0.9798</w:t>
+              <w:t xml:space="preserve">0.1625</w:t>
             </w:r>
           </w:p>
         </w:tc>
@@ -623,7 +623,7 @@
                 <w:szCs w:val="22"/>
                 <w:color w:val="000000"/>
               </w:rPr>
-              <w:t xml:space="preserve">-2.99</w:t>
+              <w:t xml:space="preserve">-3.61</w:t>
             </w:r>
           </w:p>
         </w:tc>
@@ -675,7 +675,7 @@
                 <w:szCs w:val="22"/>
                 <w:color w:val="000000"/>
               </w:rPr>
-              <w:t xml:space="preserve">0.0032</w:t>
+              <w:t xml:space="preserve">0.0004</w:t>
             </w:r>
           </w:p>
         </w:tc>
@@ -727,7 +727,7 @@
                 <w:szCs w:val="22"/>
                 <w:color w:val="000000"/>
               </w:rPr>
-              <w:t xml:space="preserve">13.97</w:t>
+              <w:t xml:space="preserve">14.29</w:t>
             </w:r>
           </w:p>
         </w:tc>
@@ -889,215 +889,215 @@
                 <w:szCs w:val="22"/>
                 <w:color w:val="000000"/>
               </w:rPr>
-              <w:t xml:space="preserve">-1.62</w:t>
-            </w:r>
-          </w:p>
-        </w:tc>
-        <w:tc>
-          <w:tcPr>
-            <w:tcBorders>
-              <w:bottom w:val="none" w:sz="0" w:space="0" w:color="000000"/>
-              <w:top w:val="none" w:sz="0" w:space="0" w:color="000000"/>
-              <w:left w:val="none" w:sz="0" w:space="0" w:color="000000"/>
-              <w:right w:val="none" w:sz="0" w:space="0" w:color="000000"/>
-            </w:tcBorders>
-            <w:shd w:val="clear" w:color="auto" w:fill="FFFFFF"/>
-            <w:tcMar>
-              <w:top w:w="0" w:type="dxa"/>
-              <w:bottom w:w="0" w:type="dxa"/>
-              <w:left w:w="0" w:type="dxa"/>
-              <w:right w:w="0" w:type="dxa"/>
-            </w:tcMar>
-            <w:vAlign w:val="center"/>
-          </w:tcPr>
-          <w:p>
-            <w:pPr>
-              <w:jc w:val="center"/>
-              <w:pBdr>
-                <w:bottom w:val="none" w:sz="0" w:space="0" w:color="000000"/>
-                <w:top w:val="none" w:sz="0" w:space="0" w:color="000000"/>
-                <w:left w:val="none" w:sz="0" w:space="0" w:color="000000"/>
-                <w:right w:val="none" w:sz="0" w:space="0" w:color="000000"/>
-              </w:pBdr>
-              <w:spacing w:after="100" w:before="100" w:line="240"/>
-              <w:ind w:left="100" w:right="100" w:firstLine="0" w:firstLineChars="0"/>
-              <w:rPr>
-                <w:rFonts w:ascii="Arial" w:hAnsi="Arial" w:eastAsia="Arial" w:cs="Arial"/>
-                <w:i w:val="false"/>
-                <w:b w:val="false"/>
-                <w:u w:val="none"/>
-                <w:sz w:val="22"/>
-                <w:szCs w:val="22"/>
-                <w:color w:val="000000"/>
-              </w:rPr>
-            </w:pPr>
-            <w:r>
-              <w:rPr>
-                <w:rFonts w:ascii="Arial" w:hAnsi="Arial" w:eastAsia="Arial" w:cs="Arial"/>
-                <w:i w:val="false"/>
-                <w:b w:val="false"/>
-                <w:u w:val="none"/>
-                <w:sz w:val="22"/>
-                <w:szCs w:val="22"/>
-                <w:color w:val="000000"/>
-              </w:rPr>
-              <w:t xml:space="preserve">0.1074</w:t>
-            </w:r>
-          </w:p>
-        </w:tc>
-        <w:tc>
-          <w:tcPr>
-            <w:tcBorders>
-              <w:bottom w:val="none" w:sz="0" w:space="0" w:color="000000"/>
-              <w:top w:val="none" w:sz="0" w:space="0" w:color="000000"/>
-              <w:left w:val="none" w:sz="0" w:space="0" w:color="000000"/>
-              <w:right w:val="none" w:sz="0" w:space="0" w:color="000000"/>
-            </w:tcBorders>
-            <w:shd w:val="clear" w:color="auto" w:fill="FFFFFF"/>
-            <w:tcMar>
-              <w:top w:w="0" w:type="dxa"/>
-              <w:bottom w:w="0" w:type="dxa"/>
-              <w:left w:w="0" w:type="dxa"/>
-              <w:right w:w="0" w:type="dxa"/>
-            </w:tcMar>
-            <w:vAlign w:val="center"/>
-          </w:tcPr>
-          <w:p>
-            <w:pPr>
-              <w:jc w:val="center"/>
-              <w:pBdr>
-                <w:bottom w:val="none" w:sz="0" w:space="0" w:color="000000"/>
-                <w:top w:val="none" w:sz="0" w:space="0" w:color="000000"/>
-                <w:left w:val="none" w:sz="0" w:space="0" w:color="000000"/>
-                <w:right w:val="none" w:sz="0" w:space="0" w:color="000000"/>
-              </w:pBdr>
-              <w:spacing w:after="100" w:before="100" w:line="240"/>
-              <w:ind w:left="100" w:right="100" w:firstLine="0" w:firstLineChars="0"/>
-              <w:rPr>
-                <w:rFonts w:ascii="Arial" w:hAnsi="Arial" w:eastAsia="Arial" w:cs="Arial"/>
-                <w:i w:val="false"/>
-                <w:b w:val="false"/>
-                <w:u w:val="none"/>
-                <w:sz w:val="22"/>
-                <w:szCs w:val="22"/>
-                <w:color w:val="000000"/>
-              </w:rPr>
-            </w:pPr>
-            <w:r>
-              <w:rPr>
-                <w:rFonts w:ascii="Arial" w:hAnsi="Arial" w:eastAsia="Arial" w:cs="Arial"/>
-                <w:i w:val="false"/>
-                <w:b w:val="false"/>
-                <w:u w:val="none"/>
-                <w:sz w:val="22"/>
-                <w:szCs w:val="22"/>
-                <w:color w:val="000000"/>
-              </w:rPr>
-              <w:t xml:space="preserve">3.08</w:t>
-            </w:r>
-          </w:p>
-        </w:tc>
-        <w:tc>
-          <w:tcPr>
-            <w:tcBorders>
-              <w:bottom w:val="none" w:sz="0" w:space="0" w:color="000000"/>
-              <w:top w:val="none" w:sz="0" w:space="0" w:color="000000"/>
-              <w:left w:val="none" w:sz="0" w:space="0" w:color="000000"/>
-              <w:right w:val="none" w:sz="0" w:space="0" w:color="000000"/>
-            </w:tcBorders>
-            <w:shd w:val="clear" w:color="auto" w:fill="FFFFFF"/>
-            <w:tcMar>
-              <w:top w:w="0" w:type="dxa"/>
-              <w:bottom w:w="0" w:type="dxa"/>
-              <w:left w:w="0" w:type="dxa"/>
-              <w:right w:w="0" w:type="dxa"/>
-            </w:tcMar>
-            <w:vAlign w:val="center"/>
-          </w:tcPr>
-          <w:p>
-            <w:pPr>
-              <w:jc w:val="center"/>
-              <w:pBdr>
-                <w:bottom w:val="none" w:sz="0" w:space="0" w:color="000000"/>
-                <w:top w:val="none" w:sz="0" w:space="0" w:color="000000"/>
-                <w:left w:val="none" w:sz="0" w:space="0" w:color="000000"/>
-                <w:right w:val="none" w:sz="0" w:space="0" w:color="000000"/>
-              </w:pBdr>
-              <w:spacing w:after="100" w:before="100" w:line="240"/>
-              <w:ind w:left="100" w:right="100" w:firstLine="0" w:firstLineChars="0"/>
-              <w:rPr>
-                <w:rFonts w:ascii="Arial" w:hAnsi="Arial" w:eastAsia="Arial" w:cs="Arial"/>
-                <w:i w:val="false"/>
-                <w:b w:val="false"/>
-                <w:u w:val="none"/>
-                <w:sz w:val="22"/>
-                <w:szCs w:val="22"/>
-                <w:color w:val="000000"/>
-              </w:rPr>
-            </w:pPr>
-            <w:r>
-              <w:rPr>
-                <w:rFonts w:ascii="Arial" w:hAnsi="Arial" w:eastAsia="Arial" w:cs="Arial"/>
-                <w:i w:val="false"/>
-                <w:b w:val="false"/>
-                <w:u w:val="none"/>
-                <w:sz w:val="22"/>
-                <w:szCs w:val="22"/>
-                <w:color w:val="000000"/>
-              </w:rPr>
-              <w:t xml:space="preserve">0.0024</w:t>
-            </w:r>
-          </w:p>
-        </w:tc>
-        <w:tc>
-          <w:tcPr>
-            <w:tcBorders>
-              <w:bottom w:val="none" w:sz="0" w:space="0" w:color="000000"/>
-              <w:top w:val="none" w:sz="0" w:space="0" w:color="000000"/>
-              <w:left w:val="none" w:sz="0" w:space="0" w:color="000000"/>
-              <w:right w:val="none" w:sz="0" w:space="0" w:color="000000"/>
-            </w:tcBorders>
-            <w:shd w:val="clear" w:color="auto" w:fill="FFFFFF"/>
-            <w:tcMar>
-              <w:top w:w="0" w:type="dxa"/>
-              <w:bottom w:w="0" w:type="dxa"/>
-              <w:left w:w="0" w:type="dxa"/>
-              <w:right w:w="0" w:type="dxa"/>
-            </w:tcMar>
-            <w:vAlign w:val="center"/>
-          </w:tcPr>
-          <w:p>
-            <w:pPr>
-              <w:jc w:val="center"/>
-              <w:pBdr>
-                <w:bottom w:val="none" w:sz="0" w:space="0" w:color="000000"/>
-                <w:top w:val="none" w:sz="0" w:space="0" w:color="000000"/>
-                <w:left w:val="none" w:sz="0" w:space="0" w:color="000000"/>
-                <w:right w:val="none" w:sz="0" w:space="0" w:color="000000"/>
-              </w:pBdr>
-              <w:spacing w:after="100" w:before="100" w:line="240"/>
-              <w:ind w:left="100" w:right="100" w:firstLine="0" w:firstLineChars="0"/>
-              <w:rPr>
-                <w:rFonts w:ascii="Arial" w:hAnsi="Arial" w:eastAsia="Arial" w:cs="Arial"/>
-                <w:i w:val="false"/>
-                <w:b w:val="false"/>
-                <w:u w:val="none"/>
-                <w:sz w:val="22"/>
-                <w:szCs w:val="22"/>
-                <w:color w:val="000000"/>
-              </w:rPr>
-            </w:pPr>
-            <w:r>
-              <w:rPr>
-                <w:rFonts w:ascii="Arial" w:hAnsi="Arial" w:eastAsia="Arial" w:cs="Arial"/>
-                <w:i w:val="false"/>
-                <w:b w:val="false"/>
-                <w:u w:val="none"/>
-                <w:sz w:val="22"/>
-                <w:szCs w:val="22"/>
-                <w:color w:val="000000"/>
-              </w:rPr>
-              <w:t xml:space="preserve">-21.01</w:t>
+              <w:t xml:space="preserve">-2.37</w:t>
+            </w:r>
+          </w:p>
+        </w:tc>
+        <w:tc>
+          <w:tcPr>
+            <w:tcBorders>
+              <w:bottom w:val="none" w:sz="0" w:space="0" w:color="000000"/>
+              <w:top w:val="none" w:sz="0" w:space="0" w:color="000000"/>
+              <w:left w:val="none" w:sz="0" w:space="0" w:color="000000"/>
+              <w:right w:val="none" w:sz="0" w:space="0" w:color="000000"/>
+            </w:tcBorders>
+            <w:shd w:val="clear" w:color="auto" w:fill="FFFFFF"/>
+            <w:tcMar>
+              <w:top w:w="0" w:type="dxa"/>
+              <w:bottom w:w="0" w:type="dxa"/>
+              <w:left w:w="0" w:type="dxa"/>
+              <w:right w:w="0" w:type="dxa"/>
+            </w:tcMar>
+            <w:vAlign w:val="center"/>
+          </w:tcPr>
+          <w:p>
+            <w:pPr>
+              <w:jc w:val="center"/>
+              <w:pBdr>
+                <w:bottom w:val="none" w:sz="0" w:space="0" w:color="000000"/>
+                <w:top w:val="none" w:sz="0" w:space="0" w:color="000000"/>
+                <w:left w:val="none" w:sz="0" w:space="0" w:color="000000"/>
+                <w:right w:val="none" w:sz="0" w:space="0" w:color="000000"/>
+              </w:pBdr>
+              <w:spacing w:after="100" w:before="100" w:line="240"/>
+              <w:ind w:left="100" w:right="100" w:firstLine="0" w:firstLineChars="0"/>
+              <w:rPr>
+                <w:rFonts w:ascii="Arial" w:hAnsi="Arial" w:eastAsia="Arial" w:cs="Arial"/>
+                <w:i w:val="false"/>
+                <w:b w:val="false"/>
+                <w:u w:val="none"/>
+                <w:sz w:val="22"/>
+                <w:szCs w:val="22"/>
+                <w:color w:val="000000"/>
+              </w:rPr>
+            </w:pPr>
+            <w:r>
+              <w:rPr>
+                <w:rFonts w:ascii="Arial" w:hAnsi="Arial" w:eastAsia="Arial" w:cs="Arial"/>
+                <w:i w:val="false"/>
+                <w:b w:val="false"/>
+                <w:u w:val="none"/>
+                <w:sz w:val="22"/>
+                <w:szCs w:val="22"/>
+                <w:color w:val="000000"/>
+              </w:rPr>
+              <w:t xml:space="preserve">0.0189</w:t>
+            </w:r>
+          </w:p>
+        </w:tc>
+        <w:tc>
+          <w:tcPr>
+            <w:tcBorders>
+              <w:bottom w:val="none" w:sz="0" w:space="0" w:color="000000"/>
+              <w:top w:val="none" w:sz="0" w:space="0" w:color="000000"/>
+              <w:left w:val="none" w:sz="0" w:space="0" w:color="000000"/>
+              <w:right w:val="none" w:sz="0" w:space="0" w:color="000000"/>
+            </w:tcBorders>
+            <w:shd w:val="clear" w:color="auto" w:fill="FFFFFF"/>
+            <w:tcMar>
+              <w:top w:w="0" w:type="dxa"/>
+              <w:bottom w:w="0" w:type="dxa"/>
+              <w:left w:w="0" w:type="dxa"/>
+              <w:right w:w="0" w:type="dxa"/>
+            </w:tcMar>
+            <w:vAlign w:val="center"/>
+          </w:tcPr>
+          <w:p>
+            <w:pPr>
+              <w:jc w:val="center"/>
+              <w:pBdr>
+                <w:bottom w:val="none" w:sz="0" w:space="0" w:color="000000"/>
+                <w:top w:val="none" w:sz="0" w:space="0" w:color="000000"/>
+                <w:left w:val="none" w:sz="0" w:space="0" w:color="000000"/>
+                <w:right w:val="none" w:sz="0" w:space="0" w:color="000000"/>
+              </w:pBdr>
+              <w:spacing w:after="100" w:before="100" w:line="240"/>
+              <w:ind w:left="100" w:right="100" w:firstLine="0" w:firstLineChars="0"/>
+              <w:rPr>
+                <w:rFonts w:ascii="Arial" w:hAnsi="Arial" w:eastAsia="Arial" w:cs="Arial"/>
+                <w:i w:val="false"/>
+                <w:b w:val="false"/>
+                <w:u w:val="none"/>
+                <w:sz w:val="22"/>
+                <w:szCs w:val="22"/>
+                <w:color w:val="000000"/>
+              </w:rPr>
+            </w:pPr>
+            <w:r>
+              <w:rPr>
+                <w:rFonts w:ascii="Arial" w:hAnsi="Arial" w:eastAsia="Arial" w:cs="Arial"/>
+                <w:i w:val="false"/>
+                <w:b w:val="false"/>
+                <w:u w:val="none"/>
+                <w:sz w:val="22"/>
+                <w:szCs w:val="22"/>
+                <w:color w:val="000000"/>
+              </w:rPr>
+              <w:t xml:space="preserve">3.53</w:t>
+            </w:r>
+          </w:p>
+        </w:tc>
+        <w:tc>
+          <w:tcPr>
+            <w:tcBorders>
+              <w:bottom w:val="none" w:sz="0" w:space="0" w:color="000000"/>
+              <w:top w:val="none" w:sz="0" w:space="0" w:color="000000"/>
+              <w:left w:val="none" w:sz="0" w:space="0" w:color="000000"/>
+              <w:right w:val="none" w:sz="0" w:space="0" w:color="000000"/>
+            </w:tcBorders>
+            <w:shd w:val="clear" w:color="auto" w:fill="FFFFFF"/>
+            <w:tcMar>
+              <w:top w:w="0" w:type="dxa"/>
+              <w:bottom w:w="0" w:type="dxa"/>
+              <w:left w:w="0" w:type="dxa"/>
+              <w:right w:w="0" w:type="dxa"/>
+            </w:tcMar>
+            <w:vAlign w:val="center"/>
+          </w:tcPr>
+          <w:p>
+            <w:pPr>
+              <w:jc w:val="center"/>
+              <w:pBdr>
+                <w:bottom w:val="none" w:sz="0" w:space="0" w:color="000000"/>
+                <w:top w:val="none" w:sz="0" w:space="0" w:color="000000"/>
+                <w:left w:val="none" w:sz="0" w:space="0" w:color="000000"/>
+                <w:right w:val="none" w:sz="0" w:space="0" w:color="000000"/>
+              </w:pBdr>
+              <w:spacing w:after="100" w:before="100" w:line="240"/>
+              <w:ind w:left="100" w:right="100" w:firstLine="0" w:firstLineChars="0"/>
+              <w:rPr>
+                <w:rFonts w:ascii="Arial" w:hAnsi="Arial" w:eastAsia="Arial" w:cs="Arial"/>
+                <w:i w:val="false"/>
+                <w:b w:val="false"/>
+                <w:u w:val="none"/>
+                <w:sz w:val="22"/>
+                <w:szCs w:val="22"/>
+                <w:color w:val="000000"/>
+              </w:rPr>
+            </w:pPr>
+            <w:r>
+              <w:rPr>
+                <w:rFonts w:ascii="Arial" w:hAnsi="Arial" w:eastAsia="Arial" w:cs="Arial"/>
+                <w:i w:val="false"/>
+                <w:b w:val="false"/>
+                <w:u w:val="none"/>
+                <w:sz w:val="22"/>
+                <w:szCs w:val="22"/>
+                <w:color w:val="000000"/>
+              </w:rPr>
+              <w:t xml:space="preserve">0.0005</w:t>
+            </w:r>
+          </w:p>
+        </w:tc>
+        <w:tc>
+          <w:tcPr>
+            <w:tcBorders>
+              <w:bottom w:val="none" w:sz="0" w:space="0" w:color="000000"/>
+              <w:top w:val="none" w:sz="0" w:space="0" w:color="000000"/>
+              <w:left w:val="none" w:sz="0" w:space="0" w:color="000000"/>
+              <w:right w:val="none" w:sz="0" w:space="0" w:color="000000"/>
+            </w:tcBorders>
+            <w:shd w:val="clear" w:color="auto" w:fill="FFFFFF"/>
+            <w:tcMar>
+              <w:top w:w="0" w:type="dxa"/>
+              <w:bottom w:w="0" w:type="dxa"/>
+              <w:left w:w="0" w:type="dxa"/>
+              <w:right w:w="0" w:type="dxa"/>
+            </w:tcMar>
+            <w:vAlign w:val="center"/>
+          </w:tcPr>
+          <w:p>
+            <w:pPr>
+              <w:jc w:val="center"/>
+              <w:pBdr>
+                <w:bottom w:val="none" w:sz="0" w:space="0" w:color="000000"/>
+                <w:top w:val="none" w:sz="0" w:space="0" w:color="000000"/>
+                <w:left w:val="none" w:sz="0" w:space="0" w:color="000000"/>
+                <w:right w:val="none" w:sz="0" w:space="0" w:color="000000"/>
+              </w:pBdr>
+              <w:spacing w:after="100" w:before="100" w:line="240"/>
+              <w:ind w:left="100" w:right="100" w:firstLine="0" w:firstLineChars="0"/>
+              <w:rPr>
+                <w:rFonts w:ascii="Arial" w:hAnsi="Arial" w:eastAsia="Arial" w:cs="Arial"/>
+                <w:i w:val="false"/>
+                <w:b w:val="false"/>
+                <w:u w:val="none"/>
+                <w:sz w:val="22"/>
+                <w:szCs w:val="22"/>
+                <w:color w:val="000000"/>
+              </w:rPr>
+            </w:pPr>
+            <w:r>
+              <w:rPr>
+                <w:rFonts w:ascii="Arial" w:hAnsi="Arial" w:eastAsia="Arial" w:cs="Arial"/>
+                <w:i w:val="false"/>
+                <w:b w:val="false"/>
+                <w:u w:val="none"/>
+                <w:sz w:val="22"/>
+                <w:szCs w:val="22"/>
+                <w:color w:val="000000"/>
+              </w:rPr>
+              <w:t xml:space="preserve">-21.04</w:t>
             </w:r>
           </w:p>
         </w:tc>
@@ -1259,215 +1259,215 @@
                 <w:szCs w:val="22"/>
                 <w:color w:val="000000"/>
               </w:rPr>
-              <w:t xml:space="preserve">1.04</w:t>
-            </w:r>
-          </w:p>
-        </w:tc>
-        <w:tc>
-          <w:tcPr>
-            <w:tcBorders>
-              <w:bottom w:val="none" w:sz="0" w:space="0" w:color="000000"/>
-              <w:top w:val="none" w:sz="0" w:space="0" w:color="000000"/>
-              <w:left w:val="none" w:sz="0" w:space="0" w:color="000000"/>
-              <w:right w:val="none" w:sz="0" w:space="0" w:color="000000"/>
-            </w:tcBorders>
-            <w:shd w:val="clear" w:color="auto" w:fill="FFFFFF"/>
-            <w:tcMar>
-              <w:top w:w="0" w:type="dxa"/>
-              <w:bottom w:w="0" w:type="dxa"/>
-              <w:left w:w="0" w:type="dxa"/>
-              <w:right w:w="0" w:type="dxa"/>
-            </w:tcMar>
-            <w:vAlign w:val="center"/>
-          </w:tcPr>
-          <w:p>
-            <w:pPr>
-              <w:jc w:val="center"/>
-              <w:pBdr>
-                <w:bottom w:val="none" w:sz="0" w:space="0" w:color="000000"/>
-                <w:top w:val="none" w:sz="0" w:space="0" w:color="000000"/>
-                <w:left w:val="none" w:sz="0" w:space="0" w:color="000000"/>
-                <w:right w:val="none" w:sz="0" w:space="0" w:color="000000"/>
-              </w:pBdr>
-              <w:spacing w:after="100" w:before="100" w:line="240"/>
-              <w:ind w:left="100" w:right="100" w:firstLine="0" w:firstLineChars="0"/>
-              <w:rPr>
-                <w:rFonts w:ascii="Arial" w:hAnsi="Arial" w:eastAsia="Arial" w:cs="Arial"/>
-                <w:i w:val="false"/>
-                <w:b w:val="false"/>
-                <w:u w:val="none"/>
-                <w:sz w:val="22"/>
-                <w:szCs w:val="22"/>
-                <w:color w:val="000000"/>
-              </w:rPr>
-            </w:pPr>
-            <w:r>
-              <w:rPr>
-                <w:rFonts w:ascii="Arial" w:hAnsi="Arial" w:eastAsia="Arial" w:cs="Arial"/>
-                <w:i w:val="false"/>
-                <w:b w:val="false"/>
-                <w:u w:val="none"/>
-                <w:sz w:val="22"/>
-                <w:szCs w:val="22"/>
-                <w:color w:val="000000"/>
-              </w:rPr>
-              <w:t xml:space="preserve">0.3000</w:t>
-            </w:r>
-          </w:p>
-        </w:tc>
-        <w:tc>
-          <w:tcPr>
-            <w:tcBorders>
-              <w:bottom w:val="none" w:sz="0" w:space="0" w:color="000000"/>
-              <w:top w:val="none" w:sz="0" w:space="0" w:color="000000"/>
-              <w:left w:val="none" w:sz="0" w:space="0" w:color="000000"/>
-              <w:right w:val="none" w:sz="0" w:space="0" w:color="000000"/>
-            </w:tcBorders>
-            <w:shd w:val="clear" w:color="auto" w:fill="FFFFFF"/>
-            <w:tcMar>
-              <w:top w:w="0" w:type="dxa"/>
-              <w:bottom w:w="0" w:type="dxa"/>
-              <w:left w:w="0" w:type="dxa"/>
-              <w:right w:w="0" w:type="dxa"/>
-            </w:tcMar>
-            <w:vAlign w:val="center"/>
-          </w:tcPr>
-          <w:p>
-            <w:pPr>
-              <w:jc w:val="center"/>
-              <w:pBdr>
-                <w:bottom w:val="none" w:sz="0" w:space="0" w:color="000000"/>
-                <w:top w:val="none" w:sz="0" w:space="0" w:color="000000"/>
-                <w:left w:val="none" w:sz="0" w:space="0" w:color="000000"/>
-                <w:right w:val="none" w:sz="0" w:space="0" w:color="000000"/>
-              </w:pBdr>
-              <w:spacing w:after="100" w:before="100" w:line="240"/>
-              <w:ind w:left="100" w:right="100" w:firstLine="0" w:firstLineChars="0"/>
-              <w:rPr>
-                <w:rFonts w:ascii="Arial" w:hAnsi="Arial" w:eastAsia="Arial" w:cs="Arial"/>
-                <w:i w:val="false"/>
-                <w:b w:val="false"/>
-                <w:u w:val="none"/>
-                <w:sz w:val="22"/>
-                <w:szCs w:val="22"/>
-                <w:color w:val="000000"/>
-              </w:rPr>
-            </w:pPr>
-            <w:r>
-              <w:rPr>
-                <w:rFonts w:ascii="Arial" w:hAnsi="Arial" w:eastAsia="Arial" w:cs="Arial"/>
-                <w:i w:val="false"/>
-                <w:b w:val="false"/>
-                <w:u w:val="none"/>
-                <w:sz w:val="22"/>
-                <w:szCs w:val="22"/>
-                <w:color w:val="000000"/>
-              </w:rPr>
-              <w:t xml:space="preserve">-3.41</w:t>
-            </w:r>
-          </w:p>
-        </w:tc>
-        <w:tc>
-          <w:tcPr>
-            <w:tcBorders>
-              <w:bottom w:val="none" w:sz="0" w:space="0" w:color="000000"/>
-              <w:top w:val="none" w:sz="0" w:space="0" w:color="000000"/>
-              <w:left w:val="none" w:sz="0" w:space="0" w:color="000000"/>
-              <w:right w:val="none" w:sz="0" w:space="0" w:color="000000"/>
-            </w:tcBorders>
-            <w:shd w:val="clear" w:color="auto" w:fill="FFFFFF"/>
-            <w:tcMar>
-              <w:top w:w="0" w:type="dxa"/>
-              <w:bottom w:w="0" w:type="dxa"/>
-              <w:left w:w="0" w:type="dxa"/>
-              <w:right w:w="0" w:type="dxa"/>
-            </w:tcMar>
-            <w:vAlign w:val="center"/>
-          </w:tcPr>
-          <w:p>
-            <w:pPr>
-              <w:jc w:val="center"/>
-              <w:pBdr>
-                <w:bottom w:val="none" w:sz="0" w:space="0" w:color="000000"/>
-                <w:top w:val="none" w:sz="0" w:space="0" w:color="000000"/>
-                <w:left w:val="none" w:sz="0" w:space="0" w:color="000000"/>
-                <w:right w:val="none" w:sz="0" w:space="0" w:color="000000"/>
-              </w:pBdr>
-              <w:spacing w:after="100" w:before="100" w:line="240"/>
-              <w:ind w:left="100" w:right="100" w:firstLine="0" w:firstLineChars="0"/>
-              <w:rPr>
-                <w:rFonts w:ascii="Arial" w:hAnsi="Arial" w:eastAsia="Arial" w:cs="Arial"/>
-                <w:i w:val="false"/>
-                <w:b w:val="false"/>
-                <w:u w:val="none"/>
-                <w:sz w:val="22"/>
-                <w:szCs w:val="22"/>
-                <w:color w:val="000000"/>
-              </w:rPr>
-            </w:pPr>
-            <w:r>
-              <w:rPr>
-                <w:rFonts w:ascii="Arial" w:hAnsi="Arial" w:eastAsia="Arial" w:cs="Arial"/>
-                <w:i w:val="false"/>
-                <w:b w:val="false"/>
-                <w:u w:val="none"/>
-                <w:sz w:val="22"/>
-                <w:szCs w:val="22"/>
-                <w:color w:val="000000"/>
-              </w:rPr>
-              <w:t xml:space="preserve">0.0008</w:t>
-            </w:r>
-          </w:p>
-        </w:tc>
-        <w:tc>
-          <w:tcPr>
-            <w:tcBorders>
-              <w:bottom w:val="none" w:sz="0" w:space="0" w:color="000000"/>
-              <w:top w:val="none" w:sz="0" w:space="0" w:color="000000"/>
-              <w:left w:val="none" w:sz="0" w:space="0" w:color="000000"/>
-              <w:right w:val="none" w:sz="0" w:space="0" w:color="000000"/>
-            </w:tcBorders>
-            <w:shd w:val="clear" w:color="auto" w:fill="FFFFFF"/>
-            <w:tcMar>
-              <w:top w:w="0" w:type="dxa"/>
-              <w:bottom w:w="0" w:type="dxa"/>
-              <w:left w:w="0" w:type="dxa"/>
-              <w:right w:w="0" w:type="dxa"/>
-            </w:tcMar>
-            <w:vAlign w:val="center"/>
-          </w:tcPr>
-          <w:p>
-            <w:pPr>
-              <w:jc w:val="center"/>
-              <w:pBdr>
-                <w:bottom w:val="none" w:sz="0" w:space="0" w:color="000000"/>
-                <w:top w:val="none" w:sz="0" w:space="0" w:color="000000"/>
-                <w:left w:val="none" w:sz="0" w:space="0" w:color="000000"/>
-                <w:right w:val="none" w:sz="0" w:space="0" w:color="000000"/>
-              </w:pBdr>
-              <w:spacing w:after="100" w:before="100" w:line="240"/>
-              <w:ind w:left="100" w:right="100" w:firstLine="0" w:firstLineChars="0"/>
-              <w:rPr>
-                <w:rFonts w:ascii="Arial" w:hAnsi="Arial" w:eastAsia="Arial" w:cs="Arial"/>
-                <w:i w:val="false"/>
-                <w:b w:val="false"/>
-                <w:u w:val="none"/>
-                <w:sz w:val="22"/>
-                <w:szCs w:val="22"/>
-                <w:color w:val="000000"/>
-              </w:rPr>
-            </w:pPr>
-            <w:r>
-              <w:rPr>
-                <w:rFonts w:ascii="Arial" w:hAnsi="Arial" w:eastAsia="Arial" w:cs="Arial"/>
-                <w:i w:val="false"/>
-                <w:b w:val="false"/>
-                <w:u w:val="none"/>
-                <w:sz w:val="22"/>
-                <w:szCs w:val="22"/>
-                <w:color w:val="000000"/>
-              </w:rPr>
-              <w:t xml:space="preserve">9.37</w:t>
+              <w:t xml:space="preserve">1.56</w:t>
+            </w:r>
+          </w:p>
+        </w:tc>
+        <w:tc>
+          <w:tcPr>
+            <w:tcBorders>
+              <w:bottom w:val="none" w:sz="0" w:space="0" w:color="000000"/>
+              <w:top w:val="none" w:sz="0" w:space="0" w:color="000000"/>
+              <w:left w:val="none" w:sz="0" w:space="0" w:color="000000"/>
+              <w:right w:val="none" w:sz="0" w:space="0" w:color="000000"/>
+            </w:tcBorders>
+            <w:shd w:val="clear" w:color="auto" w:fill="FFFFFF"/>
+            <w:tcMar>
+              <w:top w:w="0" w:type="dxa"/>
+              <w:bottom w:w="0" w:type="dxa"/>
+              <w:left w:w="0" w:type="dxa"/>
+              <w:right w:w="0" w:type="dxa"/>
+            </w:tcMar>
+            <w:vAlign w:val="center"/>
+          </w:tcPr>
+          <w:p>
+            <w:pPr>
+              <w:jc w:val="center"/>
+              <w:pBdr>
+                <w:bottom w:val="none" w:sz="0" w:space="0" w:color="000000"/>
+                <w:top w:val="none" w:sz="0" w:space="0" w:color="000000"/>
+                <w:left w:val="none" w:sz="0" w:space="0" w:color="000000"/>
+                <w:right w:val="none" w:sz="0" w:space="0" w:color="000000"/>
+              </w:pBdr>
+              <w:spacing w:after="100" w:before="100" w:line="240"/>
+              <w:ind w:left="100" w:right="100" w:firstLine="0" w:firstLineChars="0"/>
+              <w:rPr>
+                <w:rFonts w:ascii="Arial" w:hAnsi="Arial" w:eastAsia="Arial" w:cs="Arial"/>
+                <w:i w:val="false"/>
+                <w:b w:val="false"/>
+                <w:u w:val="none"/>
+                <w:sz w:val="22"/>
+                <w:szCs w:val="22"/>
+                <w:color w:val="000000"/>
+              </w:rPr>
+            </w:pPr>
+            <w:r>
+              <w:rPr>
+                <w:rFonts w:ascii="Arial" w:hAnsi="Arial" w:eastAsia="Arial" w:cs="Arial"/>
+                <w:i w:val="false"/>
+                <w:b w:val="false"/>
+                <w:u w:val="none"/>
+                <w:sz w:val="22"/>
+                <w:szCs w:val="22"/>
+                <w:color w:val="000000"/>
+              </w:rPr>
+              <w:t xml:space="preserve">0.1199</w:t>
+            </w:r>
+          </w:p>
+        </w:tc>
+        <w:tc>
+          <w:tcPr>
+            <w:tcBorders>
+              <w:bottom w:val="none" w:sz="0" w:space="0" w:color="000000"/>
+              <w:top w:val="none" w:sz="0" w:space="0" w:color="000000"/>
+              <w:left w:val="none" w:sz="0" w:space="0" w:color="000000"/>
+              <w:right w:val="none" w:sz="0" w:space="0" w:color="000000"/>
+            </w:tcBorders>
+            <w:shd w:val="clear" w:color="auto" w:fill="FFFFFF"/>
+            <w:tcMar>
+              <w:top w:w="0" w:type="dxa"/>
+              <w:bottom w:w="0" w:type="dxa"/>
+              <w:left w:w="0" w:type="dxa"/>
+              <w:right w:w="0" w:type="dxa"/>
+            </w:tcMar>
+            <w:vAlign w:val="center"/>
+          </w:tcPr>
+          <w:p>
+            <w:pPr>
+              <w:jc w:val="center"/>
+              <w:pBdr>
+                <w:bottom w:val="none" w:sz="0" w:space="0" w:color="000000"/>
+                <w:top w:val="none" w:sz="0" w:space="0" w:color="000000"/>
+                <w:left w:val="none" w:sz="0" w:space="0" w:color="000000"/>
+                <w:right w:val="none" w:sz="0" w:space="0" w:color="000000"/>
+              </w:pBdr>
+              <w:spacing w:after="100" w:before="100" w:line="240"/>
+              <w:ind w:left="100" w:right="100" w:firstLine="0" w:firstLineChars="0"/>
+              <w:rPr>
+                <w:rFonts w:ascii="Arial" w:hAnsi="Arial" w:eastAsia="Arial" w:cs="Arial"/>
+                <w:i w:val="false"/>
+                <w:b w:val="false"/>
+                <w:u w:val="none"/>
+                <w:sz w:val="22"/>
+                <w:szCs w:val="22"/>
+                <w:color w:val="000000"/>
+              </w:rPr>
+            </w:pPr>
+            <w:r>
+              <w:rPr>
+                <w:rFonts w:ascii="Arial" w:hAnsi="Arial" w:eastAsia="Arial" w:cs="Arial"/>
+                <w:i w:val="false"/>
+                <w:b w:val="false"/>
+                <w:u w:val="none"/>
+                <w:sz w:val="22"/>
+                <w:szCs w:val="22"/>
+                <w:color w:val="000000"/>
+              </w:rPr>
+              <w:t xml:space="preserve">-3.64</w:t>
+            </w:r>
+          </w:p>
+        </w:tc>
+        <w:tc>
+          <w:tcPr>
+            <w:tcBorders>
+              <w:bottom w:val="none" w:sz="0" w:space="0" w:color="000000"/>
+              <w:top w:val="none" w:sz="0" w:space="0" w:color="000000"/>
+              <w:left w:val="none" w:sz="0" w:space="0" w:color="000000"/>
+              <w:right w:val="none" w:sz="0" w:space="0" w:color="000000"/>
+            </w:tcBorders>
+            <w:shd w:val="clear" w:color="auto" w:fill="FFFFFF"/>
+            <w:tcMar>
+              <w:top w:w="0" w:type="dxa"/>
+              <w:bottom w:w="0" w:type="dxa"/>
+              <w:left w:w="0" w:type="dxa"/>
+              <w:right w:w="0" w:type="dxa"/>
+            </w:tcMar>
+            <w:vAlign w:val="center"/>
+          </w:tcPr>
+          <w:p>
+            <w:pPr>
+              <w:jc w:val="center"/>
+              <w:pBdr>
+                <w:bottom w:val="none" w:sz="0" w:space="0" w:color="000000"/>
+                <w:top w:val="none" w:sz="0" w:space="0" w:color="000000"/>
+                <w:left w:val="none" w:sz="0" w:space="0" w:color="000000"/>
+                <w:right w:val="none" w:sz="0" w:space="0" w:color="000000"/>
+              </w:pBdr>
+              <w:spacing w:after="100" w:before="100" w:line="240"/>
+              <w:ind w:left="100" w:right="100" w:firstLine="0" w:firstLineChars="0"/>
+              <w:rPr>
+                <w:rFonts w:ascii="Arial" w:hAnsi="Arial" w:eastAsia="Arial" w:cs="Arial"/>
+                <w:i w:val="false"/>
+                <w:b w:val="false"/>
+                <w:u w:val="none"/>
+                <w:sz w:val="22"/>
+                <w:szCs w:val="22"/>
+                <w:color w:val="000000"/>
+              </w:rPr>
+            </w:pPr>
+            <w:r>
+              <w:rPr>
+                <w:rFonts w:ascii="Arial" w:hAnsi="Arial" w:eastAsia="Arial" w:cs="Arial"/>
+                <w:i w:val="false"/>
+                <w:b w:val="false"/>
+                <w:u w:val="none"/>
+                <w:sz w:val="22"/>
+                <w:szCs w:val="22"/>
+                <w:color w:val="000000"/>
+              </w:rPr>
+              <w:t xml:space="preserve">0.0004</w:t>
+            </w:r>
+          </w:p>
+        </w:tc>
+        <w:tc>
+          <w:tcPr>
+            <w:tcBorders>
+              <w:bottom w:val="none" w:sz="0" w:space="0" w:color="000000"/>
+              <w:top w:val="none" w:sz="0" w:space="0" w:color="000000"/>
+              <w:left w:val="none" w:sz="0" w:space="0" w:color="000000"/>
+              <w:right w:val="none" w:sz="0" w:space="0" w:color="000000"/>
+            </w:tcBorders>
+            <w:shd w:val="clear" w:color="auto" w:fill="FFFFFF"/>
+            <w:tcMar>
+              <w:top w:w="0" w:type="dxa"/>
+              <w:bottom w:w="0" w:type="dxa"/>
+              <w:left w:w="0" w:type="dxa"/>
+              <w:right w:w="0" w:type="dxa"/>
+            </w:tcMar>
+            <w:vAlign w:val="center"/>
+          </w:tcPr>
+          <w:p>
+            <w:pPr>
+              <w:jc w:val="center"/>
+              <w:pBdr>
+                <w:bottom w:val="none" w:sz="0" w:space="0" w:color="000000"/>
+                <w:top w:val="none" w:sz="0" w:space="0" w:color="000000"/>
+                <w:left w:val="none" w:sz="0" w:space="0" w:color="000000"/>
+                <w:right w:val="none" w:sz="0" w:space="0" w:color="000000"/>
+              </w:pBdr>
+              <w:spacing w:after="100" w:before="100" w:line="240"/>
+              <w:ind w:left="100" w:right="100" w:firstLine="0" w:firstLineChars="0"/>
+              <w:rPr>
+                <w:rFonts w:ascii="Arial" w:hAnsi="Arial" w:eastAsia="Arial" w:cs="Arial"/>
+                <w:i w:val="false"/>
+                <w:b w:val="false"/>
+                <w:u w:val="none"/>
+                <w:sz w:val="22"/>
+                <w:szCs w:val="22"/>
+                <w:color w:val="000000"/>
+              </w:rPr>
+            </w:pPr>
+            <w:r>
+              <w:rPr>
+                <w:rFonts w:ascii="Arial" w:hAnsi="Arial" w:eastAsia="Arial" w:cs="Arial"/>
+                <w:i w:val="false"/>
+                <w:b w:val="false"/>
+                <w:u w:val="none"/>
+                <w:sz w:val="22"/>
+                <w:szCs w:val="22"/>
+                <w:color w:val="000000"/>
+              </w:rPr>
+              <w:t xml:space="preserve">9.41</w:t>
             </w:r>
           </w:p>
         </w:tc>
@@ -1629,267 +1629,267 @@
                 <w:szCs w:val="22"/>
                 <w:color w:val="000000"/>
               </w:rPr>
-              <w:t xml:space="preserve">0.50</w:t>
-            </w:r>
-          </w:p>
-        </w:tc>
-        <w:tc>
-          <w:tcPr>
-            <w:tcBorders>
-              <w:bottom w:val="none" w:sz="0" w:space="0" w:color="000000"/>
-              <w:top w:val="none" w:sz="0" w:space="0" w:color="000000"/>
-              <w:left w:val="none" w:sz="0" w:space="0" w:color="000000"/>
-              <w:right w:val="none" w:sz="0" w:space="0" w:color="000000"/>
-            </w:tcBorders>
-            <w:shd w:val="clear" w:color="auto" w:fill="FFFFFF"/>
-            <w:tcMar>
-              <w:top w:w="0" w:type="dxa"/>
-              <w:bottom w:w="0" w:type="dxa"/>
-              <w:left w:w="0" w:type="dxa"/>
-              <w:right w:w="0" w:type="dxa"/>
-            </w:tcMar>
-            <w:vAlign w:val="center"/>
-          </w:tcPr>
-          <w:p>
-            <w:pPr>
-              <w:jc w:val="center"/>
-              <w:pBdr>
-                <w:bottom w:val="none" w:sz="0" w:space="0" w:color="000000"/>
-                <w:top w:val="none" w:sz="0" w:space="0" w:color="000000"/>
-                <w:left w:val="none" w:sz="0" w:space="0" w:color="000000"/>
-                <w:right w:val="none" w:sz="0" w:space="0" w:color="000000"/>
-              </w:pBdr>
-              <w:spacing w:after="100" w:before="100" w:line="240"/>
-              <w:ind w:left="100" w:right="100" w:firstLine="0" w:firstLineChars="0"/>
-              <w:rPr>
-                <w:rFonts w:ascii="Arial" w:hAnsi="Arial" w:eastAsia="Arial" w:cs="Arial"/>
-                <w:i w:val="false"/>
-                <w:b w:val="false"/>
-                <w:u w:val="none"/>
-                <w:sz w:val="22"/>
-                <w:szCs w:val="22"/>
-                <w:color w:val="000000"/>
-              </w:rPr>
-            </w:pPr>
-            <w:r>
-              <w:rPr>
-                <w:rFonts w:ascii="Arial" w:hAnsi="Arial" w:eastAsia="Arial" w:cs="Arial"/>
-                <w:i w:val="false"/>
-                <w:b w:val="false"/>
-                <w:u w:val="none"/>
-                <w:sz w:val="22"/>
-                <w:szCs w:val="22"/>
-                <w:color w:val="000000"/>
-              </w:rPr>
-              <w:t xml:space="preserve">0.6154</w:t>
-            </w:r>
-          </w:p>
-        </w:tc>
-        <w:tc>
-          <w:tcPr>
-            <w:tcBorders>
-              <w:bottom w:val="none" w:sz="0" w:space="0" w:color="000000"/>
-              <w:top w:val="none" w:sz="0" w:space="0" w:color="000000"/>
-              <w:left w:val="none" w:sz="0" w:space="0" w:color="000000"/>
-              <w:right w:val="none" w:sz="0" w:space="0" w:color="000000"/>
-            </w:tcBorders>
-            <w:shd w:val="clear" w:color="auto" w:fill="FFFFFF"/>
-            <w:tcMar>
-              <w:top w:w="0" w:type="dxa"/>
-              <w:bottom w:w="0" w:type="dxa"/>
-              <w:left w:w="0" w:type="dxa"/>
-              <w:right w:w="0" w:type="dxa"/>
-            </w:tcMar>
-            <w:vAlign w:val="center"/>
-          </w:tcPr>
-          <w:p>
-            <w:pPr>
-              <w:jc w:val="center"/>
-              <w:pBdr>
-                <w:bottom w:val="none" w:sz="0" w:space="0" w:color="000000"/>
-                <w:top w:val="none" w:sz="0" w:space="0" w:color="000000"/>
-                <w:left w:val="none" w:sz="0" w:space="0" w:color="000000"/>
-                <w:right w:val="none" w:sz="0" w:space="0" w:color="000000"/>
-              </w:pBdr>
-              <w:spacing w:after="100" w:before="100" w:line="240"/>
-              <w:ind w:left="100" w:right="100" w:firstLine="0" w:firstLineChars="0"/>
-              <w:rPr>
-                <w:rFonts w:ascii="Arial" w:hAnsi="Arial" w:eastAsia="Arial" w:cs="Arial"/>
-                <w:i w:val="false"/>
-                <w:b w:val="false"/>
-                <w:u w:val="none"/>
-                <w:sz w:val="22"/>
-                <w:szCs w:val="22"/>
-                <w:color w:val="000000"/>
-              </w:rPr>
-            </w:pPr>
-            <w:r>
-              <w:rPr>
-                <w:rFonts w:ascii="Arial" w:hAnsi="Arial" w:eastAsia="Arial" w:cs="Arial"/>
-                <w:i w:val="false"/>
-                <w:b w:val="false"/>
-                <w:u w:val="none"/>
-                <w:sz w:val="22"/>
-                <w:szCs w:val="22"/>
-                <w:color w:val="000000"/>
-              </w:rPr>
-              <w:t xml:space="preserve">3.63</w:t>
-            </w:r>
-          </w:p>
-        </w:tc>
-        <w:tc>
-          <w:tcPr>
-            <w:tcBorders>
-              <w:bottom w:val="none" w:sz="0" w:space="0" w:color="000000"/>
-              <w:top w:val="none" w:sz="0" w:space="0" w:color="000000"/>
-              <w:left w:val="none" w:sz="0" w:space="0" w:color="000000"/>
-              <w:right w:val="none" w:sz="0" w:space="0" w:color="000000"/>
-            </w:tcBorders>
-            <w:shd w:val="clear" w:color="auto" w:fill="FFFFFF"/>
-            <w:tcMar>
-              <w:top w:w="0" w:type="dxa"/>
-              <w:bottom w:w="0" w:type="dxa"/>
-              <w:left w:w="0" w:type="dxa"/>
-              <w:right w:w="0" w:type="dxa"/>
-            </w:tcMar>
-            <w:vAlign w:val="center"/>
-          </w:tcPr>
-          <w:p>
-            <w:pPr>
-              <w:jc w:val="center"/>
-              <w:pBdr>
-                <w:bottom w:val="none" w:sz="0" w:space="0" w:color="000000"/>
-                <w:top w:val="none" w:sz="0" w:space="0" w:color="000000"/>
-                <w:left w:val="none" w:sz="0" w:space="0" w:color="000000"/>
-                <w:right w:val="none" w:sz="0" w:space="0" w:color="000000"/>
-              </w:pBdr>
-              <w:spacing w:after="100" w:before="100" w:line="240"/>
-              <w:ind w:left="100" w:right="100" w:firstLine="0" w:firstLineChars="0"/>
-              <w:rPr>
-                <w:rFonts w:ascii="Arial" w:hAnsi="Arial" w:eastAsia="Arial" w:cs="Arial"/>
-                <w:i w:val="false"/>
-                <w:b w:val="false"/>
-                <w:u w:val="none"/>
-                <w:sz w:val="22"/>
-                <w:szCs w:val="22"/>
-                <w:color w:val="000000"/>
-              </w:rPr>
-            </w:pPr>
-            <w:r>
-              <w:rPr>
-                <w:rFonts w:ascii="Arial" w:hAnsi="Arial" w:eastAsia="Arial" w:cs="Arial"/>
-                <w:i w:val="false"/>
-                <w:b w:val="false"/>
-                <w:u w:val="none"/>
-                <w:sz w:val="22"/>
-                <w:szCs w:val="22"/>
-                <w:color w:val="000000"/>
-              </w:rPr>
-              <w:t xml:space="preserve">0.0004</w:t>
-            </w:r>
-          </w:p>
-        </w:tc>
-        <w:tc>
-          <w:tcPr>
-            <w:tcBorders>
-              <w:bottom w:val="none" w:sz="0" w:space="0" w:color="000000"/>
-              <w:top w:val="none" w:sz="0" w:space="0" w:color="000000"/>
-              <w:left w:val="none" w:sz="0" w:space="0" w:color="000000"/>
-              <w:right w:val="none" w:sz="0" w:space="0" w:color="000000"/>
-            </w:tcBorders>
-            <w:shd w:val="clear" w:color="auto" w:fill="FFFFFF"/>
-            <w:tcMar>
-              <w:top w:w="0" w:type="dxa"/>
-              <w:bottom w:w="0" w:type="dxa"/>
-              <w:left w:w="0" w:type="dxa"/>
-              <w:right w:w="0" w:type="dxa"/>
-            </w:tcMar>
-            <w:vAlign w:val="center"/>
-          </w:tcPr>
-          <w:p>
-            <w:pPr>
-              <w:jc w:val="center"/>
-              <w:pBdr>
-                <w:bottom w:val="none" w:sz="0" w:space="0" w:color="000000"/>
-                <w:top w:val="none" w:sz="0" w:space="0" w:color="000000"/>
-                <w:left w:val="none" w:sz="0" w:space="0" w:color="000000"/>
-                <w:right w:val="none" w:sz="0" w:space="0" w:color="000000"/>
-              </w:pBdr>
-              <w:spacing w:after="100" w:before="100" w:line="240"/>
-              <w:ind w:left="100" w:right="100" w:firstLine="0" w:firstLineChars="0"/>
-              <w:rPr>
-                <w:rFonts w:ascii="Arial" w:hAnsi="Arial" w:eastAsia="Arial" w:cs="Arial"/>
-                <w:i w:val="false"/>
-                <w:b w:val="false"/>
-                <w:u w:val="none"/>
-                <w:sz w:val="22"/>
-                <w:szCs w:val="22"/>
-                <w:color w:val="000000"/>
-              </w:rPr>
-            </w:pPr>
-            <w:r>
-              <w:rPr>
-                <w:rFonts w:ascii="Arial" w:hAnsi="Arial" w:eastAsia="Arial" w:cs="Arial"/>
-                <w:i w:val="false"/>
-                <w:b w:val="false"/>
-                <w:u w:val="none"/>
-                <w:sz w:val="22"/>
-                <w:szCs w:val="22"/>
-                <w:color w:val="000000"/>
-              </w:rPr>
-              <w:t xml:space="preserve">-0.79</w:t>
-            </w:r>
-          </w:p>
-        </w:tc>
-        <w:tc>
-          <w:tcPr>
-            <w:tcBorders>
-              <w:bottom w:val="none" w:sz="0" w:space="0" w:color="000000"/>
-              <w:top w:val="none" w:sz="0" w:space="0" w:color="000000"/>
-              <w:left w:val="none" w:sz="0" w:space="0" w:color="000000"/>
-              <w:right w:val="none" w:sz="0" w:space="0" w:color="000000"/>
-            </w:tcBorders>
-            <w:shd w:val="clear" w:color="auto" w:fill="FFFFFF"/>
-            <w:tcMar>
-              <w:top w:w="0" w:type="dxa"/>
-              <w:bottom w:w="0" w:type="dxa"/>
-              <w:left w:w="0" w:type="dxa"/>
-              <w:right w:w="0" w:type="dxa"/>
-            </w:tcMar>
-            <w:vAlign w:val="center"/>
-          </w:tcPr>
-          <w:p>
-            <w:pPr>
-              <w:jc w:val="center"/>
-              <w:pBdr>
-                <w:bottom w:val="none" w:sz="0" w:space="0" w:color="000000"/>
-                <w:top w:val="none" w:sz="0" w:space="0" w:color="000000"/>
-                <w:left w:val="none" w:sz="0" w:space="0" w:color="000000"/>
-                <w:right w:val="none" w:sz="0" w:space="0" w:color="000000"/>
-              </w:pBdr>
-              <w:spacing w:after="100" w:before="100" w:line="240"/>
-              <w:ind w:left="100" w:right="100" w:firstLine="0" w:firstLineChars="0"/>
-              <w:rPr>
-                <w:rFonts w:ascii="Arial" w:hAnsi="Arial" w:eastAsia="Arial" w:cs="Arial"/>
-                <w:i w:val="false"/>
-                <w:b w:val="false"/>
-                <w:u w:val="none"/>
-                <w:sz w:val="22"/>
-                <w:szCs w:val="22"/>
-                <w:color w:val="000000"/>
-              </w:rPr>
-            </w:pPr>
-            <w:r>
-              <w:rPr>
-                <w:rFonts w:ascii="Arial" w:hAnsi="Arial" w:eastAsia="Arial" w:cs="Arial"/>
-                <w:i w:val="false"/>
-                <w:b w:val="false"/>
-                <w:u w:val="none"/>
-                <w:sz w:val="22"/>
-                <w:szCs w:val="22"/>
-                <w:color w:val="000000"/>
-              </w:rPr>
-              <w:t xml:space="preserve">0.4312</w:t>
+              <w:t xml:space="preserve">-1.45</w:t>
+            </w:r>
+          </w:p>
+        </w:tc>
+        <w:tc>
+          <w:tcPr>
+            <w:tcBorders>
+              <w:bottom w:val="none" w:sz="0" w:space="0" w:color="000000"/>
+              <w:top w:val="none" w:sz="0" w:space="0" w:color="000000"/>
+              <w:left w:val="none" w:sz="0" w:space="0" w:color="000000"/>
+              <w:right w:val="none" w:sz="0" w:space="0" w:color="000000"/>
+            </w:tcBorders>
+            <w:shd w:val="clear" w:color="auto" w:fill="FFFFFF"/>
+            <w:tcMar>
+              <w:top w:w="0" w:type="dxa"/>
+              <w:bottom w:w="0" w:type="dxa"/>
+              <w:left w:w="0" w:type="dxa"/>
+              <w:right w:w="0" w:type="dxa"/>
+            </w:tcMar>
+            <w:vAlign w:val="center"/>
+          </w:tcPr>
+          <w:p>
+            <w:pPr>
+              <w:jc w:val="center"/>
+              <w:pBdr>
+                <w:bottom w:val="none" w:sz="0" w:space="0" w:color="000000"/>
+                <w:top w:val="none" w:sz="0" w:space="0" w:color="000000"/>
+                <w:left w:val="none" w:sz="0" w:space="0" w:color="000000"/>
+                <w:right w:val="none" w:sz="0" w:space="0" w:color="000000"/>
+              </w:pBdr>
+              <w:spacing w:after="100" w:before="100" w:line="240"/>
+              <w:ind w:left="100" w:right="100" w:firstLine="0" w:firstLineChars="0"/>
+              <w:rPr>
+                <w:rFonts w:ascii="Arial" w:hAnsi="Arial" w:eastAsia="Arial" w:cs="Arial"/>
+                <w:i w:val="false"/>
+                <w:b w:val="false"/>
+                <w:u w:val="none"/>
+                <w:sz w:val="22"/>
+                <w:szCs w:val="22"/>
+                <w:color w:val="000000"/>
+              </w:rPr>
+            </w:pPr>
+            <w:r>
+              <w:rPr>
+                <w:rFonts w:ascii="Arial" w:hAnsi="Arial" w:eastAsia="Arial" w:cs="Arial"/>
+                <w:i w:val="false"/>
+                <w:b w:val="false"/>
+                <w:u w:val="none"/>
+                <w:sz w:val="22"/>
+                <w:szCs w:val="22"/>
+                <w:color w:val="000000"/>
+              </w:rPr>
+              <w:t xml:space="preserve">0.1497</w:t>
+            </w:r>
+          </w:p>
+        </w:tc>
+        <w:tc>
+          <w:tcPr>
+            <w:tcBorders>
+              <w:bottom w:val="none" w:sz="0" w:space="0" w:color="000000"/>
+              <w:top w:val="none" w:sz="0" w:space="0" w:color="000000"/>
+              <w:left w:val="none" w:sz="0" w:space="0" w:color="000000"/>
+              <w:right w:val="none" w:sz="0" w:space="0" w:color="000000"/>
+            </w:tcBorders>
+            <w:shd w:val="clear" w:color="auto" w:fill="FFFFFF"/>
+            <w:tcMar>
+              <w:top w:w="0" w:type="dxa"/>
+              <w:bottom w:w="0" w:type="dxa"/>
+              <w:left w:w="0" w:type="dxa"/>
+              <w:right w:w="0" w:type="dxa"/>
+            </w:tcMar>
+            <w:vAlign w:val="center"/>
+          </w:tcPr>
+          <w:p>
+            <w:pPr>
+              <w:jc w:val="center"/>
+              <w:pBdr>
+                <w:bottom w:val="none" w:sz="0" w:space="0" w:color="000000"/>
+                <w:top w:val="none" w:sz="0" w:space="0" w:color="000000"/>
+                <w:left w:val="none" w:sz="0" w:space="0" w:color="000000"/>
+                <w:right w:val="none" w:sz="0" w:space="0" w:color="000000"/>
+              </w:pBdr>
+              <w:spacing w:after="100" w:before="100" w:line="240"/>
+              <w:ind w:left="100" w:right="100" w:firstLine="0" w:firstLineChars="0"/>
+              <w:rPr>
+                <w:rFonts w:ascii="Arial" w:hAnsi="Arial" w:eastAsia="Arial" w:cs="Arial"/>
+                <w:i w:val="false"/>
+                <w:b w:val="false"/>
+                <w:u w:val="none"/>
+                <w:sz w:val="22"/>
+                <w:szCs w:val="22"/>
+                <w:color w:val="000000"/>
+              </w:rPr>
+            </w:pPr>
+            <w:r>
+              <w:rPr>
+                <w:rFonts w:ascii="Arial" w:hAnsi="Arial" w:eastAsia="Arial" w:cs="Arial"/>
+                <w:i w:val="false"/>
+                <w:b w:val="false"/>
+                <w:u w:val="none"/>
+                <w:sz w:val="22"/>
+                <w:szCs w:val="22"/>
+                <w:color w:val="000000"/>
+              </w:rPr>
+              <w:t xml:space="preserve">4.49</w:t>
+            </w:r>
+          </w:p>
+        </w:tc>
+        <w:tc>
+          <w:tcPr>
+            <w:tcBorders>
+              <w:bottom w:val="none" w:sz="0" w:space="0" w:color="000000"/>
+              <w:top w:val="none" w:sz="0" w:space="0" w:color="000000"/>
+              <w:left w:val="none" w:sz="0" w:space="0" w:color="000000"/>
+              <w:right w:val="none" w:sz="0" w:space="0" w:color="000000"/>
+            </w:tcBorders>
+            <w:shd w:val="clear" w:color="auto" w:fill="FFFFFF"/>
+            <w:tcMar>
+              <w:top w:w="0" w:type="dxa"/>
+              <w:bottom w:w="0" w:type="dxa"/>
+              <w:left w:w="0" w:type="dxa"/>
+              <w:right w:w="0" w:type="dxa"/>
+            </w:tcMar>
+            <w:vAlign w:val="center"/>
+          </w:tcPr>
+          <w:p>
+            <w:pPr>
+              <w:jc w:val="center"/>
+              <w:pBdr>
+                <w:bottom w:val="none" w:sz="0" w:space="0" w:color="000000"/>
+                <w:top w:val="none" w:sz="0" w:space="0" w:color="000000"/>
+                <w:left w:val="none" w:sz="0" w:space="0" w:color="000000"/>
+                <w:right w:val="none" w:sz="0" w:space="0" w:color="000000"/>
+              </w:pBdr>
+              <w:spacing w:after="100" w:before="100" w:line="240"/>
+              <w:ind w:left="100" w:right="100" w:firstLine="0" w:firstLineChars="0"/>
+              <w:rPr>
+                <w:rFonts w:ascii="Arial" w:hAnsi="Arial" w:eastAsia="Arial" w:cs="Arial"/>
+                <w:i w:val="false"/>
+                <w:b w:val="false"/>
+                <w:u w:val="none"/>
+                <w:sz w:val="22"/>
+                <w:szCs w:val="22"/>
+                <w:color w:val="000000"/>
+              </w:rPr>
+            </w:pPr>
+            <w:r>
+              <w:rPr>
+                <w:rFonts w:ascii="Arial" w:hAnsi="Arial" w:eastAsia="Arial" w:cs="Arial"/>
+                <w:i w:val="false"/>
+                <w:b w:val="false"/>
+                <w:u w:val="none"/>
+                <w:sz w:val="22"/>
+                <w:szCs w:val="22"/>
+                <w:color w:val="000000"/>
+              </w:rPr>
+              <w:t xml:space="preserve">0.0000</w:t>
+            </w:r>
+          </w:p>
+        </w:tc>
+        <w:tc>
+          <w:tcPr>
+            <w:tcBorders>
+              <w:bottom w:val="none" w:sz="0" w:space="0" w:color="000000"/>
+              <w:top w:val="none" w:sz="0" w:space="0" w:color="000000"/>
+              <w:left w:val="none" w:sz="0" w:space="0" w:color="000000"/>
+              <w:right w:val="none" w:sz="0" w:space="0" w:color="000000"/>
+            </w:tcBorders>
+            <w:shd w:val="clear" w:color="auto" w:fill="FFFFFF"/>
+            <w:tcMar>
+              <w:top w:w="0" w:type="dxa"/>
+              <w:bottom w:w="0" w:type="dxa"/>
+              <w:left w:w="0" w:type="dxa"/>
+              <w:right w:w="0" w:type="dxa"/>
+            </w:tcMar>
+            <w:vAlign w:val="center"/>
+          </w:tcPr>
+          <w:p>
+            <w:pPr>
+              <w:jc w:val="center"/>
+              <w:pBdr>
+                <w:bottom w:val="none" w:sz="0" w:space="0" w:color="000000"/>
+                <w:top w:val="none" w:sz="0" w:space="0" w:color="000000"/>
+                <w:left w:val="none" w:sz="0" w:space="0" w:color="000000"/>
+                <w:right w:val="none" w:sz="0" w:space="0" w:color="000000"/>
+              </w:pBdr>
+              <w:spacing w:after="100" w:before="100" w:line="240"/>
+              <w:ind w:left="100" w:right="100" w:firstLine="0" w:firstLineChars="0"/>
+              <w:rPr>
+                <w:rFonts w:ascii="Arial" w:hAnsi="Arial" w:eastAsia="Arial" w:cs="Arial"/>
+                <w:i w:val="false"/>
+                <w:b w:val="false"/>
+                <w:u w:val="none"/>
+                <w:sz w:val="22"/>
+                <w:szCs w:val="22"/>
+                <w:color w:val="000000"/>
+              </w:rPr>
+            </w:pPr>
+            <w:r>
+              <w:rPr>
+                <w:rFonts w:ascii="Arial" w:hAnsi="Arial" w:eastAsia="Arial" w:cs="Arial"/>
+                <w:i w:val="false"/>
+                <w:b w:val="false"/>
+                <w:u w:val="none"/>
+                <w:sz w:val="22"/>
+                <w:szCs w:val="22"/>
+                <w:color w:val="000000"/>
+              </w:rPr>
+              <w:t xml:space="preserve">-0.98</w:t>
+            </w:r>
+          </w:p>
+        </w:tc>
+        <w:tc>
+          <w:tcPr>
+            <w:tcBorders>
+              <w:bottom w:val="none" w:sz="0" w:space="0" w:color="000000"/>
+              <w:top w:val="none" w:sz="0" w:space="0" w:color="000000"/>
+              <w:left w:val="none" w:sz="0" w:space="0" w:color="000000"/>
+              <w:right w:val="none" w:sz="0" w:space="0" w:color="000000"/>
+            </w:tcBorders>
+            <w:shd w:val="clear" w:color="auto" w:fill="FFFFFF"/>
+            <w:tcMar>
+              <w:top w:w="0" w:type="dxa"/>
+              <w:bottom w:w="0" w:type="dxa"/>
+              <w:left w:w="0" w:type="dxa"/>
+              <w:right w:w="0" w:type="dxa"/>
+            </w:tcMar>
+            <w:vAlign w:val="center"/>
+          </w:tcPr>
+          <w:p>
+            <w:pPr>
+              <w:jc w:val="center"/>
+              <w:pBdr>
+                <w:bottom w:val="none" w:sz="0" w:space="0" w:color="000000"/>
+                <w:top w:val="none" w:sz="0" w:space="0" w:color="000000"/>
+                <w:left w:val="none" w:sz="0" w:space="0" w:color="000000"/>
+                <w:right w:val="none" w:sz="0" w:space="0" w:color="000000"/>
+              </w:pBdr>
+              <w:spacing w:after="100" w:before="100" w:line="240"/>
+              <w:ind w:left="100" w:right="100" w:firstLine="0" w:firstLineChars="0"/>
+              <w:rPr>
+                <w:rFonts w:ascii="Arial" w:hAnsi="Arial" w:eastAsia="Arial" w:cs="Arial"/>
+                <w:i w:val="false"/>
+                <w:b w:val="false"/>
+                <w:u w:val="none"/>
+                <w:sz w:val="22"/>
+                <w:szCs w:val="22"/>
+                <w:color w:val="000000"/>
+              </w:rPr>
+            </w:pPr>
+            <w:r>
+              <w:rPr>
+                <w:rFonts w:ascii="Arial" w:hAnsi="Arial" w:eastAsia="Arial" w:cs="Arial"/>
+                <w:i w:val="false"/>
+                <w:b w:val="false"/>
+                <w:u w:val="none"/>
+                <w:sz w:val="22"/>
+                <w:szCs w:val="22"/>
+                <w:color w:val="000000"/>
+              </w:rPr>
+              <w:t xml:space="preserve">0.3326</w:t>
             </w:r>
           </w:p>
         </w:tc>
@@ -1999,215 +1999,215 @@
                 <w:szCs w:val="22"/>
                 <w:color w:val="000000"/>
               </w:rPr>
-              <w:t xml:space="preserve">0.72</w:t>
-            </w:r>
-          </w:p>
-        </w:tc>
-        <w:tc>
-          <w:tcPr>
-            <w:tcBorders>
-              <w:bottom w:val="none" w:sz="0" w:space="0" w:color="000000"/>
-              <w:top w:val="none" w:sz="0" w:space="0" w:color="000000"/>
-              <w:left w:val="none" w:sz="0" w:space="0" w:color="000000"/>
-              <w:right w:val="none" w:sz="0" w:space="0" w:color="000000"/>
-            </w:tcBorders>
-            <w:shd w:val="clear" w:color="auto" w:fill="FFFFFF"/>
-            <w:tcMar>
-              <w:top w:w="0" w:type="dxa"/>
-              <w:bottom w:w="0" w:type="dxa"/>
-              <w:left w:w="0" w:type="dxa"/>
-              <w:right w:w="0" w:type="dxa"/>
-            </w:tcMar>
-            <w:vAlign w:val="center"/>
-          </w:tcPr>
-          <w:p>
-            <w:pPr>
-              <w:jc w:val="center"/>
-              <w:pBdr>
-                <w:bottom w:val="none" w:sz="0" w:space="0" w:color="000000"/>
-                <w:top w:val="none" w:sz="0" w:space="0" w:color="000000"/>
-                <w:left w:val="none" w:sz="0" w:space="0" w:color="000000"/>
-                <w:right w:val="none" w:sz="0" w:space="0" w:color="000000"/>
-              </w:pBdr>
-              <w:spacing w:after="100" w:before="100" w:line="240"/>
-              <w:ind w:left="100" w:right="100" w:firstLine="0" w:firstLineChars="0"/>
-              <w:rPr>
-                <w:rFonts w:ascii="Arial" w:hAnsi="Arial" w:eastAsia="Arial" w:cs="Arial"/>
-                <w:i w:val="false"/>
-                <w:b w:val="false"/>
-                <w:u w:val="none"/>
-                <w:sz w:val="22"/>
-                <w:szCs w:val="22"/>
-                <w:color w:val="000000"/>
-              </w:rPr>
-            </w:pPr>
-            <w:r>
-              <w:rPr>
-                <w:rFonts w:ascii="Arial" w:hAnsi="Arial" w:eastAsia="Arial" w:cs="Arial"/>
-                <w:i w:val="false"/>
-                <w:b w:val="false"/>
-                <w:u w:val="none"/>
-                <w:sz w:val="22"/>
-                <w:szCs w:val="22"/>
-                <w:color w:val="000000"/>
-              </w:rPr>
-              <w:t xml:space="preserve">0.4738</w:t>
-            </w:r>
-          </w:p>
-        </w:tc>
-        <w:tc>
-          <w:tcPr>
-            <w:tcBorders>
-              <w:bottom w:val="none" w:sz="0" w:space="0" w:color="000000"/>
-              <w:top w:val="none" w:sz="0" w:space="0" w:color="000000"/>
-              <w:left w:val="none" w:sz="0" w:space="0" w:color="000000"/>
-              <w:right w:val="none" w:sz="0" w:space="0" w:color="000000"/>
-            </w:tcBorders>
-            <w:shd w:val="clear" w:color="auto" w:fill="FFFFFF"/>
-            <w:tcMar>
-              <w:top w:w="0" w:type="dxa"/>
-              <w:bottom w:w="0" w:type="dxa"/>
-              <w:left w:w="0" w:type="dxa"/>
-              <w:right w:w="0" w:type="dxa"/>
-            </w:tcMar>
-            <w:vAlign w:val="center"/>
-          </w:tcPr>
-          <w:p>
-            <w:pPr>
-              <w:jc w:val="center"/>
-              <w:pBdr>
-                <w:bottom w:val="none" w:sz="0" w:space="0" w:color="000000"/>
-                <w:top w:val="none" w:sz="0" w:space="0" w:color="000000"/>
-                <w:left w:val="none" w:sz="0" w:space="0" w:color="000000"/>
-                <w:right w:val="none" w:sz="0" w:space="0" w:color="000000"/>
-              </w:pBdr>
-              <w:spacing w:after="100" w:before="100" w:line="240"/>
-              <w:ind w:left="100" w:right="100" w:firstLine="0" w:firstLineChars="0"/>
-              <w:rPr>
-                <w:rFonts w:ascii="Arial" w:hAnsi="Arial" w:eastAsia="Arial" w:cs="Arial"/>
-                <w:i w:val="false"/>
-                <w:b w:val="false"/>
-                <w:u w:val="none"/>
-                <w:sz w:val="22"/>
-                <w:szCs w:val="22"/>
-                <w:color w:val="000000"/>
-              </w:rPr>
-            </w:pPr>
-            <w:r>
-              <w:rPr>
-                <w:rFonts w:ascii="Arial" w:hAnsi="Arial" w:eastAsia="Arial" w:cs="Arial"/>
-                <w:i w:val="false"/>
-                <w:b w:val="false"/>
-                <w:u w:val="none"/>
-                <w:sz w:val="22"/>
-                <w:szCs w:val="22"/>
-                <w:color w:val="000000"/>
-              </w:rPr>
-              <w:t xml:space="preserve">-2.60</w:t>
-            </w:r>
-          </w:p>
-        </w:tc>
-        <w:tc>
-          <w:tcPr>
-            <w:tcBorders>
-              <w:bottom w:val="none" w:sz="0" w:space="0" w:color="000000"/>
-              <w:top w:val="none" w:sz="0" w:space="0" w:color="000000"/>
-              <w:left w:val="none" w:sz="0" w:space="0" w:color="000000"/>
-              <w:right w:val="none" w:sz="0" w:space="0" w:color="000000"/>
-            </w:tcBorders>
-            <w:shd w:val="clear" w:color="auto" w:fill="FFFFFF"/>
-            <w:tcMar>
-              <w:top w:w="0" w:type="dxa"/>
-              <w:bottom w:w="0" w:type="dxa"/>
-              <w:left w:w="0" w:type="dxa"/>
-              <w:right w:w="0" w:type="dxa"/>
-            </w:tcMar>
-            <w:vAlign w:val="center"/>
-          </w:tcPr>
-          <w:p>
-            <w:pPr>
-              <w:jc w:val="center"/>
-              <w:pBdr>
-                <w:bottom w:val="none" w:sz="0" w:space="0" w:color="000000"/>
-                <w:top w:val="none" w:sz="0" w:space="0" w:color="000000"/>
-                <w:left w:val="none" w:sz="0" w:space="0" w:color="000000"/>
-                <w:right w:val="none" w:sz="0" w:space="0" w:color="000000"/>
-              </w:pBdr>
-              <w:spacing w:after="100" w:before="100" w:line="240"/>
-              <w:ind w:left="100" w:right="100" w:firstLine="0" w:firstLineChars="0"/>
-              <w:rPr>
-                <w:rFonts w:ascii="Arial" w:hAnsi="Arial" w:eastAsia="Arial" w:cs="Arial"/>
-                <w:i w:val="false"/>
-                <w:b w:val="false"/>
-                <w:u w:val="none"/>
-                <w:sz w:val="22"/>
-                <w:szCs w:val="22"/>
-                <w:color w:val="000000"/>
-              </w:rPr>
-            </w:pPr>
-            <w:r>
-              <w:rPr>
-                <w:rFonts w:ascii="Arial" w:hAnsi="Arial" w:eastAsia="Arial" w:cs="Arial"/>
-                <w:i w:val="false"/>
-                <w:b w:val="false"/>
-                <w:u w:val="none"/>
-                <w:sz w:val="22"/>
-                <w:szCs w:val="22"/>
-                <w:color w:val="000000"/>
-              </w:rPr>
-              <w:t xml:space="preserve">0.0101</w:t>
-            </w:r>
-          </w:p>
-        </w:tc>
-        <w:tc>
-          <w:tcPr>
-            <w:tcBorders>
-              <w:bottom w:val="none" w:sz="0" w:space="0" w:color="000000"/>
-              <w:top w:val="none" w:sz="0" w:space="0" w:color="000000"/>
-              <w:left w:val="none" w:sz="0" w:space="0" w:color="000000"/>
-              <w:right w:val="none" w:sz="0" w:space="0" w:color="000000"/>
-            </w:tcBorders>
-            <w:shd w:val="clear" w:color="auto" w:fill="FFFFFF"/>
-            <w:tcMar>
-              <w:top w:w="0" w:type="dxa"/>
-              <w:bottom w:w="0" w:type="dxa"/>
-              <w:left w:w="0" w:type="dxa"/>
-              <w:right w:w="0" w:type="dxa"/>
-            </w:tcMar>
-            <w:vAlign w:val="center"/>
-          </w:tcPr>
-          <w:p>
-            <w:pPr>
-              <w:jc w:val="center"/>
-              <w:pBdr>
-                <w:bottom w:val="none" w:sz="0" w:space="0" w:color="000000"/>
-                <w:top w:val="none" w:sz="0" w:space="0" w:color="000000"/>
-                <w:left w:val="none" w:sz="0" w:space="0" w:color="000000"/>
-                <w:right w:val="none" w:sz="0" w:space="0" w:color="000000"/>
-              </w:pBdr>
-              <w:spacing w:after="100" w:before="100" w:line="240"/>
-              <w:ind w:left="100" w:right="100" w:firstLine="0" w:firstLineChars="0"/>
-              <w:rPr>
-                <w:rFonts w:ascii="Arial" w:hAnsi="Arial" w:eastAsia="Arial" w:cs="Arial"/>
-                <w:i w:val="false"/>
-                <w:b w:val="false"/>
-                <w:u w:val="none"/>
-                <w:sz w:val="22"/>
-                <w:szCs w:val="22"/>
-                <w:color w:val="000000"/>
-              </w:rPr>
-            </w:pPr>
-            <w:r>
-              <w:rPr>
-                <w:rFonts w:ascii="Arial" w:hAnsi="Arial" w:eastAsia="Arial" w:cs="Arial"/>
-                <w:i w:val="false"/>
-                <w:b w:val="false"/>
-                <w:u w:val="none"/>
-                <w:sz w:val="22"/>
-                <w:szCs w:val="22"/>
-                <w:color w:val="000000"/>
-              </w:rPr>
-              <w:t xml:space="preserve">9.79</w:t>
+              <w:t xml:space="preserve">2.00</w:t>
+            </w:r>
+          </w:p>
+        </w:tc>
+        <w:tc>
+          <w:tcPr>
+            <w:tcBorders>
+              <w:bottom w:val="none" w:sz="0" w:space="0" w:color="000000"/>
+              <w:top w:val="none" w:sz="0" w:space="0" w:color="000000"/>
+              <w:left w:val="none" w:sz="0" w:space="0" w:color="000000"/>
+              <w:right w:val="none" w:sz="0" w:space="0" w:color="000000"/>
+            </w:tcBorders>
+            <w:shd w:val="clear" w:color="auto" w:fill="FFFFFF"/>
+            <w:tcMar>
+              <w:top w:w="0" w:type="dxa"/>
+              <w:bottom w:w="0" w:type="dxa"/>
+              <w:left w:w="0" w:type="dxa"/>
+              <w:right w:w="0" w:type="dxa"/>
+            </w:tcMar>
+            <w:vAlign w:val="center"/>
+          </w:tcPr>
+          <w:p>
+            <w:pPr>
+              <w:jc w:val="center"/>
+              <w:pBdr>
+                <w:bottom w:val="none" w:sz="0" w:space="0" w:color="000000"/>
+                <w:top w:val="none" w:sz="0" w:space="0" w:color="000000"/>
+                <w:left w:val="none" w:sz="0" w:space="0" w:color="000000"/>
+                <w:right w:val="none" w:sz="0" w:space="0" w:color="000000"/>
+              </w:pBdr>
+              <w:spacing w:after="100" w:before="100" w:line="240"/>
+              <w:ind w:left="100" w:right="100" w:firstLine="0" w:firstLineChars="0"/>
+              <w:rPr>
+                <w:rFonts w:ascii="Arial" w:hAnsi="Arial" w:eastAsia="Arial" w:cs="Arial"/>
+                <w:i w:val="false"/>
+                <w:b w:val="false"/>
+                <w:u w:val="none"/>
+                <w:sz w:val="22"/>
+                <w:szCs w:val="22"/>
+                <w:color w:val="000000"/>
+              </w:rPr>
+            </w:pPr>
+            <w:r>
+              <w:rPr>
+                <w:rFonts w:ascii="Arial" w:hAnsi="Arial" w:eastAsia="Arial" w:cs="Arial"/>
+                <w:i w:val="false"/>
+                <w:b w:val="false"/>
+                <w:u w:val="none"/>
+                <w:sz w:val="22"/>
+                <w:szCs w:val="22"/>
+                <w:color w:val="000000"/>
+              </w:rPr>
+              <w:t xml:space="preserve">0.0466</w:t>
+            </w:r>
+          </w:p>
+        </w:tc>
+        <w:tc>
+          <w:tcPr>
+            <w:tcBorders>
+              <w:bottom w:val="none" w:sz="0" w:space="0" w:color="000000"/>
+              <w:top w:val="none" w:sz="0" w:space="0" w:color="000000"/>
+              <w:left w:val="none" w:sz="0" w:space="0" w:color="000000"/>
+              <w:right w:val="none" w:sz="0" w:space="0" w:color="000000"/>
+            </w:tcBorders>
+            <w:shd w:val="clear" w:color="auto" w:fill="FFFFFF"/>
+            <w:tcMar>
+              <w:top w:w="0" w:type="dxa"/>
+              <w:bottom w:w="0" w:type="dxa"/>
+              <w:left w:w="0" w:type="dxa"/>
+              <w:right w:w="0" w:type="dxa"/>
+            </w:tcMar>
+            <w:vAlign w:val="center"/>
+          </w:tcPr>
+          <w:p>
+            <w:pPr>
+              <w:jc w:val="center"/>
+              <w:pBdr>
+                <w:bottom w:val="none" w:sz="0" w:space="0" w:color="000000"/>
+                <w:top w:val="none" w:sz="0" w:space="0" w:color="000000"/>
+                <w:left w:val="none" w:sz="0" w:space="0" w:color="000000"/>
+                <w:right w:val="none" w:sz="0" w:space="0" w:color="000000"/>
+              </w:pBdr>
+              <w:spacing w:after="100" w:before="100" w:line="240"/>
+              <w:ind w:left="100" w:right="100" w:firstLine="0" w:firstLineChars="0"/>
+              <w:rPr>
+                <w:rFonts w:ascii="Arial" w:hAnsi="Arial" w:eastAsia="Arial" w:cs="Arial"/>
+                <w:i w:val="false"/>
+                <w:b w:val="false"/>
+                <w:u w:val="none"/>
+                <w:sz w:val="22"/>
+                <w:szCs w:val="22"/>
+                <w:color w:val="000000"/>
+              </w:rPr>
+            </w:pPr>
+            <w:r>
+              <w:rPr>
+                <w:rFonts w:ascii="Arial" w:hAnsi="Arial" w:eastAsia="Arial" w:cs="Arial"/>
+                <w:i w:val="false"/>
+                <w:b w:val="false"/>
+                <w:u w:val="none"/>
+                <w:sz w:val="22"/>
+                <w:szCs w:val="22"/>
+                <w:color w:val="000000"/>
+              </w:rPr>
+              <w:t xml:space="preserve">-3.28</w:t>
+            </w:r>
+          </w:p>
+        </w:tc>
+        <w:tc>
+          <w:tcPr>
+            <w:tcBorders>
+              <w:bottom w:val="none" w:sz="0" w:space="0" w:color="000000"/>
+              <w:top w:val="none" w:sz="0" w:space="0" w:color="000000"/>
+              <w:left w:val="none" w:sz="0" w:space="0" w:color="000000"/>
+              <w:right w:val="none" w:sz="0" w:space="0" w:color="000000"/>
+            </w:tcBorders>
+            <w:shd w:val="clear" w:color="auto" w:fill="FFFFFF"/>
+            <w:tcMar>
+              <w:top w:w="0" w:type="dxa"/>
+              <w:bottom w:w="0" w:type="dxa"/>
+              <w:left w:w="0" w:type="dxa"/>
+              <w:right w:w="0" w:type="dxa"/>
+            </w:tcMar>
+            <w:vAlign w:val="center"/>
+          </w:tcPr>
+          <w:p>
+            <w:pPr>
+              <w:jc w:val="center"/>
+              <w:pBdr>
+                <w:bottom w:val="none" w:sz="0" w:space="0" w:color="000000"/>
+                <w:top w:val="none" w:sz="0" w:space="0" w:color="000000"/>
+                <w:left w:val="none" w:sz="0" w:space="0" w:color="000000"/>
+                <w:right w:val="none" w:sz="0" w:space="0" w:color="000000"/>
+              </w:pBdr>
+              <w:spacing w:after="100" w:before="100" w:line="240"/>
+              <w:ind w:left="100" w:right="100" w:firstLine="0" w:firstLineChars="0"/>
+              <w:rPr>
+                <w:rFonts w:ascii="Arial" w:hAnsi="Arial" w:eastAsia="Arial" w:cs="Arial"/>
+                <w:i w:val="false"/>
+                <w:b w:val="false"/>
+                <w:u w:val="none"/>
+                <w:sz w:val="22"/>
+                <w:szCs w:val="22"/>
+                <w:color w:val="000000"/>
+              </w:rPr>
+            </w:pPr>
+            <w:r>
+              <w:rPr>
+                <w:rFonts w:ascii="Arial" w:hAnsi="Arial" w:eastAsia="Arial" w:cs="Arial"/>
+                <w:i w:val="false"/>
+                <w:b w:val="false"/>
+                <w:u w:val="none"/>
+                <w:sz w:val="22"/>
+                <w:szCs w:val="22"/>
+                <w:color w:val="000000"/>
+              </w:rPr>
+              <w:t xml:space="preserve">0.0013</w:t>
+            </w:r>
+          </w:p>
+        </w:tc>
+        <w:tc>
+          <w:tcPr>
+            <w:tcBorders>
+              <w:bottom w:val="none" w:sz="0" w:space="0" w:color="000000"/>
+              <w:top w:val="none" w:sz="0" w:space="0" w:color="000000"/>
+              <w:left w:val="none" w:sz="0" w:space="0" w:color="000000"/>
+              <w:right w:val="none" w:sz="0" w:space="0" w:color="000000"/>
+            </w:tcBorders>
+            <w:shd w:val="clear" w:color="auto" w:fill="FFFFFF"/>
+            <w:tcMar>
+              <w:top w:w="0" w:type="dxa"/>
+              <w:bottom w:w="0" w:type="dxa"/>
+              <w:left w:w="0" w:type="dxa"/>
+              <w:right w:w="0" w:type="dxa"/>
+            </w:tcMar>
+            <w:vAlign w:val="center"/>
+          </w:tcPr>
+          <w:p>
+            <w:pPr>
+              <w:jc w:val="center"/>
+              <w:pBdr>
+                <w:bottom w:val="none" w:sz="0" w:space="0" w:color="000000"/>
+                <w:top w:val="none" w:sz="0" w:space="0" w:color="000000"/>
+                <w:left w:val="none" w:sz="0" w:space="0" w:color="000000"/>
+                <w:right w:val="none" w:sz="0" w:space="0" w:color="000000"/>
+              </w:pBdr>
+              <w:spacing w:after="100" w:before="100" w:line="240"/>
+              <w:ind w:left="100" w:right="100" w:firstLine="0" w:firstLineChars="0"/>
+              <w:rPr>
+                <w:rFonts w:ascii="Arial" w:hAnsi="Arial" w:eastAsia="Arial" w:cs="Arial"/>
+                <w:i w:val="false"/>
+                <w:b w:val="false"/>
+                <w:u w:val="none"/>
+                <w:sz w:val="22"/>
+                <w:szCs w:val="22"/>
+                <w:color w:val="000000"/>
+              </w:rPr>
+            </w:pPr>
+            <w:r>
+              <w:rPr>
+                <w:rFonts w:ascii="Arial" w:hAnsi="Arial" w:eastAsia="Arial" w:cs="Arial"/>
+                <w:i w:val="false"/>
+                <w:b w:val="false"/>
+                <w:u w:val="none"/>
+                <w:sz w:val="22"/>
+                <w:szCs w:val="22"/>
+                <w:color w:val="000000"/>
+              </w:rPr>
+              <w:t xml:space="preserve">10.01</w:t>
             </w:r>
           </w:p>
         </w:tc>
@@ -2369,215 +2369,215 @@
                 <w:szCs w:val="22"/>
                 <w:color w:val="000000"/>
               </w:rPr>
-              <w:t xml:space="preserve">-1.73</w:t>
-            </w:r>
-          </w:p>
-        </w:tc>
-        <w:tc>
-          <w:tcPr>
-            <w:tcBorders>
-              <w:bottom w:val="none" w:sz="0" w:space="0" w:color="000000"/>
-              <w:top w:val="none" w:sz="0" w:space="0" w:color="000000"/>
-              <w:left w:val="none" w:sz="0" w:space="0" w:color="000000"/>
-              <w:right w:val="none" w:sz="0" w:space="0" w:color="000000"/>
-            </w:tcBorders>
-            <w:shd w:val="clear" w:color="auto" w:fill="FFFFFF"/>
-            <w:tcMar>
-              <w:top w:w="0" w:type="dxa"/>
-              <w:bottom w:w="0" w:type="dxa"/>
-              <w:left w:w="0" w:type="dxa"/>
-              <w:right w:w="0" w:type="dxa"/>
-            </w:tcMar>
-            <w:vAlign w:val="center"/>
-          </w:tcPr>
-          <w:p>
-            <w:pPr>
-              <w:jc w:val="center"/>
-              <w:pBdr>
-                <w:bottom w:val="none" w:sz="0" w:space="0" w:color="000000"/>
-                <w:top w:val="none" w:sz="0" w:space="0" w:color="000000"/>
-                <w:left w:val="none" w:sz="0" w:space="0" w:color="000000"/>
-                <w:right w:val="none" w:sz="0" w:space="0" w:color="000000"/>
-              </w:pBdr>
-              <w:spacing w:after="100" w:before="100" w:line="240"/>
-              <w:ind w:left="100" w:right="100" w:firstLine="0" w:firstLineChars="0"/>
-              <w:rPr>
-                <w:rFonts w:ascii="Arial" w:hAnsi="Arial" w:eastAsia="Arial" w:cs="Arial"/>
-                <w:i w:val="false"/>
-                <w:b w:val="false"/>
-                <w:u w:val="none"/>
-                <w:sz w:val="22"/>
-                <w:szCs w:val="22"/>
-                <w:color w:val="000000"/>
-              </w:rPr>
-            </w:pPr>
-            <w:r>
-              <w:rPr>
-                <w:rFonts w:ascii="Arial" w:hAnsi="Arial" w:eastAsia="Arial" w:cs="Arial"/>
-                <w:i w:val="false"/>
-                <w:b w:val="false"/>
-                <w:u w:val="none"/>
-                <w:sz w:val="22"/>
-                <w:szCs w:val="22"/>
-                <w:color w:val="000000"/>
-              </w:rPr>
-              <w:t xml:space="preserve">0.0849</w:t>
-            </w:r>
-          </w:p>
-        </w:tc>
-        <w:tc>
-          <w:tcPr>
-            <w:tcBorders>
-              <w:bottom w:val="none" w:sz="0" w:space="0" w:color="000000"/>
-              <w:top w:val="none" w:sz="0" w:space="0" w:color="000000"/>
-              <w:left w:val="none" w:sz="0" w:space="0" w:color="000000"/>
-              <w:right w:val="none" w:sz="0" w:space="0" w:color="000000"/>
-            </w:tcBorders>
-            <w:shd w:val="clear" w:color="auto" w:fill="FFFFFF"/>
-            <w:tcMar>
-              <w:top w:w="0" w:type="dxa"/>
-              <w:bottom w:w="0" w:type="dxa"/>
-              <w:left w:w="0" w:type="dxa"/>
-              <w:right w:w="0" w:type="dxa"/>
-            </w:tcMar>
-            <w:vAlign w:val="center"/>
-          </w:tcPr>
-          <w:p>
-            <w:pPr>
-              <w:jc w:val="center"/>
-              <w:pBdr>
-                <w:bottom w:val="none" w:sz="0" w:space="0" w:color="000000"/>
-                <w:top w:val="none" w:sz="0" w:space="0" w:color="000000"/>
-                <w:left w:val="none" w:sz="0" w:space="0" w:color="000000"/>
-                <w:right w:val="none" w:sz="0" w:space="0" w:color="000000"/>
-              </w:pBdr>
-              <w:spacing w:after="100" w:before="100" w:line="240"/>
-              <w:ind w:left="100" w:right="100" w:firstLine="0" w:firstLineChars="0"/>
-              <w:rPr>
-                <w:rFonts w:ascii="Arial" w:hAnsi="Arial" w:eastAsia="Arial" w:cs="Arial"/>
-                <w:i w:val="false"/>
-                <w:b w:val="false"/>
-                <w:u w:val="none"/>
-                <w:sz w:val="22"/>
-                <w:szCs w:val="22"/>
-                <w:color w:val="000000"/>
-              </w:rPr>
-            </w:pPr>
-            <w:r>
-              <w:rPr>
-                <w:rFonts w:ascii="Arial" w:hAnsi="Arial" w:eastAsia="Arial" w:cs="Arial"/>
-                <w:i w:val="false"/>
-                <w:b w:val="false"/>
-                <w:u w:val="none"/>
-                <w:sz w:val="22"/>
-                <w:szCs w:val="22"/>
-                <w:color w:val="000000"/>
-              </w:rPr>
-              <w:t xml:space="preserve">1.36</w:t>
-            </w:r>
-          </w:p>
-        </w:tc>
-        <w:tc>
-          <w:tcPr>
-            <w:tcBorders>
-              <w:bottom w:val="none" w:sz="0" w:space="0" w:color="000000"/>
-              <w:top w:val="none" w:sz="0" w:space="0" w:color="000000"/>
-              <w:left w:val="none" w:sz="0" w:space="0" w:color="000000"/>
-              <w:right w:val="none" w:sz="0" w:space="0" w:color="000000"/>
-            </w:tcBorders>
-            <w:shd w:val="clear" w:color="auto" w:fill="FFFFFF"/>
-            <w:tcMar>
-              <w:top w:w="0" w:type="dxa"/>
-              <w:bottom w:w="0" w:type="dxa"/>
-              <w:left w:w="0" w:type="dxa"/>
-              <w:right w:w="0" w:type="dxa"/>
-            </w:tcMar>
-            <w:vAlign w:val="center"/>
-          </w:tcPr>
-          <w:p>
-            <w:pPr>
-              <w:jc w:val="center"/>
-              <w:pBdr>
-                <w:bottom w:val="none" w:sz="0" w:space="0" w:color="000000"/>
-                <w:top w:val="none" w:sz="0" w:space="0" w:color="000000"/>
-                <w:left w:val="none" w:sz="0" w:space="0" w:color="000000"/>
-                <w:right w:val="none" w:sz="0" w:space="0" w:color="000000"/>
-              </w:pBdr>
-              <w:spacing w:after="100" w:before="100" w:line="240"/>
-              <w:ind w:left="100" w:right="100" w:firstLine="0" w:firstLineChars="0"/>
-              <w:rPr>
-                <w:rFonts w:ascii="Arial" w:hAnsi="Arial" w:eastAsia="Arial" w:cs="Arial"/>
-                <w:i w:val="false"/>
-                <w:b w:val="false"/>
-                <w:u w:val="none"/>
-                <w:sz w:val="22"/>
-                <w:szCs w:val="22"/>
-                <w:color w:val="000000"/>
-              </w:rPr>
-            </w:pPr>
-            <w:r>
-              <w:rPr>
-                <w:rFonts w:ascii="Arial" w:hAnsi="Arial" w:eastAsia="Arial" w:cs="Arial"/>
-                <w:i w:val="false"/>
-                <w:b w:val="false"/>
-                <w:u w:val="none"/>
-                <w:sz w:val="22"/>
-                <w:szCs w:val="22"/>
-                <w:color w:val="000000"/>
-              </w:rPr>
-              <w:t xml:space="preserve">0.1740</w:t>
-            </w:r>
-          </w:p>
-        </w:tc>
-        <w:tc>
-          <w:tcPr>
-            <w:tcBorders>
-              <w:bottom w:val="none" w:sz="0" w:space="0" w:color="000000"/>
-              <w:top w:val="none" w:sz="0" w:space="0" w:color="000000"/>
-              <w:left w:val="none" w:sz="0" w:space="0" w:color="000000"/>
-              <w:right w:val="none" w:sz="0" w:space="0" w:color="000000"/>
-            </w:tcBorders>
-            <w:shd w:val="clear" w:color="auto" w:fill="FFFFFF"/>
-            <w:tcMar>
-              <w:top w:w="0" w:type="dxa"/>
-              <w:bottom w:w="0" w:type="dxa"/>
-              <w:left w:w="0" w:type="dxa"/>
-              <w:right w:w="0" w:type="dxa"/>
-            </w:tcMar>
-            <w:vAlign w:val="center"/>
-          </w:tcPr>
-          <w:p>
-            <w:pPr>
-              <w:jc w:val="center"/>
-              <w:pBdr>
-                <w:bottom w:val="none" w:sz="0" w:space="0" w:color="000000"/>
-                <w:top w:val="none" w:sz="0" w:space="0" w:color="000000"/>
-                <w:left w:val="none" w:sz="0" w:space="0" w:color="000000"/>
-                <w:right w:val="none" w:sz="0" w:space="0" w:color="000000"/>
-              </w:pBdr>
-              <w:spacing w:after="100" w:before="100" w:line="240"/>
-              <w:ind w:left="100" w:right="100" w:firstLine="0" w:firstLineChars="0"/>
-              <w:rPr>
-                <w:rFonts w:ascii="Arial" w:hAnsi="Arial" w:eastAsia="Arial" w:cs="Arial"/>
-                <w:i w:val="false"/>
-                <w:b w:val="false"/>
-                <w:u w:val="none"/>
-                <w:sz w:val="22"/>
-                <w:szCs w:val="22"/>
-                <w:color w:val="000000"/>
-              </w:rPr>
-            </w:pPr>
-            <w:r>
-              <w:rPr>
-                <w:rFonts w:ascii="Arial" w:hAnsi="Arial" w:eastAsia="Arial" w:cs="Arial"/>
-                <w:i w:val="false"/>
-                <w:b w:val="false"/>
-                <w:u w:val="none"/>
-                <w:sz w:val="22"/>
-                <w:szCs w:val="22"/>
-                <w:color w:val="000000"/>
-              </w:rPr>
-              <w:t xml:space="preserve">-8.70</w:t>
+              <w:t xml:space="preserve">-1.92</w:t>
+            </w:r>
+          </w:p>
+        </w:tc>
+        <w:tc>
+          <w:tcPr>
+            <w:tcBorders>
+              <w:bottom w:val="none" w:sz="0" w:space="0" w:color="000000"/>
+              <w:top w:val="none" w:sz="0" w:space="0" w:color="000000"/>
+              <w:left w:val="none" w:sz="0" w:space="0" w:color="000000"/>
+              <w:right w:val="none" w:sz="0" w:space="0" w:color="000000"/>
+            </w:tcBorders>
+            <w:shd w:val="clear" w:color="auto" w:fill="FFFFFF"/>
+            <w:tcMar>
+              <w:top w:w="0" w:type="dxa"/>
+              <w:bottom w:w="0" w:type="dxa"/>
+              <w:left w:w="0" w:type="dxa"/>
+              <w:right w:w="0" w:type="dxa"/>
+            </w:tcMar>
+            <w:vAlign w:val="center"/>
+          </w:tcPr>
+          <w:p>
+            <w:pPr>
+              <w:jc w:val="center"/>
+              <w:pBdr>
+                <w:bottom w:val="none" w:sz="0" w:space="0" w:color="000000"/>
+                <w:top w:val="none" w:sz="0" w:space="0" w:color="000000"/>
+                <w:left w:val="none" w:sz="0" w:space="0" w:color="000000"/>
+                <w:right w:val="none" w:sz="0" w:space="0" w:color="000000"/>
+              </w:pBdr>
+              <w:spacing w:after="100" w:before="100" w:line="240"/>
+              <w:ind w:left="100" w:right="100" w:firstLine="0" w:firstLineChars="0"/>
+              <w:rPr>
+                <w:rFonts w:ascii="Arial" w:hAnsi="Arial" w:eastAsia="Arial" w:cs="Arial"/>
+                <w:i w:val="false"/>
+                <w:b w:val="false"/>
+                <w:u w:val="none"/>
+                <w:sz w:val="22"/>
+                <w:szCs w:val="22"/>
+                <w:color w:val="000000"/>
+              </w:rPr>
+            </w:pPr>
+            <w:r>
+              <w:rPr>
+                <w:rFonts w:ascii="Arial" w:hAnsi="Arial" w:eastAsia="Arial" w:cs="Arial"/>
+                <w:i w:val="false"/>
+                <w:b w:val="false"/>
+                <w:u w:val="none"/>
+                <w:sz w:val="22"/>
+                <w:szCs w:val="22"/>
+                <w:color w:val="000000"/>
+              </w:rPr>
+              <w:t xml:space="preserve">0.0559</w:t>
+            </w:r>
+          </w:p>
+        </w:tc>
+        <w:tc>
+          <w:tcPr>
+            <w:tcBorders>
+              <w:bottom w:val="none" w:sz="0" w:space="0" w:color="000000"/>
+              <w:top w:val="none" w:sz="0" w:space="0" w:color="000000"/>
+              <w:left w:val="none" w:sz="0" w:space="0" w:color="000000"/>
+              <w:right w:val="none" w:sz="0" w:space="0" w:color="000000"/>
+            </w:tcBorders>
+            <w:shd w:val="clear" w:color="auto" w:fill="FFFFFF"/>
+            <w:tcMar>
+              <w:top w:w="0" w:type="dxa"/>
+              <w:bottom w:w="0" w:type="dxa"/>
+              <w:left w:w="0" w:type="dxa"/>
+              <w:right w:w="0" w:type="dxa"/>
+            </w:tcMar>
+            <w:vAlign w:val="center"/>
+          </w:tcPr>
+          <w:p>
+            <w:pPr>
+              <w:jc w:val="center"/>
+              <w:pBdr>
+                <w:bottom w:val="none" w:sz="0" w:space="0" w:color="000000"/>
+                <w:top w:val="none" w:sz="0" w:space="0" w:color="000000"/>
+                <w:left w:val="none" w:sz="0" w:space="0" w:color="000000"/>
+                <w:right w:val="none" w:sz="0" w:space="0" w:color="000000"/>
+              </w:pBdr>
+              <w:spacing w:after="100" w:before="100" w:line="240"/>
+              <w:ind w:left="100" w:right="100" w:firstLine="0" w:firstLineChars="0"/>
+              <w:rPr>
+                <w:rFonts w:ascii="Arial" w:hAnsi="Arial" w:eastAsia="Arial" w:cs="Arial"/>
+                <w:i w:val="false"/>
+                <w:b w:val="false"/>
+                <w:u w:val="none"/>
+                <w:sz w:val="22"/>
+                <w:szCs w:val="22"/>
+                <w:color w:val="000000"/>
+              </w:rPr>
+            </w:pPr>
+            <w:r>
+              <w:rPr>
+                <w:rFonts w:ascii="Arial" w:hAnsi="Arial" w:eastAsia="Arial" w:cs="Arial"/>
+                <w:i w:val="false"/>
+                <w:b w:val="false"/>
+                <w:u w:val="none"/>
+                <w:sz w:val="22"/>
+                <w:szCs w:val="22"/>
+                <w:color w:val="000000"/>
+              </w:rPr>
+              <w:t xml:space="preserve">1.59</w:t>
+            </w:r>
+          </w:p>
+        </w:tc>
+        <w:tc>
+          <w:tcPr>
+            <w:tcBorders>
+              <w:bottom w:val="none" w:sz="0" w:space="0" w:color="000000"/>
+              <w:top w:val="none" w:sz="0" w:space="0" w:color="000000"/>
+              <w:left w:val="none" w:sz="0" w:space="0" w:color="000000"/>
+              <w:right w:val="none" w:sz="0" w:space="0" w:color="000000"/>
+            </w:tcBorders>
+            <w:shd w:val="clear" w:color="auto" w:fill="FFFFFF"/>
+            <w:tcMar>
+              <w:top w:w="0" w:type="dxa"/>
+              <w:bottom w:w="0" w:type="dxa"/>
+              <w:left w:w="0" w:type="dxa"/>
+              <w:right w:w="0" w:type="dxa"/>
+            </w:tcMar>
+            <w:vAlign w:val="center"/>
+          </w:tcPr>
+          <w:p>
+            <w:pPr>
+              <w:jc w:val="center"/>
+              <w:pBdr>
+                <w:bottom w:val="none" w:sz="0" w:space="0" w:color="000000"/>
+                <w:top w:val="none" w:sz="0" w:space="0" w:color="000000"/>
+                <w:left w:val="none" w:sz="0" w:space="0" w:color="000000"/>
+                <w:right w:val="none" w:sz="0" w:space="0" w:color="000000"/>
+              </w:pBdr>
+              <w:spacing w:after="100" w:before="100" w:line="240"/>
+              <w:ind w:left="100" w:right="100" w:firstLine="0" w:firstLineChars="0"/>
+              <w:rPr>
+                <w:rFonts w:ascii="Arial" w:hAnsi="Arial" w:eastAsia="Arial" w:cs="Arial"/>
+                <w:i w:val="false"/>
+                <w:b w:val="false"/>
+                <w:u w:val="none"/>
+                <w:sz w:val="22"/>
+                <w:szCs w:val="22"/>
+                <w:color w:val="000000"/>
+              </w:rPr>
+            </w:pPr>
+            <w:r>
+              <w:rPr>
+                <w:rFonts w:ascii="Arial" w:hAnsi="Arial" w:eastAsia="Arial" w:cs="Arial"/>
+                <w:i w:val="false"/>
+                <w:b w:val="false"/>
+                <w:u w:val="none"/>
+                <w:sz w:val="22"/>
+                <w:szCs w:val="22"/>
+                <w:color w:val="000000"/>
+              </w:rPr>
+              <w:t xml:space="preserve">0.1143</w:t>
+            </w:r>
+          </w:p>
+        </w:tc>
+        <w:tc>
+          <w:tcPr>
+            <w:tcBorders>
+              <w:bottom w:val="none" w:sz="0" w:space="0" w:color="000000"/>
+              <w:top w:val="none" w:sz="0" w:space="0" w:color="000000"/>
+              <w:left w:val="none" w:sz="0" w:space="0" w:color="000000"/>
+              <w:right w:val="none" w:sz="0" w:space="0" w:color="000000"/>
+            </w:tcBorders>
+            <w:shd w:val="clear" w:color="auto" w:fill="FFFFFF"/>
+            <w:tcMar>
+              <w:top w:w="0" w:type="dxa"/>
+              <w:bottom w:w="0" w:type="dxa"/>
+              <w:left w:w="0" w:type="dxa"/>
+              <w:right w:w="0" w:type="dxa"/>
+            </w:tcMar>
+            <w:vAlign w:val="center"/>
+          </w:tcPr>
+          <w:p>
+            <w:pPr>
+              <w:jc w:val="center"/>
+              <w:pBdr>
+                <w:bottom w:val="none" w:sz="0" w:space="0" w:color="000000"/>
+                <w:top w:val="none" w:sz="0" w:space="0" w:color="000000"/>
+                <w:left w:val="none" w:sz="0" w:space="0" w:color="000000"/>
+                <w:right w:val="none" w:sz="0" w:space="0" w:color="000000"/>
+              </w:pBdr>
+              <w:spacing w:after="100" w:before="100" w:line="240"/>
+              <w:ind w:left="100" w:right="100" w:firstLine="0" w:firstLineChars="0"/>
+              <w:rPr>
+                <w:rFonts w:ascii="Arial" w:hAnsi="Arial" w:eastAsia="Arial" w:cs="Arial"/>
+                <w:i w:val="false"/>
+                <w:b w:val="false"/>
+                <w:u w:val="none"/>
+                <w:sz w:val="22"/>
+                <w:szCs w:val="22"/>
+                <w:color w:val="000000"/>
+              </w:rPr>
+            </w:pPr>
+            <w:r>
+              <w:rPr>
+                <w:rFonts w:ascii="Arial" w:hAnsi="Arial" w:eastAsia="Arial" w:cs="Arial"/>
+                <w:i w:val="false"/>
+                <w:b w:val="false"/>
+                <w:u w:val="none"/>
+                <w:sz w:val="22"/>
+                <w:szCs w:val="22"/>
+                <w:color w:val="000000"/>
+              </w:rPr>
+              <w:t xml:space="preserve">-8.66</w:t>
             </w:r>
           </w:p>
         </w:tc>
@@ -2739,215 +2739,215 @@
                 <w:szCs w:val="22"/>
                 <w:color w:val="000000"/>
               </w:rPr>
-              <w:t xml:space="preserve">-0.52</w:t>
-            </w:r>
-          </w:p>
-        </w:tc>
-        <w:tc>
-          <w:tcPr>
-            <w:tcBorders>
-              <w:bottom w:val="none" w:sz="0" w:space="0" w:color="000000"/>
-              <w:top w:val="none" w:sz="0" w:space="0" w:color="000000"/>
-              <w:left w:val="none" w:sz="0" w:space="0" w:color="000000"/>
-              <w:right w:val="none" w:sz="0" w:space="0" w:color="000000"/>
-            </w:tcBorders>
-            <w:shd w:val="clear" w:color="auto" w:fill="FFFFFF"/>
-            <w:tcMar>
-              <w:top w:w="0" w:type="dxa"/>
-              <w:bottom w:w="0" w:type="dxa"/>
-              <w:left w:w="0" w:type="dxa"/>
-              <w:right w:w="0" w:type="dxa"/>
-            </w:tcMar>
-            <w:vAlign w:val="center"/>
-          </w:tcPr>
-          <w:p>
-            <w:pPr>
-              <w:jc w:val="center"/>
-              <w:pBdr>
-                <w:bottom w:val="none" w:sz="0" w:space="0" w:color="000000"/>
-                <w:top w:val="none" w:sz="0" w:space="0" w:color="000000"/>
-                <w:left w:val="none" w:sz="0" w:space="0" w:color="000000"/>
-                <w:right w:val="none" w:sz="0" w:space="0" w:color="000000"/>
-              </w:pBdr>
-              <w:spacing w:after="100" w:before="100" w:line="240"/>
-              <w:ind w:left="100" w:right="100" w:firstLine="0" w:firstLineChars="0"/>
-              <w:rPr>
-                <w:rFonts w:ascii="Arial" w:hAnsi="Arial" w:eastAsia="Arial" w:cs="Arial"/>
-                <w:i w:val="false"/>
-                <w:b w:val="false"/>
-                <w:u w:val="none"/>
-                <w:sz w:val="22"/>
-                <w:szCs w:val="22"/>
-                <w:color w:val="000000"/>
-              </w:rPr>
-            </w:pPr>
-            <w:r>
-              <w:rPr>
-                <w:rFonts w:ascii="Arial" w:hAnsi="Arial" w:eastAsia="Arial" w:cs="Arial"/>
-                <w:i w:val="false"/>
-                <w:b w:val="false"/>
-                <w:u w:val="none"/>
-                <w:sz w:val="22"/>
-                <w:szCs w:val="22"/>
-                <w:color w:val="000000"/>
-              </w:rPr>
-              <w:t xml:space="preserve">0.6026</w:t>
-            </w:r>
-          </w:p>
-        </w:tc>
-        <w:tc>
-          <w:tcPr>
-            <w:tcBorders>
-              <w:bottom w:val="none" w:sz="0" w:space="0" w:color="000000"/>
-              <w:top w:val="none" w:sz="0" w:space="0" w:color="000000"/>
-              <w:left w:val="none" w:sz="0" w:space="0" w:color="000000"/>
-              <w:right w:val="none" w:sz="0" w:space="0" w:color="000000"/>
-            </w:tcBorders>
-            <w:shd w:val="clear" w:color="auto" w:fill="FFFFFF"/>
-            <w:tcMar>
-              <w:top w:w="0" w:type="dxa"/>
-              <w:bottom w:w="0" w:type="dxa"/>
-              <w:left w:w="0" w:type="dxa"/>
-              <w:right w:w="0" w:type="dxa"/>
-            </w:tcMar>
-            <w:vAlign w:val="center"/>
-          </w:tcPr>
-          <w:p>
-            <w:pPr>
-              <w:jc w:val="center"/>
-              <w:pBdr>
-                <w:bottom w:val="none" w:sz="0" w:space="0" w:color="000000"/>
-                <w:top w:val="none" w:sz="0" w:space="0" w:color="000000"/>
-                <w:left w:val="none" w:sz="0" w:space="0" w:color="000000"/>
-                <w:right w:val="none" w:sz="0" w:space="0" w:color="000000"/>
-              </w:pBdr>
-              <w:spacing w:after="100" w:before="100" w:line="240"/>
-              <w:ind w:left="100" w:right="100" w:firstLine="0" w:firstLineChars="0"/>
-              <w:rPr>
-                <w:rFonts w:ascii="Arial" w:hAnsi="Arial" w:eastAsia="Arial" w:cs="Arial"/>
-                <w:i w:val="false"/>
-                <w:b w:val="false"/>
-                <w:u w:val="none"/>
-                <w:sz w:val="22"/>
-                <w:szCs w:val="22"/>
-                <w:color w:val="000000"/>
-              </w:rPr>
-            </w:pPr>
-            <w:r>
-              <w:rPr>
-                <w:rFonts w:ascii="Arial" w:hAnsi="Arial" w:eastAsia="Arial" w:cs="Arial"/>
-                <w:i w:val="false"/>
-                <w:b w:val="false"/>
-                <w:u w:val="none"/>
-                <w:sz w:val="22"/>
-                <w:szCs w:val="22"/>
-                <w:color w:val="000000"/>
-              </w:rPr>
-              <w:t xml:space="preserve">1.83</w:t>
-            </w:r>
-          </w:p>
-        </w:tc>
-        <w:tc>
-          <w:tcPr>
-            <w:tcBorders>
-              <w:bottom w:val="none" w:sz="0" w:space="0" w:color="000000"/>
-              <w:top w:val="none" w:sz="0" w:space="0" w:color="000000"/>
-              <w:left w:val="none" w:sz="0" w:space="0" w:color="000000"/>
-              <w:right w:val="none" w:sz="0" w:space="0" w:color="000000"/>
-            </w:tcBorders>
-            <w:shd w:val="clear" w:color="auto" w:fill="FFFFFF"/>
-            <w:tcMar>
-              <w:top w:w="0" w:type="dxa"/>
-              <w:bottom w:w="0" w:type="dxa"/>
-              <w:left w:w="0" w:type="dxa"/>
-              <w:right w:w="0" w:type="dxa"/>
-            </w:tcMar>
-            <w:vAlign w:val="center"/>
-          </w:tcPr>
-          <w:p>
-            <w:pPr>
-              <w:jc w:val="center"/>
-              <w:pBdr>
-                <w:bottom w:val="none" w:sz="0" w:space="0" w:color="000000"/>
-                <w:top w:val="none" w:sz="0" w:space="0" w:color="000000"/>
-                <w:left w:val="none" w:sz="0" w:space="0" w:color="000000"/>
-                <w:right w:val="none" w:sz="0" w:space="0" w:color="000000"/>
-              </w:pBdr>
-              <w:spacing w:after="100" w:before="100" w:line="240"/>
-              <w:ind w:left="100" w:right="100" w:firstLine="0" w:firstLineChars="0"/>
-              <w:rPr>
-                <w:rFonts w:ascii="Arial" w:hAnsi="Arial" w:eastAsia="Arial" w:cs="Arial"/>
-                <w:i w:val="false"/>
-                <w:b w:val="false"/>
-                <w:u w:val="none"/>
-                <w:sz w:val="22"/>
-                <w:szCs w:val="22"/>
-                <w:color w:val="000000"/>
-              </w:rPr>
-            </w:pPr>
-            <w:r>
-              <w:rPr>
-                <w:rFonts w:ascii="Arial" w:hAnsi="Arial" w:eastAsia="Arial" w:cs="Arial"/>
-                <w:i w:val="false"/>
-                <w:b w:val="false"/>
-                <w:u w:val="none"/>
-                <w:sz w:val="22"/>
-                <w:szCs w:val="22"/>
-                <w:color w:val="000000"/>
-              </w:rPr>
-              <w:t xml:space="preserve">0.0682</w:t>
-            </w:r>
-          </w:p>
-        </w:tc>
-        <w:tc>
-          <w:tcPr>
-            <w:tcBorders>
-              <w:bottom w:val="none" w:sz="0" w:space="0" w:color="000000"/>
-              <w:top w:val="none" w:sz="0" w:space="0" w:color="000000"/>
-              <w:left w:val="none" w:sz="0" w:space="0" w:color="000000"/>
-              <w:right w:val="none" w:sz="0" w:space="0" w:color="000000"/>
-            </w:tcBorders>
-            <w:shd w:val="clear" w:color="auto" w:fill="FFFFFF"/>
-            <w:tcMar>
-              <w:top w:w="0" w:type="dxa"/>
-              <w:bottom w:w="0" w:type="dxa"/>
-              <w:left w:w="0" w:type="dxa"/>
-              <w:right w:w="0" w:type="dxa"/>
-            </w:tcMar>
-            <w:vAlign w:val="center"/>
-          </w:tcPr>
-          <w:p>
-            <w:pPr>
-              <w:jc w:val="center"/>
-              <w:pBdr>
-                <w:bottom w:val="none" w:sz="0" w:space="0" w:color="000000"/>
-                <w:top w:val="none" w:sz="0" w:space="0" w:color="000000"/>
-                <w:left w:val="none" w:sz="0" w:space="0" w:color="000000"/>
-                <w:right w:val="none" w:sz="0" w:space="0" w:color="000000"/>
-              </w:pBdr>
-              <w:spacing w:after="100" w:before="100" w:line="240"/>
-              <w:ind w:left="100" w:right="100" w:firstLine="0" w:firstLineChars="0"/>
-              <w:rPr>
-                <w:rFonts w:ascii="Arial" w:hAnsi="Arial" w:eastAsia="Arial" w:cs="Arial"/>
-                <w:i w:val="false"/>
-                <w:b w:val="false"/>
-                <w:u w:val="none"/>
-                <w:sz w:val="22"/>
-                <w:szCs w:val="22"/>
-                <w:color w:val="000000"/>
-              </w:rPr>
-            </w:pPr>
-            <w:r>
-              <w:rPr>
-                <w:rFonts w:ascii="Arial" w:hAnsi="Arial" w:eastAsia="Arial" w:cs="Arial"/>
-                <w:i w:val="false"/>
-                <w:b w:val="false"/>
-                <w:u w:val="none"/>
-                <w:sz w:val="22"/>
-                <w:szCs w:val="22"/>
-                <w:color w:val="000000"/>
-              </w:rPr>
-              <w:t xml:space="preserve">-9.88</w:t>
+              <w:t xml:space="preserve">-1.07</w:t>
+            </w:r>
+          </w:p>
+        </w:tc>
+        <w:tc>
+          <w:tcPr>
+            <w:tcBorders>
+              <w:bottom w:val="none" w:sz="0" w:space="0" w:color="000000"/>
+              <w:top w:val="none" w:sz="0" w:space="0" w:color="000000"/>
+              <w:left w:val="none" w:sz="0" w:space="0" w:color="000000"/>
+              <w:right w:val="none" w:sz="0" w:space="0" w:color="000000"/>
+            </w:tcBorders>
+            <w:shd w:val="clear" w:color="auto" w:fill="FFFFFF"/>
+            <w:tcMar>
+              <w:top w:w="0" w:type="dxa"/>
+              <w:bottom w:w="0" w:type="dxa"/>
+              <w:left w:w="0" w:type="dxa"/>
+              <w:right w:w="0" w:type="dxa"/>
+            </w:tcMar>
+            <w:vAlign w:val="center"/>
+          </w:tcPr>
+          <w:p>
+            <w:pPr>
+              <w:jc w:val="center"/>
+              <w:pBdr>
+                <w:bottom w:val="none" w:sz="0" w:space="0" w:color="000000"/>
+                <w:top w:val="none" w:sz="0" w:space="0" w:color="000000"/>
+                <w:left w:val="none" w:sz="0" w:space="0" w:color="000000"/>
+                <w:right w:val="none" w:sz="0" w:space="0" w:color="000000"/>
+              </w:pBdr>
+              <w:spacing w:after="100" w:before="100" w:line="240"/>
+              <w:ind w:left="100" w:right="100" w:firstLine="0" w:firstLineChars="0"/>
+              <w:rPr>
+                <w:rFonts w:ascii="Arial" w:hAnsi="Arial" w:eastAsia="Arial" w:cs="Arial"/>
+                <w:i w:val="false"/>
+                <w:b w:val="false"/>
+                <w:u w:val="none"/>
+                <w:sz w:val="22"/>
+                <w:szCs w:val="22"/>
+                <w:color w:val="000000"/>
+              </w:rPr>
+            </w:pPr>
+            <w:r>
+              <w:rPr>
+                <w:rFonts w:ascii="Arial" w:hAnsi="Arial" w:eastAsia="Arial" w:cs="Arial"/>
+                <w:i w:val="false"/>
+                <w:b w:val="false"/>
+                <w:u w:val="none"/>
+                <w:sz w:val="22"/>
+                <w:szCs w:val="22"/>
+                <w:color w:val="000000"/>
+              </w:rPr>
+              <w:t xml:space="preserve">0.2839</w:t>
+            </w:r>
+          </w:p>
+        </w:tc>
+        <w:tc>
+          <w:tcPr>
+            <w:tcBorders>
+              <w:bottom w:val="none" w:sz="0" w:space="0" w:color="000000"/>
+              <w:top w:val="none" w:sz="0" w:space="0" w:color="000000"/>
+              <w:left w:val="none" w:sz="0" w:space="0" w:color="000000"/>
+              <w:right w:val="none" w:sz="0" w:space="0" w:color="000000"/>
+            </w:tcBorders>
+            <w:shd w:val="clear" w:color="auto" w:fill="FFFFFF"/>
+            <w:tcMar>
+              <w:top w:w="0" w:type="dxa"/>
+              <w:bottom w:w="0" w:type="dxa"/>
+              <w:left w:w="0" w:type="dxa"/>
+              <w:right w:w="0" w:type="dxa"/>
+            </w:tcMar>
+            <w:vAlign w:val="center"/>
+          </w:tcPr>
+          <w:p>
+            <w:pPr>
+              <w:jc w:val="center"/>
+              <w:pBdr>
+                <w:bottom w:val="none" w:sz="0" w:space="0" w:color="000000"/>
+                <w:top w:val="none" w:sz="0" w:space="0" w:color="000000"/>
+                <w:left w:val="none" w:sz="0" w:space="0" w:color="000000"/>
+                <w:right w:val="none" w:sz="0" w:space="0" w:color="000000"/>
+              </w:pBdr>
+              <w:spacing w:after="100" w:before="100" w:line="240"/>
+              <w:ind w:left="100" w:right="100" w:firstLine="0" w:firstLineChars="0"/>
+              <w:rPr>
+                <w:rFonts w:ascii="Arial" w:hAnsi="Arial" w:eastAsia="Arial" w:cs="Arial"/>
+                <w:i w:val="false"/>
+                <w:b w:val="false"/>
+                <w:u w:val="none"/>
+                <w:sz w:val="22"/>
+                <w:szCs w:val="22"/>
+                <w:color w:val="000000"/>
+              </w:rPr>
+            </w:pPr>
+            <w:r>
+              <w:rPr>
+                <w:rFonts w:ascii="Arial" w:hAnsi="Arial" w:eastAsia="Arial" w:cs="Arial"/>
+                <w:i w:val="false"/>
+                <w:b w:val="false"/>
+                <w:u w:val="none"/>
+                <w:sz w:val="22"/>
+                <w:szCs w:val="22"/>
+                <w:color w:val="000000"/>
+              </w:rPr>
+              <w:t xml:space="preserve">2.10</w:t>
+            </w:r>
+          </w:p>
+        </w:tc>
+        <w:tc>
+          <w:tcPr>
+            <w:tcBorders>
+              <w:bottom w:val="none" w:sz="0" w:space="0" w:color="000000"/>
+              <w:top w:val="none" w:sz="0" w:space="0" w:color="000000"/>
+              <w:left w:val="none" w:sz="0" w:space="0" w:color="000000"/>
+              <w:right w:val="none" w:sz="0" w:space="0" w:color="000000"/>
+            </w:tcBorders>
+            <w:shd w:val="clear" w:color="auto" w:fill="FFFFFF"/>
+            <w:tcMar>
+              <w:top w:w="0" w:type="dxa"/>
+              <w:bottom w:w="0" w:type="dxa"/>
+              <w:left w:w="0" w:type="dxa"/>
+              <w:right w:w="0" w:type="dxa"/>
+            </w:tcMar>
+            <w:vAlign w:val="center"/>
+          </w:tcPr>
+          <w:p>
+            <w:pPr>
+              <w:jc w:val="center"/>
+              <w:pBdr>
+                <w:bottom w:val="none" w:sz="0" w:space="0" w:color="000000"/>
+                <w:top w:val="none" w:sz="0" w:space="0" w:color="000000"/>
+                <w:left w:val="none" w:sz="0" w:space="0" w:color="000000"/>
+                <w:right w:val="none" w:sz="0" w:space="0" w:color="000000"/>
+              </w:pBdr>
+              <w:spacing w:after="100" w:before="100" w:line="240"/>
+              <w:ind w:left="100" w:right="100" w:firstLine="0" w:firstLineChars="0"/>
+              <w:rPr>
+                <w:rFonts w:ascii="Arial" w:hAnsi="Arial" w:eastAsia="Arial" w:cs="Arial"/>
+                <w:i w:val="false"/>
+                <w:b w:val="false"/>
+                <w:u w:val="none"/>
+                <w:sz w:val="22"/>
+                <w:szCs w:val="22"/>
+                <w:color w:val="000000"/>
+              </w:rPr>
+            </w:pPr>
+            <w:r>
+              <w:rPr>
+                <w:rFonts w:ascii="Arial" w:hAnsi="Arial" w:eastAsia="Arial" w:cs="Arial"/>
+                <w:i w:val="false"/>
+                <w:b w:val="false"/>
+                <w:u w:val="none"/>
+                <w:sz w:val="22"/>
+                <w:szCs w:val="22"/>
+                <w:color w:val="000000"/>
+              </w:rPr>
+              <w:t xml:space="preserve">0.0368</w:t>
+            </w:r>
+          </w:p>
+        </w:tc>
+        <w:tc>
+          <w:tcPr>
+            <w:tcBorders>
+              <w:bottom w:val="none" w:sz="0" w:space="0" w:color="000000"/>
+              <w:top w:val="none" w:sz="0" w:space="0" w:color="000000"/>
+              <w:left w:val="none" w:sz="0" w:space="0" w:color="000000"/>
+              <w:right w:val="none" w:sz="0" w:space="0" w:color="000000"/>
+            </w:tcBorders>
+            <w:shd w:val="clear" w:color="auto" w:fill="FFFFFF"/>
+            <w:tcMar>
+              <w:top w:w="0" w:type="dxa"/>
+              <w:bottom w:w="0" w:type="dxa"/>
+              <w:left w:w="0" w:type="dxa"/>
+              <w:right w:w="0" w:type="dxa"/>
+            </w:tcMar>
+            <w:vAlign w:val="center"/>
+          </w:tcPr>
+          <w:p>
+            <w:pPr>
+              <w:jc w:val="center"/>
+              <w:pBdr>
+                <w:bottom w:val="none" w:sz="0" w:space="0" w:color="000000"/>
+                <w:top w:val="none" w:sz="0" w:space="0" w:color="000000"/>
+                <w:left w:val="none" w:sz="0" w:space="0" w:color="000000"/>
+                <w:right w:val="none" w:sz="0" w:space="0" w:color="000000"/>
+              </w:pBdr>
+              <w:spacing w:after="100" w:before="100" w:line="240"/>
+              <w:ind w:left="100" w:right="100" w:firstLine="0" w:firstLineChars="0"/>
+              <w:rPr>
+                <w:rFonts w:ascii="Arial" w:hAnsi="Arial" w:eastAsia="Arial" w:cs="Arial"/>
+                <w:i w:val="false"/>
+                <w:b w:val="false"/>
+                <w:u w:val="none"/>
+                <w:sz w:val="22"/>
+                <w:szCs w:val="22"/>
+                <w:color w:val="000000"/>
+              </w:rPr>
+            </w:pPr>
+            <w:r>
+              <w:rPr>
+                <w:rFonts w:ascii="Arial" w:hAnsi="Arial" w:eastAsia="Arial" w:cs="Arial"/>
+                <w:i w:val="false"/>
+                <w:b w:val="false"/>
+                <w:u w:val="none"/>
+                <w:sz w:val="22"/>
+                <w:szCs w:val="22"/>
+                <w:color w:val="000000"/>
+              </w:rPr>
+              <w:t xml:space="preserve">-9.98</w:t>
             </w:r>
           </w:p>
         </w:tc>
@@ -3006,7 +3006,7 @@
       </w:tr>
       <w:tr>
         <w:trPr>
-          <w:trHeight w:val="572" w:hRule="auto"/>
+          <w:trHeight w:val="571" w:hRule="auto"/>
         </w:trPr>
         body 8
         <w:tc>
@@ -3109,215 +3109,215 @@
                 <w:szCs w:val="22"/>
                 <w:color w:val="000000"/>
               </w:rPr>
-              <w:t xml:space="preserve">1.52</w:t>
-            </w:r>
-          </w:p>
-        </w:tc>
-        <w:tc>
-          <w:tcPr>
-            <w:tcBorders>
-              <w:bottom w:val="none" w:sz="0" w:space="0" w:color="000000"/>
-              <w:top w:val="none" w:sz="0" w:space="0" w:color="000000"/>
-              <w:left w:val="none" w:sz="0" w:space="0" w:color="000000"/>
-              <w:right w:val="none" w:sz="0" w:space="0" w:color="000000"/>
-            </w:tcBorders>
-            <w:shd w:val="clear" w:color="auto" w:fill="FFFFFF"/>
-            <w:tcMar>
-              <w:top w:w="0" w:type="dxa"/>
-              <w:bottom w:w="0" w:type="dxa"/>
-              <w:left w:w="0" w:type="dxa"/>
-              <w:right w:w="0" w:type="dxa"/>
-            </w:tcMar>
-            <w:vAlign w:val="center"/>
-          </w:tcPr>
-          <w:p>
-            <w:pPr>
-              <w:jc w:val="center"/>
-              <w:pBdr>
-                <w:bottom w:val="none" w:sz="0" w:space="0" w:color="000000"/>
-                <w:top w:val="none" w:sz="0" w:space="0" w:color="000000"/>
-                <w:left w:val="none" w:sz="0" w:space="0" w:color="000000"/>
-                <w:right w:val="none" w:sz="0" w:space="0" w:color="000000"/>
-              </w:pBdr>
-              <w:spacing w:after="100" w:before="100" w:line="240"/>
-              <w:ind w:left="100" w:right="100" w:firstLine="0" w:firstLineChars="0"/>
-              <w:rPr>
-                <w:rFonts w:ascii="Arial" w:hAnsi="Arial" w:eastAsia="Arial" w:cs="Arial"/>
-                <w:i w:val="false"/>
-                <w:b w:val="false"/>
-                <w:u w:val="none"/>
-                <w:sz w:val="22"/>
-                <w:szCs w:val="22"/>
-                <w:color w:val="000000"/>
-              </w:rPr>
-            </w:pPr>
-            <w:r>
-              <w:rPr>
-                <w:rFonts w:ascii="Arial" w:hAnsi="Arial" w:eastAsia="Arial" w:cs="Arial"/>
-                <w:i w:val="false"/>
-                <w:b w:val="false"/>
-                <w:u w:val="none"/>
-                <w:sz w:val="22"/>
-                <w:szCs w:val="22"/>
-                <w:color w:val="000000"/>
-              </w:rPr>
-              <w:t xml:space="preserve">0.1304</w:t>
-            </w:r>
-          </w:p>
-        </w:tc>
-        <w:tc>
-          <w:tcPr>
-            <w:tcBorders>
-              <w:bottom w:val="none" w:sz="0" w:space="0" w:color="000000"/>
-              <w:top w:val="none" w:sz="0" w:space="0" w:color="000000"/>
-              <w:left w:val="none" w:sz="0" w:space="0" w:color="000000"/>
-              <w:right w:val="none" w:sz="0" w:space="0" w:color="000000"/>
-            </w:tcBorders>
-            <w:shd w:val="clear" w:color="auto" w:fill="FFFFFF"/>
-            <w:tcMar>
-              <w:top w:w="0" w:type="dxa"/>
-              <w:bottom w:w="0" w:type="dxa"/>
-              <w:left w:w="0" w:type="dxa"/>
-              <w:right w:w="0" w:type="dxa"/>
-            </w:tcMar>
-            <w:vAlign w:val="center"/>
-          </w:tcPr>
-          <w:p>
-            <w:pPr>
-              <w:jc w:val="center"/>
-              <w:pBdr>
-                <w:bottom w:val="none" w:sz="0" w:space="0" w:color="000000"/>
-                <w:top w:val="none" w:sz="0" w:space="0" w:color="000000"/>
-                <w:left w:val="none" w:sz="0" w:space="0" w:color="000000"/>
-                <w:right w:val="none" w:sz="0" w:space="0" w:color="000000"/>
-              </w:pBdr>
-              <w:spacing w:after="100" w:before="100" w:line="240"/>
-              <w:ind w:left="100" w:right="100" w:firstLine="0" w:firstLineChars="0"/>
-              <w:rPr>
-                <w:rFonts w:ascii="Arial" w:hAnsi="Arial" w:eastAsia="Arial" w:cs="Arial"/>
-                <w:i w:val="false"/>
-                <w:b w:val="false"/>
-                <w:u w:val="none"/>
-                <w:sz w:val="22"/>
-                <w:szCs w:val="22"/>
-                <w:color w:val="000000"/>
-              </w:rPr>
-            </w:pPr>
-            <w:r>
-              <w:rPr>
-                <w:rFonts w:ascii="Arial" w:hAnsi="Arial" w:eastAsia="Arial" w:cs="Arial"/>
-                <w:i w:val="false"/>
-                <w:b w:val="false"/>
-                <w:u w:val="none"/>
-                <w:sz w:val="22"/>
-                <w:szCs w:val="22"/>
-                <w:color w:val="000000"/>
-              </w:rPr>
-              <w:t xml:space="preserve">-2.28</w:t>
-            </w:r>
-          </w:p>
-        </w:tc>
-        <w:tc>
-          <w:tcPr>
-            <w:tcBorders>
-              <w:bottom w:val="none" w:sz="0" w:space="0" w:color="000000"/>
-              <w:top w:val="none" w:sz="0" w:space="0" w:color="000000"/>
-              <w:left w:val="none" w:sz="0" w:space="0" w:color="000000"/>
-              <w:right w:val="none" w:sz="0" w:space="0" w:color="000000"/>
-            </w:tcBorders>
-            <w:shd w:val="clear" w:color="auto" w:fill="FFFFFF"/>
-            <w:tcMar>
-              <w:top w:w="0" w:type="dxa"/>
-              <w:bottom w:w="0" w:type="dxa"/>
-              <w:left w:w="0" w:type="dxa"/>
-              <w:right w:w="0" w:type="dxa"/>
-            </w:tcMar>
-            <w:vAlign w:val="center"/>
-          </w:tcPr>
-          <w:p>
-            <w:pPr>
-              <w:jc w:val="center"/>
-              <w:pBdr>
-                <w:bottom w:val="none" w:sz="0" w:space="0" w:color="000000"/>
-                <w:top w:val="none" w:sz="0" w:space="0" w:color="000000"/>
-                <w:left w:val="none" w:sz="0" w:space="0" w:color="000000"/>
-                <w:right w:val="none" w:sz="0" w:space="0" w:color="000000"/>
-              </w:pBdr>
-              <w:spacing w:after="100" w:before="100" w:line="240"/>
-              <w:ind w:left="100" w:right="100" w:firstLine="0" w:firstLineChars="0"/>
-              <w:rPr>
-                <w:rFonts w:ascii="Arial" w:hAnsi="Arial" w:eastAsia="Arial" w:cs="Arial"/>
-                <w:i w:val="false"/>
-                <w:b w:val="false"/>
-                <w:u w:val="none"/>
-                <w:sz w:val="22"/>
-                <w:szCs w:val="22"/>
-                <w:color w:val="000000"/>
-              </w:rPr>
-            </w:pPr>
-            <w:r>
-              <w:rPr>
-                <w:rFonts w:ascii="Arial" w:hAnsi="Arial" w:eastAsia="Arial" w:cs="Arial"/>
-                <w:i w:val="false"/>
-                <w:b w:val="false"/>
-                <w:u w:val="none"/>
-                <w:sz w:val="22"/>
-                <w:szCs w:val="22"/>
-                <w:color w:val="000000"/>
-              </w:rPr>
-              <w:t xml:space="preserve">0.0236</w:t>
-            </w:r>
-          </w:p>
-        </w:tc>
-        <w:tc>
-          <w:tcPr>
-            <w:tcBorders>
-              <w:bottom w:val="none" w:sz="0" w:space="0" w:color="000000"/>
-              <w:top w:val="none" w:sz="0" w:space="0" w:color="000000"/>
-              <w:left w:val="none" w:sz="0" w:space="0" w:color="000000"/>
-              <w:right w:val="none" w:sz="0" w:space="0" w:color="000000"/>
-            </w:tcBorders>
-            <w:shd w:val="clear" w:color="auto" w:fill="FFFFFF"/>
-            <w:tcMar>
-              <w:top w:w="0" w:type="dxa"/>
-              <w:bottom w:w="0" w:type="dxa"/>
-              <w:left w:w="0" w:type="dxa"/>
-              <w:right w:w="0" w:type="dxa"/>
-            </w:tcMar>
-            <w:vAlign w:val="center"/>
-          </w:tcPr>
-          <w:p>
-            <w:pPr>
-              <w:jc w:val="center"/>
-              <w:pBdr>
-                <w:bottom w:val="none" w:sz="0" w:space="0" w:color="000000"/>
-                <w:top w:val="none" w:sz="0" w:space="0" w:color="000000"/>
-                <w:left w:val="none" w:sz="0" w:space="0" w:color="000000"/>
-                <w:right w:val="none" w:sz="0" w:space="0" w:color="000000"/>
-              </w:pBdr>
-              <w:spacing w:after="100" w:before="100" w:line="240"/>
-              <w:ind w:left="100" w:right="100" w:firstLine="0" w:firstLineChars="0"/>
-              <w:rPr>
-                <w:rFonts w:ascii="Arial" w:hAnsi="Arial" w:eastAsia="Arial" w:cs="Arial"/>
-                <w:i w:val="false"/>
-                <w:b w:val="false"/>
-                <w:u w:val="none"/>
-                <w:sz w:val="22"/>
-                <w:szCs w:val="22"/>
-                <w:color w:val="000000"/>
-              </w:rPr>
-            </w:pPr>
-            <w:r>
-              <w:rPr>
-                <w:rFonts w:ascii="Arial" w:hAnsi="Arial" w:eastAsia="Arial" w:cs="Arial"/>
-                <w:i w:val="false"/>
-                <w:b w:val="false"/>
-                <w:u w:val="none"/>
-                <w:sz w:val="22"/>
-                <w:szCs w:val="22"/>
-                <w:color w:val="000000"/>
-              </w:rPr>
-              <w:t xml:space="preserve">4.47</w:t>
+              <w:t xml:space="preserve">2.52</w:t>
+            </w:r>
+          </w:p>
+        </w:tc>
+        <w:tc>
+          <w:tcPr>
+            <w:tcBorders>
+              <w:bottom w:val="none" w:sz="0" w:space="0" w:color="000000"/>
+              <w:top w:val="none" w:sz="0" w:space="0" w:color="000000"/>
+              <w:left w:val="none" w:sz="0" w:space="0" w:color="000000"/>
+              <w:right w:val="none" w:sz="0" w:space="0" w:color="000000"/>
+            </w:tcBorders>
+            <w:shd w:val="clear" w:color="auto" w:fill="FFFFFF"/>
+            <w:tcMar>
+              <w:top w:w="0" w:type="dxa"/>
+              <w:bottom w:w="0" w:type="dxa"/>
+              <w:left w:w="0" w:type="dxa"/>
+              <w:right w:w="0" w:type="dxa"/>
+            </w:tcMar>
+            <w:vAlign w:val="center"/>
+          </w:tcPr>
+          <w:p>
+            <w:pPr>
+              <w:jc w:val="center"/>
+              <w:pBdr>
+                <w:bottom w:val="none" w:sz="0" w:space="0" w:color="000000"/>
+                <w:top w:val="none" w:sz="0" w:space="0" w:color="000000"/>
+                <w:left w:val="none" w:sz="0" w:space="0" w:color="000000"/>
+                <w:right w:val="none" w:sz="0" w:space="0" w:color="000000"/>
+              </w:pBdr>
+              <w:spacing w:after="100" w:before="100" w:line="240"/>
+              <w:ind w:left="100" w:right="100" w:firstLine="0" w:firstLineChars="0"/>
+              <w:rPr>
+                <w:rFonts w:ascii="Arial" w:hAnsi="Arial" w:eastAsia="Arial" w:cs="Arial"/>
+                <w:i w:val="false"/>
+                <w:b w:val="false"/>
+                <w:u w:val="none"/>
+                <w:sz w:val="22"/>
+                <w:szCs w:val="22"/>
+                <w:color w:val="000000"/>
+              </w:rPr>
+            </w:pPr>
+            <w:r>
+              <w:rPr>
+                <w:rFonts w:ascii="Arial" w:hAnsi="Arial" w:eastAsia="Arial" w:cs="Arial"/>
+                <w:i w:val="false"/>
+                <w:b w:val="false"/>
+                <w:u w:val="none"/>
+                <w:sz w:val="22"/>
+                <w:szCs w:val="22"/>
+                <w:color w:val="000000"/>
+              </w:rPr>
+              <w:t xml:space="preserve">0.0127</w:t>
+            </w:r>
+          </w:p>
+        </w:tc>
+        <w:tc>
+          <w:tcPr>
+            <w:tcBorders>
+              <w:bottom w:val="none" w:sz="0" w:space="0" w:color="000000"/>
+              <w:top w:val="none" w:sz="0" w:space="0" w:color="000000"/>
+              <w:left w:val="none" w:sz="0" w:space="0" w:color="000000"/>
+              <w:right w:val="none" w:sz="0" w:space="0" w:color="000000"/>
+            </w:tcBorders>
+            <w:shd w:val="clear" w:color="auto" w:fill="FFFFFF"/>
+            <w:tcMar>
+              <w:top w:w="0" w:type="dxa"/>
+              <w:bottom w:w="0" w:type="dxa"/>
+              <w:left w:w="0" w:type="dxa"/>
+              <w:right w:w="0" w:type="dxa"/>
+            </w:tcMar>
+            <w:vAlign w:val="center"/>
+          </w:tcPr>
+          <w:p>
+            <w:pPr>
+              <w:jc w:val="center"/>
+              <w:pBdr>
+                <w:bottom w:val="none" w:sz="0" w:space="0" w:color="000000"/>
+                <w:top w:val="none" w:sz="0" w:space="0" w:color="000000"/>
+                <w:left w:val="none" w:sz="0" w:space="0" w:color="000000"/>
+                <w:right w:val="none" w:sz="0" w:space="0" w:color="000000"/>
+              </w:pBdr>
+              <w:spacing w:after="100" w:before="100" w:line="240"/>
+              <w:ind w:left="100" w:right="100" w:firstLine="0" w:firstLineChars="0"/>
+              <w:rPr>
+                <w:rFonts w:ascii="Arial" w:hAnsi="Arial" w:eastAsia="Arial" w:cs="Arial"/>
+                <w:i w:val="false"/>
+                <w:b w:val="false"/>
+                <w:u w:val="none"/>
+                <w:sz w:val="22"/>
+                <w:szCs w:val="22"/>
+                <w:color w:val="000000"/>
+              </w:rPr>
+            </w:pPr>
+            <w:r>
+              <w:rPr>
+                <w:rFonts w:ascii="Arial" w:hAnsi="Arial" w:eastAsia="Arial" w:cs="Arial"/>
+                <w:i w:val="false"/>
+                <w:b w:val="false"/>
+                <w:u w:val="none"/>
+                <w:sz w:val="22"/>
+                <w:szCs w:val="22"/>
+                <w:color w:val="000000"/>
+              </w:rPr>
+              <w:t xml:space="preserve">-2.90</w:t>
+            </w:r>
+          </w:p>
+        </w:tc>
+        <w:tc>
+          <w:tcPr>
+            <w:tcBorders>
+              <w:bottom w:val="none" w:sz="0" w:space="0" w:color="000000"/>
+              <w:top w:val="none" w:sz="0" w:space="0" w:color="000000"/>
+              <w:left w:val="none" w:sz="0" w:space="0" w:color="000000"/>
+              <w:right w:val="none" w:sz="0" w:space="0" w:color="000000"/>
+            </w:tcBorders>
+            <w:shd w:val="clear" w:color="auto" w:fill="FFFFFF"/>
+            <w:tcMar>
+              <w:top w:w="0" w:type="dxa"/>
+              <w:bottom w:w="0" w:type="dxa"/>
+              <w:left w:w="0" w:type="dxa"/>
+              <w:right w:w="0" w:type="dxa"/>
+            </w:tcMar>
+            <w:vAlign w:val="center"/>
+          </w:tcPr>
+          <w:p>
+            <w:pPr>
+              <w:jc w:val="center"/>
+              <w:pBdr>
+                <w:bottom w:val="none" w:sz="0" w:space="0" w:color="000000"/>
+                <w:top w:val="none" w:sz="0" w:space="0" w:color="000000"/>
+                <w:left w:val="none" w:sz="0" w:space="0" w:color="000000"/>
+                <w:right w:val="none" w:sz="0" w:space="0" w:color="000000"/>
+              </w:pBdr>
+              <w:spacing w:after="100" w:before="100" w:line="240"/>
+              <w:ind w:left="100" w:right="100" w:firstLine="0" w:firstLineChars="0"/>
+              <w:rPr>
+                <w:rFonts w:ascii="Arial" w:hAnsi="Arial" w:eastAsia="Arial" w:cs="Arial"/>
+                <w:i w:val="false"/>
+                <w:b w:val="false"/>
+                <w:u w:val="none"/>
+                <w:sz w:val="22"/>
+                <w:szCs w:val="22"/>
+                <w:color w:val="000000"/>
+              </w:rPr>
+            </w:pPr>
+            <w:r>
+              <w:rPr>
+                <w:rFonts w:ascii="Arial" w:hAnsi="Arial" w:eastAsia="Arial" w:cs="Arial"/>
+                <w:i w:val="false"/>
+                <w:b w:val="false"/>
+                <w:u w:val="none"/>
+                <w:sz w:val="22"/>
+                <w:szCs w:val="22"/>
+                <w:color w:val="000000"/>
+              </w:rPr>
+              <w:t xml:space="preserve">0.0042</w:t>
+            </w:r>
+          </w:p>
+        </w:tc>
+        <w:tc>
+          <w:tcPr>
+            <w:tcBorders>
+              <w:bottom w:val="none" w:sz="0" w:space="0" w:color="000000"/>
+              <w:top w:val="none" w:sz="0" w:space="0" w:color="000000"/>
+              <w:left w:val="none" w:sz="0" w:space="0" w:color="000000"/>
+              <w:right w:val="none" w:sz="0" w:space="0" w:color="000000"/>
+            </w:tcBorders>
+            <w:shd w:val="clear" w:color="auto" w:fill="FFFFFF"/>
+            <w:tcMar>
+              <w:top w:w="0" w:type="dxa"/>
+              <w:bottom w:w="0" w:type="dxa"/>
+              <w:left w:w="0" w:type="dxa"/>
+              <w:right w:w="0" w:type="dxa"/>
+            </w:tcMar>
+            <w:vAlign w:val="center"/>
+          </w:tcPr>
+          <w:p>
+            <w:pPr>
+              <w:jc w:val="center"/>
+              <w:pBdr>
+                <w:bottom w:val="none" w:sz="0" w:space="0" w:color="000000"/>
+                <w:top w:val="none" w:sz="0" w:space="0" w:color="000000"/>
+                <w:left w:val="none" w:sz="0" w:space="0" w:color="000000"/>
+                <w:right w:val="none" w:sz="0" w:space="0" w:color="000000"/>
+              </w:pBdr>
+              <w:spacing w:after="100" w:before="100" w:line="240"/>
+              <w:ind w:left="100" w:right="100" w:firstLine="0" w:firstLineChars="0"/>
+              <w:rPr>
+                <w:rFonts w:ascii="Arial" w:hAnsi="Arial" w:eastAsia="Arial" w:cs="Arial"/>
+                <w:i w:val="false"/>
+                <w:b w:val="false"/>
+                <w:u w:val="none"/>
+                <w:sz w:val="22"/>
+                <w:szCs w:val="22"/>
+                <w:color w:val="000000"/>
+              </w:rPr>
+            </w:pPr>
+            <w:r>
+              <w:rPr>
+                <w:rFonts w:ascii="Arial" w:hAnsi="Arial" w:eastAsia="Arial" w:cs="Arial"/>
+                <w:i w:val="false"/>
+                <w:b w:val="false"/>
+                <w:u w:val="none"/>
+                <w:sz w:val="22"/>
+                <w:szCs w:val="22"/>
+                <w:color w:val="000000"/>
+              </w:rPr>
+              <w:t xml:space="preserve">4.48</w:t>
             </w:r>
           </w:p>
         </w:tc>
@@ -3479,215 +3479,215 @@
                 <w:szCs w:val="22"/>
                 <w:color w:val="000000"/>
               </w:rPr>
-              <w:t xml:space="preserve">-1.21</w:t>
-            </w:r>
-          </w:p>
-        </w:tc>
-        <w:tc>
-          <w:tcPr>
-            <w:tcBorders>
-              <w:bottom w:val="none" w:sz="0" w:space="0" w:color="000000"/>
-              <w:top w:val="none" w:sz="0" w:space="0" w:color="000000"/>
-              <w:left w:val="none" w:sz="0" w:space="0" w:color="000000"/>
-              <w:right w:val="none" w:sz="0" w:space="0" w:color="000000"/>
-            </w:tcBorders>
-            <w:shd w:val="clear" w:color="auto" w:fill="FFFFFF"/>
-            <w:tcMar>
-              <w:top w:w="0" w:type="dxa"/>
-              <w:bottom w:w="0" w:type="dxa"/>
-              <w:left w:w="0" w:type="dxa"/>
-              <w:right w:w="0" w:type="dxa"/>
-            </w:tcMar>
-            <w:vAlign w:val="center"/>
-          </w:tcPr>
-          <w:p>
-            <w:pPr>
-              <w:jc w:val="center"/>
-              <w:pBdr>
-                <w:bottom w:val="none" w:sz="0" w:space="0" w:color="000000"/>
-                <w:top w:val="none" w:sz="0" w:space="0" w:color="000000"/>
-                <w:left w:val="none" w:sz="0" w:space="0" w:color="000000"/>
-                <w:right w:val="none" w:sz="0" w:space="0" w:color="000000"/>
-              </w:pBdr>
-              <w:spacing w:after="100" w:before="100" w:line="240"/>
-              <w:ind w:left="100" w:right="100" w:firstLine="0" w:firstLineChars="0"/>
-              <w:rPr>
-                <w:rFonts w:ascii="Arial" w:hAnsi="Arial" w:eastAsia="Arial" w:cs="Arial"/>
-                <w:i w:val="false"/>
-                <w:b w:val="false"/>
-                <w:u w:val="none"/>
-                <w:sz w:val="22"/>
-                <w:szCs w:val="22"/>
-                <w:color w:val="000000"/>
-              </w:rPr>
-            </w:pPr>
-            <w:r>
-              <w:rPr>
-                <w:rFonts w:ascii="Arial" w:hAnsi="Arial" w:eastAsia="Arial" w:cs="Arial"/>
-                <w:i w:val="false"/>
-                <w:b w:val="false"/>
-                <w:u w:val="none"/>
-                <w:sz w:val="22"/>
-                <w:szCs w:val="22"/>
-                <w:color w:val="000000"/>
-              </w:rPr>
-              <w:t xml:space="preserve">0.2277</w:t>
-            </w:r>
-          </w:p>
-        </w:tc>
-        <w:tc>
-          <w:tcPr>
-            <w:tcBorders>
-              <w:bottom w:val="none" w:sz="0" w:space="0" w:color="000000"/>
-              <w:top w:val="none" w:sz="0" w:space="0" w:color="000000"/>
-              <w:left w:val="none" w:sz="0" w:space="0" w:color="000000"/>
-              <w:right w:val="none" w:sz="0" w:space="0" w:color="000000"/>
-            </w:tcBorders>
-            <w:shd w:val="clear" w:color="auto" w:fill="FFFFFF"/>
-            <w:tcMar>
-              <w:top w:w="0" w:type="dxa"/>
-              <w:bottom w:w="0" w:type="dxa"/>
-              <w:left w:w="0" w:type="dxa"/>
-              <w:right w:w="0" w:type="dxa"/>
-            </w:tcMar>
-            <w:vAlign w:val="center"/>
-          </w:tcPr>
-          <w:p>
-            <w:pPr>
-              <w:jc w:val="center"/>
-              <w:pBdr>
-                <w:bottom w:val="none" w:sz="0" w:space="0" w:color="000000"/>
-                <w:top w:val="none" w:sz="0" w:space="0" w:color="000000"/>
-                <w:left w:val="none" w:sz="0" w:space="0" w:color="000000"/>
-                <w:right w:val="none" w:sz="0" w:space="0" w:color="000000"/>
-              </w:pBdr>
-              <w:spacing w:after="100" w:before="100" w:line="240"/>
-              <w:ind w:left="100" w:right="100" w:firstLine="0" w:firstLineChars="0"/>
-              <w:rPr>
-                <w:rFonts w:ascii="Arial" w:hAnsi="Arial" w:eastAsia="Arial" w:cs="Arial"/>
-                <w:i w:val="false"/>
-                <w:b w:val="false"/>
-                <w:u w:val="none"/>
-                <w:sz w:val="22"/>
-                <w:szCs w:val="22"/>
-                <w:color w:val="000000"/>
-              </w:rPr>
-            </w:pPr>
-            <w:r>
-              <w:rPr>
-                <w:rFonts w:ascii="Arial" w:hAnsi="Arial" w:eastAsia="Arial" w:cs="Arial"/>
-                <w:i w:val="false"/>
-                <w:b w:val="false"/>
-                <w:u w:val="none"/>
-                <w:sz w:val="22"/>
-                <w:szCs w:val="22"/>
-                <w:color w:val="000000"/>
-              </w:rPr>
-              <w:t xml:space="preserve">-1.94</w:t>
-            </w:r>
-          </w:p>
-        </w:tc>
-        <w:tc>
-          <w:tcPr>
-            <w:tcBorders>
-              <w:bottom w:val="none" w:sz="0" w:space="0" w:color="000000"/>
-              <w:top w:val="none" w:sz="0" w:space="0" w:color="000000"/>
-              <w:left w:val="none" w:sz="0" w:space="0" w:color="000000"/>
-              <w:right w:val="none" w:sz="0" w:space="0" w:color="000000"/>
-            </w:tcBorders>
-            <w:shd w:val="clear" w:color="auto" w:fill="FFFFFF"/>
-            <w:tcMar>
-              <w:top w:w="0" w:type="dxa"/>
-              <w:bottom w:w="0" w:type="dxa"/>
-              <w:left w:w="0" w:type="dxa"/>
-              <w:right w:w="0" w:type="dxa"/>
-            </w:tcMar>
-            <w:vAlign w:val="center"/>
-          </w:tcPr>
-          <w:p>
-            <w:pPr>
-              <w:jc w:val="center"/>
-              <w:pBdr>
-                <w:bottom w:val="none" w:sz="0" w:space="0" w:color="000000"/>
-                <w:top w:val="none" w:sz="0" w:space="0" w:color="000000"/>
-                <w:left w:val="none" w:sz="0" w:space="0" w:color="000000"/>
-                <w:right w:val="none" w:sz="0" w:space="0" w:color="000000"/>
-              </w:pBdr>
-              <w:spacing w:after="100" w:before="100" w:line="240"/>
-              <w:ind w:left="100" w:right="100" w:firstLine="0" w:firstLineChars="0"/>
-              <w:rPr>
-                <w:rFonts w:ascii="Arial" w:hAnsi="Arial" w:eastAsia="Arial" w:cs="Arial"/>
-                <w:i w:val="false"/>
-                <w:b w:val="false"/>
-                <w:u w:val="none"/>
-                <w:sz w:val="22"/>
-                <w:szCs w:val="22"/>
-                <w:color w:val="000000"/>
-              </w:rPr>
-            </w:pPr>
-            <w:r>
-              <w:rPr>
-                <w:rFonts w:ascii="Arial" w:hAnsi="Arial" w:eastAsia="Arial" w:cs="Arial"/>
-                <w:i w:val="false"/>
-                <w:b w:val="false"/>
-                <w:u w:val="none"/>
-                <w:sz w:val="22"/>
-                <w:szCs w:val="22"/>
-                <w:color w:val="000000"/>
-              </w:rPr>
-              <w:t xml:space="preserve">0.0538</w:t>
-            </w:r>
-          </w:p>
-        </w:tc>
-        <w:tc>
-          <w:tcPr>
-            <w:tcBorders>
-              <w:bottom w:val="none" w:sz="0" w:space="0" w:color="000000"/>
-              <w:top w:val="none" w:sz="0" w:space="0" w:color="000000"/>
-              <w:left w:val="none" w:sz="0" w:space="0" w:color="000000"/>
-              <w:right w:val="none" w:sz="0" w:space="0" w:color="000000"/>
-            </w:tcBorders>
-            <w:shd w:val="clear" w:color="auto" w:fill="FFFFFF"/>
-            <w:tcMar>
-              <w:top w:w="0" w:type="dxa"/>
-              <w:bottom w:w="0" w:type="dxa"/>
-              <w:left w:w="0" w:type="dxa"/>
-              <w:right w:w="0" w:type="dxa"/>
-            </w:tcMar>
-            <w:vAlign w:val="center"/>
-          </w:tcPr>
-          <w:p>
-            <w:pPr>
-              <w:jc w:val="center"/>
-              <w:pBdr>
-                <w:bottom w:val="none" w:sz="0" w:space="0" w:color="000000"/>
-                <w:top w:val="none" w:sz="0" w:space="0" w:color="000000"/>
-                <w:left w:val="none" w:sz="0" w:space="0" w:color="000000"/>
-                <w:right w:val="none" w:sz="0" w:space="0" w:color="000000"/>
-              </w:pBdr>
-              <w:spacing w:after="100" w:before="100" w:line="240"/>
-              <w:ind w:left="100" w:right="100" w:firstLine="0" w:firstLineChars="0"/>
-              <w:rPr>
-                <w:rFonts w:ascii="Arial" w:hAnsi="Arial" w:eastAsia="Arial" w:cs="Arial"/>
-                <w:i w:val="false"/>
-                <w:b w:val="false"/>
-                <w:u w:val="none"/>
-                <w:sz w:val="22"/>
-                <w:szCs w:val="22"/>
-                <w:color w:val="000000"/>
-              </w:rPr>
-            </w:pPr>
-            <w:r>
-              <w:rPr>
-                <w:rFonts w:ascii="Arial" w:hAnsi="Arial" w:eastAsia="Arial" w:cs="Arial"/>
-                <w:i w:val="false"/>
-                <w:b w:val="false"/>
-                <w:u w:val="none"/>
-                <w:sz w:val="22"/>
-                <w:szCs w:val="22"/>
-                <w:color w:val="000000"/>
-              </w:rPr>
-              <w:t xml:space="preserve">8.09</w:t>
+              <w:t xml:space="preserve">0.05</w:t>
+            </w:r>
+          </w:p>
+        </w:tc>
+        <w:tc>
+          <w:tcPr>
+            <w:tcBorders>
+              <w:bottom w:val="none" w:sz="0" w:space="0" w:color="000000"/>
+              <w:top w:val="none" w:sz="0" w:space="0" w:color="000000"/>
+              <w:left w:val="none" w:sz="0" w:space="0" w:color="000000"/>
+              <w:right w:val="none" w:sz="0" w:space="0" w:color="000000"/>
+            </w:tcBorders>
+            <w:shd w:val="clear" w:color="auto" w:fill="FFFFFF"/>
+            <w:tcMar>
+              <w:top w:w="0" w:type="dxa"/>
+              <w:bottom w:w="0" w:type="dxa"/>
+              <w:left w:w="0" w:type="dxa"/>
+              <w:right w:w="0" w:type="dxa"/>
+            </w:tcMar>
+            <w:vAlign w:val="center"/>
+          </w:tcPr>
+          <w:p>
+            <w:pPr>
+              <w:jc w:val="center"/>
+              <w:pBdr>
+                <w:bottom w:val="none" w:sz="0" w:space="0" w:color="000000"/>
+                <w:top w:val="none" w:sz="0" w:space="0" w:color="000000"/>
+                <w:left w:val="none" w:sz="0" w:space="0" w:color="000000"/>
+                <w:right w:val="none" w:sz="0" w:space="0" w:color="000000"/>
+              </w:pBdr>
+              <w:spacing w:after="100" w:before="100" w:line="240"/>
+              <w:ind w:left="100" w:right="100" w:firstLine="0" w:firstLineChars="0"/>
+              <w:rPr>
+                <w:rFonts w:ascii="Arial" w:hAnsi="Arial" w:eastAsia="Arial" w:cs="Arial"/>
+                <w:i w:val="false"/>
+                <w:b w:val="false"/>
+                <w:u w:val="none"/>
+                <w:sz w:val="22"/>
+                <w:szCs w:val="22"/>
+                <w:color w:val="000000"/>
+              </w:rPr>
+            </w:pPr>
+            <w:r>
+              <w:rPr>
+                <w:rFonts w:ascii="Arial" w:hAnsi="Arial" w:eastAsia="Arial" w:cs="Arial"/>
+                <w:i w:val="false"/>
+                <w:b w:val="false"/>
+                <w:u w:val="none"/>
+                <w:sz w:val="22"/>
+                <w:szCs w:val="22"/>
+                <w:color w:val="000000"/>
+              </w:rPr>
+              <w:t xml:space="preserve">0.9610</w:t>
+            </w:r>
+          </w:p>
+        </w:tc>
+        <w:tc>
+          <w:tcPr>
+            <w:tcBorders>
+              <w:bottom w:val="none" w:sz="0" w:space="0" w:color="000000"/>
+              <w:top w:val="none" w:sz="0" w:space="0" w:color="000000"/>
+              <w:left w:val="none" w:sz="0" w:space="0" w:color="000000"/>
+              <w:right w:val="none" w:sz="0" w:space="0" w:color="000000"/>
+            </w:tcBorders>
+            <w:shd w:val="clear" w:color="auto" w:fill="FFFFFF"/>
+            <w:tcMar>
+              <w:top w:w="0" w:type="dxa"/>
+              <w:bottom w:w="0" w:type="dxa"/>
+              <w:left w:w="0" w:type="dxa"/>
+              <w:right w:w="0" w:type="dxa"/>
+            </w:tcMar>
+            <w:vAlign w:val="center"/>
+          </w:tcPr>
+          <w:p>
+            <w:pPr>
+              <w:jc w:val="center"/>
+              <w:pBdr>
+                <w:bottom w:val="none" w:sz="0" w:space="0" w:color="000000"/>
+                <w:top w:val="none" w:sz="0" w:space="0" w:color="000000"/>
+                <w:left w:val="none" w:sz="0" w:space="0" w:color="000000"/>
+                <w:right w:val="none" w:sz="0" w:space="0" w:color="000000"/>
+              </w:pBdr>
+              <w:spacing w:after="100" w:before="100" w:line="240"/>
+              <w:ind w:left="100" w:right="100" w:firstLine="0" w:firstLineChars="0"/>
+              <w:rPr>
+                <w:rFonts w:ascii="Arial" w:hAnsi="Arial" w:eastAsia="Arial" w:cs="Arial"/>
+                <w:i w:val="false"/>
+                <w:b w:val="false"/>
+                <w:u w:val="none"/>
+                <w:sz w:val="22"/>
+                <w:szCs w:val="22"/>
+                <w:color w:val="000000"/>
+              </w:rPr>
+            </w:pPr>
+            <w:r>
+              <w:rPr>
+                <w:rFonts w:ascii="Arial" w:hAnsi="Arial" w:eastAsia="Arial" w:cs="Arial"/>
+                <w:i w:val="false"/>
+                <w:b w:val="false"/>
+                <w:u w:val="none"/>
+                <w:sz w:val="22"/>
+                <w:szCs w:val="22"/>
+                <w:color w:val="000000"/>
+              </w:rPr>
+              <w:t xml:space="preserve">-2.40</w:t>
+            </w:r>
+          </w:p>
+        </w:tc>
+        <w:tc>
+          <w:tcPr>
+            <w:tcBorders>
+              <w:bottom w:val="none" w:sz="0" w:space="0" w:color="000000"/>
+              <w:top w:val="none" w:sz="0" w:space="0" w:color="000000"/>
+              <w:left w:val="none" w:sz="0" w:space="0" w:color="000000"/>
+              <w:right w:val="none" w:sz="0" w:space="0" w:color="000000"/>
+            </w:tcBorders>
+            <w:shd w:val="clear" w:color="auto" w:fill="FFFFFF"/>
+            <w:tcMar>
+              <w:top w:w="0" w:type="dxa"/>
+              <w:bottom w:w="0" w:type="dxa"/>
+              <w:left w:w="0" w:type="dxa"/>
+              <w:right w:w="0" w:type="dxa"/>
+            </w:tcMar>
+            <w:vAlign w:val="center"/>
+          </w:tcPr>
+          <w:p>
+            <w:pPr>
+              <w:jc w:val="center"/>
+              <w:pBdr>
+                <w:bottom w:val="none" w:sz="0" w:space="0" w:color="000000"/>
+                <w:top w:val="none" w:sz="0" w:space="0" w:color="000000"/>
+                <w:left w:val="none" w:sz="0" w:space="0" w:color="000000"/>
+                <w:right w:val="none" w:sz="0" w:space="0" w:color="000000"/>
+              </w:pBdr>
+              <w:spacing w:after="100" w:before="100" w:line="240"/>
+              <w:ind w:left="100" w:right="100" w:firstLine="0" w:firstLineChars="0"/>
+              <w:rPr>
+                <w:rFonts w:ascii="Arial" w:hAnsi="Arial" w:eastAsia="Arial" w:cs="Arial"/>
+                <w:i w:val="false"/>
+                <w:b w:val="false"/>
+                <w:u w:val="none"/>
+                <w:sz w:val="22"/>
+                <w:szCs w:val="22"/>
+                <w:color w:val="000000"/>
+              </w:rPr>
+            </w:pPr>
+            <w:r>
+              <w:rPr>
+                <w:rFonts w:ascii="Arial" w:hAnsi="Arial" w:eastAsia="Arial" w:cs="Arial"/>
+                <w:i w:val="false"/>
+                <w:b w:val="false"/>
+                <w:u w:val="none"/>
+                <w:sz w:val="22"/>
+                <w:szCs w:val="22"/>
+                <w:color w:val="000000"/>
+              </w:rPr>
+              <w:t xml:space="preserve">0.0173</w:t>
+            </w:r>
+          </w:p>
+        </w:tc>
+        <w:tc>
+          <w:tcPr>
+            <w:tcBorders>
+              <w:bottom w:val="none" w:sz="0" w:space="0" w:color="000000"/>
+              <w:top w:val="none" w:sz="0" w:space="0" w:color="000000"/>
+              <w:left w:val="none" w:sz="0" w:space="0" w:color="000000"/>
+              <w:right w:val="none" w:sz="0" w:space="0" w:color="000000"/>
+            </w:tcBorders>
+            <w:shd w:val="clear" w:color="auto" w:fill="FFFFFF"/>
+            <w:tcMar>
+              <w:top w:w="0" w:type="dxa"/>
+              <w:bottom w:w="0" w:type="dxa"/>
+              <w:left w:w="0" w:type="dxa"/>
+              <w:right w:w="0" w:type="dxa"/>
+            </w:tcMar>
+            <w:vAlign w:val="center"/>
+          </w:tcPr>
+          <w:p>
+            <w:pPr>
+              <w:jc w:val="center"/>
+              <w:pBdr>
+                <w:bottom w:val="none" w:sz="0" w:space="0" w:color="000000"/>
+                <w:top w:val="none" w:sz="0" w:space="0" w:color="000000"/>
+                <w:left w:val="none" w:sz="0" w:space="0" w:color="000000"/>
+                <w:right w:val="none" w:sz="0" w:space="0" w:color="000000"/>
+              </w:pBdr>
+              <w:spacing w:after="100" w:before="100" w:line="240"/>
+              <w:ind w:left="100" w:right="100" w:firstLine="0" w:firstLineChars="0"/>
+              <w:rPr>
+                <w:rFonts w:ascii="Arial" w:hAnsi="Arial" w:eastAsia="Arial" w:cs="Arial"/>
+                <w:i w:val="false"/>
+                <w:b w:val="false"/>
+                <w:u w:val="none"/>
+                <w:sz w:val="22"/>
+                <w:szCs w:val="22"/>
+                <w:color w:val="000000"/>
+              </w:rPr>
+            </w:pPr>
+            <w:r>
+              <w:rPr>
+                <w:rFonts w:ascii="Arial" w:hAnsi="Arial" w:eastAsia="Arial" w:cs="Arial"/>
+                <w:i w:val="false"/>
+                <w:b w:val="false"/>
+                <w:u w:val="none"/>
+                <w:sz w:val="22"/>
+                <w:szCs w:val="22"/>
+                <w:color w:val="000000"/>
+              </w:rPr>
+              <w:t xml:space="preserve">8.32</w:t>
             </w:r>
           </w:p>
         </w:tc>
@@ -3849,215 +3849,215 @@
                 <w:szCs w:val="22"/>
                 <w:color w:val="000000"/>
               </w:rPr>
-              <w:t xml:space="preserve">-2.06</w:t>
-            </w:r>
-          </w:p>
-        </w:tc>
-        <w:tc>
-          <w:tcPr>
-            <w:tcBorders>
-              <w:bottom w:val="none" w:sz="0" w:space="0" w:color="000000"/>
-              <w:top w:val="none" w:sz="0" w:space="0" w:color="000000"/>
-              <w:left w:val="none" w:sz="0" w:space="0" w:color="000000"/>
-              <w:right w:val="none" w:sz="0" w:space="0" w:color="000000"/>
-            </w:tcBorders>
-            <w:shd w:val="clear" w:color="auto" w:fill="FFFFFF"/>
-            <w:tcMar>
-              <w:top w:w="0" w:type="dxa"/>
-              <w:bottom w:w="0" w:type="dxa"/>
-              <w:left w:w="0" w:type="dxa"/>
-              <w:right w:w="0" w:type="dxa"/>
-            </w:tcMar>
-            <w:vAlign w:val="center"/>
-          </w:tcPr>
-          <w:p>
-            <w:pPr>
-              <w:jc w:val="center"/>
-              <w:pBdr>
-                <w:bottom w:val="none" w:sz="0" w:space="0" w:color="000000"/>
-                <w:top w:val="none" w:sz="0" w:space="0" w:color="000000"/>
-                <w:left w:val="none" w:sz="0" w:space="0" w:color="000000"/>
-                <w:right w:val="none" w:sz="0" w:space="0" w:color="000000"/>
-              </w:pBdr>
-              <w:spacing w:after="100" w:before="100" w:line="240"/>
-              <w:ind w:left="100" w:right="100" w:firstLine="0" w:firstLineChars="0"/>
-              <w:rPr>
-                <w:rFonts w:ascii="Arial" w:hAnsi="Arial" w:eastAsia="Arial" w:cs="Arial"/>
-                <w:i w:val="false"/>
-                <w:b w:val="false"/>
-                <w:u w:val="none"/>
-                <w:sz w:val="22"/>
-                <w:szCs w:val="22"/>
-                <w:color w:val="000000"/>
-              </w:rPr>
-            </w:pPr>
-            <w:r>
-              <w:rPr>
-                <w:rFonts w:ascii="Arial" w:hAnsi="Arial" w:eastAsia="Arial" w:cs="Arial"/>
-                <w:i w:val="false"/>
-                <w:b w:val="false"/>
-                <w:u w:val="none"/>
-                <w:sz w:val="22"/>
-                <w:szCs w:val="22"/>
-                <w:color w:val="000000"/>
-              </w:rPr>
-              <w:t xml:space="preserve">0.0412</w:t>
-            </w:r>
-          </w:p>
-        </w:tc>
-        <w:tc>
-          <w:tcPr>
-            <w:tcBorders>
-              <w:bottom w:val="none" w:sz="0" w:space="0" w:color="000000"/>
-              <w:top w:val="none" w:sz="0" w:space="0" w:color="000000"/>
-              <w:left w:val="none" w:sz="0" w:space="0" w:color="000000"/>
-              <w:right w:val="none" w:sz="0" w:space="0" w:color="000000"/>
-            </w:tcBorders>
-            <w:shd w:val="clear" w:color="auto" w:fill="FFFFFF"/>
-            <w:tcMar>
-              <w:top w:w="0" w:type="dxa"/>
-              <w:bottom w:w="0" w:type="dxa"/>
-              <w:left w:w="0" w:type="dxa"/>
-              <w:right w:w="0" w:type="dxa"/>
-            </w:tcMar>
-            <w:vAlign w:val="center"/>
-          </w:tcPr>
-          <w:p>
-            <w:pPr>
-              <w:jc w:val="center"/>
-              <w:pBdr>
-                <w:bottom w:val="none" w:sz="0" w:space="0" w:color="000000"/>
-                <w:top w:val="none" w:sz="0" w:space="0" w:color="000000"/>
-                <w:left w:val="none" w:sz="0" w:space="0" w:color="000000"/>
-                <w:right w:val="none" w:sz="0" w:space="0" w:color="000000"/>
-              </w:pBdr>
-              <w:spacing w:after="100" w:before="100" w:line="240"/>
-              <w:ind w:left="100" w:right="100" w:firstLine="0" w:firstLineChars="0"/>
-              <w:rPr>
-                <w:rFonts w:ascii="Arial" w:hAnsi="Arial" w:eastAsia="Arial" w:cs="Arial"/>
-                <w:i w:val="false"/>
-                <w:b w:val="false"/>
-                <w:u w:val="none"/>
-                <w:sz w:val="22"/>
-                <w:szCs w:val="22"/>
-                <w:color w:val="000000"/>
-              </w:rPr>
-            </w:pPr>
-            <w:r>
-              <w:rPr>
-                <w:rFonts w:ascii="Arial" w:hAnsi="Arial" w:eastAsia="Arial" w:cs="Arial"/>
-                <w:i w:val="false"/>
-                <w:b w:val="false"/>
-                <w:u w:val="none"/>
-                <w:sz w:val="22"/>
-                <w:szCs w:val="22"/>
-                <w:color w:val="000000"/>
-              </w:rPr>
-              <w:t xml:space="preserve">2.74</w:t>
-            </w:r>
-          </w:p>
-        </w:tc>
-        <w:tc>
-          <w:tcPr>
-            <w:tcBorders>
-              <w:bottom w:val="none" w:sz="0" w:space="0" w:color="000000"/>
-              <w:top w:val="none" w:sz="0" w:space="0" w:color="000000"/>
-              <w:left w:val="none" w:sz="0" w:space="0" w:color="000000"/>
-              <w:right w:val="none" w:sz="0" w:space="0" w:color="000000"/>
-            </w:tcBorders>
-            <w:shd w:val="clear" w:color="auto" w:fill="FFFFFF"/>
-            <w:tcMar>
-              <w:top w:w="0" w:type="dxa"/>
-              <w:bottom w:w="0" w:type="dxa"/>
-              <w:left w:w="0" w:type="dxa"/>
-              <w:right w:w="0" w:type="dxa"/>
-            </w:tcMar>
-            <w:vAlign w:val="center"/>
-          </w:tcPr>
-          <w:p>
-            <w:pPr>
-              <w:jc w:val="center"/>
-              <w:pBdr>
-                <w:bottom w:val="none" w:sz="0" w:space="0" w:color="000000"/>
-                <w:top w:val="none" w:sz="0" w:space="0" w:color="000000"/>
-                <w:left w:val="none" w:sz="0" w:space="0" w:color="000000"/>
-                <w:right w:val="none" w:sz="0" w:space="0" w:color="000000"/>
-              </w:pBdr>
-              <w:spacing w:after="100" w:before="100" w:line="240"/>
-              <w:ind w:left="100" w:right="100" w:firstLine="0" w:firstLineChars="0"/>
-              <w:rPr>
-                <w:rFonts w:ascii="Arial" w:hAnsi="Arial" w:eastAsia="Arial" w:cs="Arial"/>
-                <w:i w:val="false"/>
-                <w:b w:val="false"/>
-                <w:u w:val="none"/>
-                <w:sz w:val="22"/>
-                <w:szCs w:val="22"/>
-                <w:color w:val="000000"/>
-              </w:rPr>
-            </w:pPr>
-            <w:r>
-              <w:rPr>
-                <w:rFonts w:ascii="Arial" w:hAnsi="Arial" w:eastAsia="Arial" w:cs="Arial"/>
-                <w:i w:val="false"/>
-                <w:b w:val="false"/>
-                <w:u w:val="none"/>
-                <w:sz w:val="22"/>
-                <w:szCs w:val="22"/>
-                <w:color w:val="000000"/>
-              </w:rPr>
-              <w:t xml:space="preserve">0.0067</w:t>
-            </w:r>
-          </w:p>
-        </w:tc>
-        <w:tc>
-          <w:tcPr>
-            <w:tcBorders>
-              <w:bottom w:val="none" w:sz="0" w:space="0" w:color="000000"/>
-              <w:top w:val="none" w:sz="0" w:space="0" w:color="000000"/>
-              <w:left w:val="none" w:sz="0" w:space="0" w:color="000000"/>
-              <w:right w:val="none" w:sz="0" w:space="0" w:color="000000"/>
-            </w:tcBorders>
-            <w:shd w:val="clear" w:color="auto" w:fill="FFFFFF"/>
-            <w:tcMar>
-              <w:top w:w="0" w:type="dxa"/>
-              <w:bottom w:w="0" w:type="dxa"/>
-              <w:left w:w="0" w:type="dxa"/>
-              <w:right w:w="0" w:type="dxa"/>
-            </w:tcMar>
-            <w:vAlign w:val="center"/>
-          </w:tcPr>
-          <w:p>
-            <w:pPr>
-              <w:jc w:val="center"/>
-              <w:pBdr>
-                <w:bottom w:val="none" w:sz="0" w:space="0" w:color="000000"/>
-                <w:top w:val="none" w:sz="0" w:space="0" w:color="000000"/>
-                <w:left w:val="none" w:sz="0" w:space="0" w:color="000000"/>
-                <w:right w:val="none" w:sz="0" w:space="0" w:color="000000"/>
-              </w:pBdr>
-              <w:spacing w:after="100" w:before="100" w:line="240"/>
-              <w:ind w:left="100" w:right="100" w:firstLine="0" w:firstLineChars="0"/>
-              <w:rPr>
-                <w:rFonts w:ascii="Arial" w:hAnsi="Arial" w:eastAsia="Arial" w:cs="Arial"/>
-                <w:i w:val="false"/>
-                <w:b w:val="false"/>
-                <w:u w:val="none"/>
-                <w:sz w:val="22"/>
-                <w:szCs w:val="22"/>
-                <w:color w:val="000000"/>
-              </w:rPr>
-            </w:pPr>
-            <w:r>
-              <w:rPr>
-                <w:rFonts w:ascii="Arial" w:hAnsi="Arial" w:eastAsia="Arial" w:cs="Arial"/>
-                <w:i w:val="false"/>
-                <w:b w:val="false"/>
-                <w:u w:val="none"/>
-                <w:sz w:val="22"/>
-                <w:szCs w:val="22"/>
-                <w:color w:val="000000"/>
-              </w:rPr>
-              <w:t xml:space="preserve">-11.64</w:t>
+              <w:t xml:space="preserve">-2.34</w:t>
+            </w:r>
+          </w:p>
+        </w:tc>
+        <w:tc>
+          <w:tcPr>
+            <w:tcBorders>
+              <w:bottom w:val="none" w:sz="0" w:space="0" w:color="000000"/>
+              <w:top w:val="none" w:sz="0" w:space="0" w:color="000000"/>
+              <w:left w:val="none" w:sz="0" w:space="0" w:color="000000"/>
+              <w:right w:val="none" w:sz="0" w:space="0" w:color="000000"/>
+            </w:tcBorders>
+            <w:shd w:val="clear" w:color="auto" w:fill="FFFFFF"/>
+            <w:tcMar>
+              <w:top w:w="0" w:type="dxa"/>
+              <w:bottom w:w="0" w:type="dxa"/>
+              <w:left w:w="0" w:type="dxa"/>
+              <w:right w:w="0" w:type="dxa"/>
+            </w:tcMar>
+            <w:vAlign w:val="center"/>
+          </w:tcPr>
+          <w:p>
+            <w:pPr>
+              <w:jc w:val="center"/>
+              <w:pBdr>
+                <w:bottom w:val="none" w:sz="0" w:space="0" w:color="000000"/>
+                <w:top w:val="none" w:sz="0" w:space="0" w:color="000000"/>
+                <w:left w:val="none" w:sz="0" w:space="0" w:color="000000"/>
+                <w:right w:val="none" w:sz="0" w:space="0" w:color="000000"/>
+              </w:pBdr>
+              <w:spacing w:after="100" w:before="100" w:line="240"/>
+              <w:ind w:left="100" w:right="100" w:firstLine="0" w:firstLineChars="0"/>
+              <w:rPr>
+                <w:rFonts w:ascii="Arial" w:hAnsi="Arial" w:eastAsia="Arial" w:cs="Arial"/>
+                <w:i w:val="false"/>
+                <w:b w:val="false"/>
+                <w:u w:val="none"/>
+                <w:sz w:val="22"/>
+                <w:szCs w:val="22"/>
+                <w:color w:val="000000"/>
+              </w:rPr>
+            </w:pPr>
+            <w:r>
+              <w:rPr>
+                <w:rFonts w:ascii="Arial" w:hAnsi="Arial" w:eastAsia="Arial" w:cs="Arial"/>
+                <w:i w:val="false"/>
+                <w:b w:val="false"/>
+                <w:u w:val="none"/>
+                <w:sz w:val="22"/>
+                <w:szCs w:val="22"/>
+                <w:color w:val="000000"/>
+              </w:rPr>
+              <w:t xml:space="preserve">0.0203</w:t>
+            </w:r>
+          </w:p>
+        </w:tc>
+        <w:tc>
+          <w:tcPr>
+            <w:tcBorders>
+              <w:bottom w:val="none" w:sz="0" w:space="0" w:color="000000"/>
+              <w:top w:val="none" w:sz="0" w:space="0" w:color="000000"/>
+              <w:left w:val="none" w:sz="0" w:space="0" w:color="000000"/>
+              <w:right w:val="none" w:sz="0" w:space="0" w:color="000000"/>
+            </w:tcBorders>
+            <w:shd w:val="clear" w:color="auto" w:fill="FFFFFF"/>
+            <w:tcMar>
+              <w:top w:w="0" w:type="dxa"/>
+              <w:bottom w:w="0" w:type="dxa"/>
+              <w:left w:w="0" w:type="dxa"/>
+              <w:right w:w="0" w:type="dxa"/>
+            </w:tcMar>
+            <w:vAlign w:val="center"/>
+          </w:tcPr>
+          <w:p>
+            <w:pPr>
+              <w:jc w:val="center"/>
+              <w:pBdr>
+                <w:bottom w:val="none" w:sz="0" w:space="0" w:color="000000"/>
+                <w:top w:val="none" w:sz="0" w:space="0" w:color="000000"/>
+                <w:left w:val="none" w:sz="0" w:space="0" w:color="000000"/>
+                <w:right w:val="none" w:sz="0" w:space="0" w:color="000000"/>
+              </w:pBdr>
+              <w:spacing w:after="100" w:before="100" w:line="240"/>
+              <w:ind w:left="100" w:right="100" w:firstLine="0" w:firstLineChars="0"/>
+              <w:rPr>
+                <w:rFonts w:ascii="Arial" w:hAnsi="Arial" w:eastAsia="Arial" w:cs="Arial"/>
+                <w:i w:val="false"/>
+                <w:b w:val="false"/>
+                <w:u w:val="none"/>
+                <w:sz w:val="22"/>
+                <w:szCs w:val="22"/>
+                <w:color w:val="000000"/>
+              </w:rPr>
+            </w:pPr>
+            <w:r>
+              <w:rPr>
+                <w:rFonts w:ascii="Arial" w:hAnsi="Arial" w:eastAsia="Arial" w:cs="Arial"/>
+                <w:i w:val="false"/>
+                <w:b w:val="false"/>
+                <w:u w:val="none"/>
+                <w:sz w:val="22"/>
+                <w:szCs w:val="22"/>
+                <w:color w:val="000000"/>
+              </w:rPr>
+              <w:t xml:space="preserve">2.98</w:t>
+            </w:r>
+          </w:p>
+        </w:tc>
+        <w:tc>
+          <w:tcPr>
+            <w:tcBorders>
+              <w:bottom w:val="none" w:sz="0" w:space="0" w:color="000000"/>
+              <w:top w:val="none" w:sz="0" w:space="0" w:color="000000"/>
+              <w:left w:val="none" w:sz="0" w:space="0" w:color="000000"/>
+              <w:right w:val="none" w:sz="0" w:space="0" w:color="000000"/>
+            </w:tcBorders>
+            <w:shd w:val="clear" w:color="auto" w:fill="FFFFFF"/>
+            <w:tcMar>
+              <w:top w:w="0" w:type="dxa"/>
+              <w:bottom w:w="0" w:type="dxa"/>
+              <w:left w:w="0" w:type="dxa"/>
+              <w:right w:w="0" w:type="dxa"/>
+            </w:tcMar>
+            <w:vAlign w:val="center"/>
+          </w:tcPr>
+          <w:p>
+            <w:pPr>
+              <w:jc w:val="center"/>
+              <w:pBdr>
+                <w:bottom w:val="none" w:sz="0" w:space="0" w:color="000000"/>
+                <w:top w:val="none" w:sz="0" w:space="0" w:color="000000"/>
+                <w:left w:val="none" w:sz="0" w:space="0" w:color="000000"/>
+                <w:right w:val="none" w:sz="0" w:space="0" w:color="000000"/>
+              </w:pBdr>
+              <w:spacing w:after="100" w:before="100" w:line="240"/>
+              <w:ind w:left="100" w:right="100" w:firstLine="0" w:firstLineChars="0"/>
+              <w:rPr>
+                <w:rFonts w:ascii="Arial" w:hAnsi="Arial" w:eastAsia="Arial" w:cs="Arial"/>
+                <w:i w:val="false"/>
+                <w:b w:val="false"/>
+                <w:u w:val="none"/>
+                <w:sz w:val="22"/>
+                <w:szCs w:val="22"/>
+                <w:color w:val="000000"/>
+              </w:rPr>
+            </w:pPr>
+            <w:r>
+              <w:rPr>
+                <w:rFonts w:ascii="Arial" w:hAnsi="Arial" w:eastAsia="Arial" w:cs="Arial"/>
+                <w:i w:val="false"/>
+                <w:b w:val="false"/>
+                <w:u w:val="none"/>
+                <w:sz w:val="22"/>
+                <w:szCs w:val="22"/>
+                <w:color w:val="000000"/>
+              </w:rPr>
+              <w:t xml:space="preserve">0.0033</w:t>
+            </w:r>
+          </w:p>
+        </w:tc>
+        <w:tc>
+          <w:tcPr>
+            <w:tcBorders>
+              <w:bottom w:val="none" w:sz="0" w:space="0" w:color="000000"/>
+              <w:top w:val="none" w:sz="0" w:space="0" w:color="000000"/>
+              <w:left w:val="none" w:sz="0" w:space="0" w:color="000000"/>
+              <w:right w:val="none" w:sz="0" w:space="0" w:color="000000"/>
+            </w:tcBorders>
+            <w:shd w:val="clear" w:color="auto" w:fill="FFFFFF"/>
+            <w:tcMar>
+              <w:top w:w="0" w:type="dxa"/>
+              <w:bottom w:w="0" w:type="dxa"/>
+              <w:left w:w="0" w:type="dxa"/>
+              <w:right w:w="0" w:type="dxa"/>
+            </w:tcMar>
+            <w:vAlign w:val="center"/>
+          </w:tcPr>
+          <w:p>
+            <w:pPr>
+              <w:jc w:val="center"/>
+              <w:pBdr>
+                <w:bottom w:val="none" w:sz="0" w:space="0" w:color="000000"/>
+                <w:top w:val="none" w:sz="0" w:space="0" w:color="000000"/>
+                <w:left w:val="none" w:sz="0" w:space="0" w:color="000000"/>
+                <w:right w:val="none" w:sz="0" w:space="0" w:color="000000"/>
+              </w:pBdr>
+              <w:spacing w:after="100" w:before="100" w:line="240"/>
+              <w:ind w:left="100" w:right="100" w:firstLine="0" w:firstLineChars="0"/>
+              <w:rPr>
+                <w:rFonts w:ascii="Arial" w:hAnsi="Arial" w:eastAsia="Arial" w:cs="Arial"/>
+                <w:i w:val="false"/>
+                <w:b w:val="false"/>
+                <w:u w:val="none"/>
+                <w:sz w:val="22"/>
+                <w:szCs w:val="22"/>
+                <w:color w:val="000000"/>
+              </w:rPr>
+            </w:pPr>
+            <w:r>
+              <w:rPr>
+                <w:rFonts w:ascii="Arial" w:hAnsi="Arial" w:eastAsia="Arial" w:cs="Arial"/>
+                <w:i w:val="false"/>
+                <w:b w:val="false"/>
+                <w:u w:val="none"/>
+                <w:sz w:val="22"/>
+                <w:szCs w:val="22"/>
+                <w:color w:val="000000"/>
+              </w:rPr>
+              <w:t xml:space="preserve">-11.55</w:t>
             </w:r>
           </w:p>
         </w:tc>
@@ -4219,215 +4219,215 @@
                 <w:szCs w:val="22"/>
                 <w:color w:val="000000"/>
               </w:rPr>
-              <w:t xml:space="preserve">0.41</w:t>
-            </w:r>
-          </w:p>
-        </w:tc>
-        <w:tc>
-          <w:tcPr>
-            <w:tcBorders>
-              <w:bottom w:val="none" w:sz="0" w:space="0" w:color="000000"/>
-              <w:top w:val="none" w:sz="0" w:space="0" w:color="000000"/>
-              <w:left w:val="none" w:sz="0" w:space="0" w:color="000000"/>
-              <w:right w:val="none" w:sz="0" w:space="0" w:color="000000"/>
-            </w:tcBorders>
-            <w:shd w:val="clear" w:color="auto" w:fill="FFFFFF"/>
-            <w:tcMar>
-              <w:top w:w="0" w:type="dxa"/>
-              <w:bottom w:w="0" w:type="dxa"/>
-              <w:left w:w="0" w:type="dxa"/>
-              <w:right w:w="0" w:type="dxa"/>
-            </w:tcMar>
-            <w:vAlign w:val="center"/>
-          </w:tcPr>
-          <w:p>
-            <w:pPr>
-              <w:jc w:val="center"/>
-              <w:pBdr>
-                <w:bottom w:val="none" w:sz="0" w:space="0" w:color="000000"/>
-                <w:top w:val="none" w:sz="0" w:space="0" w:color="000000"/>
-                <w:left w:val="none" w:sz="0" w:space="0" w:color="000000"/>
-                <w:right w:val="none" w:sz="0" w:space="0" w:color="000000"/>
-              </w:pBdr>
-              <w:spacing w:after="100" w:before="100" w:line="240"/>
-              <w:ind w:left="100" w:right="100" w:firstLine="0" w:firstLineChars="0"/>
-              <w:rPr>
-                <w:rFonts w:ascii="Arial" w:hAnsi="Arial" w:eastAsia="Arial" w:cs="Arial"/>
-                <w:i w:val="false"/>
-                <w:b w:val="false"/>
-                <w:u w:val="none"/>
-                <w:sz w:val="22"/>
-                <w:szCs w:val="22"/>
-                <w:color w:val="000000"/>
-              </w:rPr>
-            </w:pPr>
-            <w:r>
-              <w:rPr>
-                <w:rFonts w:ascii="Arial" w:hAnsi="Arial" w:eastAsia="Arial" w:cs="Arial"/>
-                <w:i w:val="false"/>
-                <w:b w:val="false"/>
-                <w:u w:val="none"/>
-                <w:sz w:val="22"/>
-                <w:szCs w:val="22"/>
-                <w:color w:val="000000"/>
-              </w:rPr>
-              <w:t xml:space="preserve">0.6798</w:t>
-            </w:r>
-          </w:p>
-        </w:tc>
-        <w:tc>
-          <w:tcPr>
-            <w:tcBorders>
-              <w:bottom w:val="none" w:sz="0" w:space="0" w:color="000000"/>
-              <w:top w:val="none" w:sz="0" w:space="0" w:color="000000"/>
-              <w:left w:val="none" w:sz="0" w:space="0" w:color="000000"/>
-              <w:right w:val="none" w:sz="0" w:space="0" w:color="000000"/>
-            </w:tcBorders>
-            <w:shd w:val="clear" w:color="auto" w:fill="FFFFFF"/>
-            <w:tcMar>
-              <w:top w:w="0" w:type="dxa"/>
-              <w:bottom w:w="0" w:type="dxa"/>
-              <w:left w:w="0" w:type="dxa"/>
-              <w:right w:w="0" w:type="dxa"/>
-            </w:tcMar>
-            <w:vAlign w:val="center"/>
-          </w:tcPr>
-          <w:p>
-            <w:pPr>
-              <w:jc w:val="center"/>
-              <w:pBdr>
-                <w:bottom w:val="none" w:sz="0" w:space="0" w:color="000000"/>
-                <w:top w:val="none" w:sz="0" w:space="0" w:color="000000"/>
-                <w:left w:val="none" w:sz="0" w:space="0" w:color="000000"/>
-                <w:right w:val="none" w:sz="0" w:space="0" w:color="000000"/>
-              </w:pBdr>
-              <w:spacing w:after="100" w:before="100" w:line="240"/>
-              <w:ind w:left="100" w:right="100" w:firstLine="0" w:firstLineChars="0"/>
-              <w:rPr>
-                <w:rFonts w:ascii="Arial" w:hAnsi="Arial" w:eastAsia="Arial" w:cs="Arial"/>
-                <w:i w:val="false"/>
-                <w:b w:val="false"/>
-                <w:u w:val="none"/>
-                <w:sz w:val="22"/>
-                <w:szCs w:val="22"/>
-                <w:color w:val="000000"/>
-              </w:rPr>
-            </w:pPr>
-            <w:r>
-              <w:rPr>
-                <w:rFonts w:ascii="Arial" w:hAnsi="Arial" w:eastAsia="Arial" w:cs="Arial"/>
-                <w:i w:val="false"/>
-                <w:b w:val="false"/>
-                <w:u w:val="none"/>
-                <w:sz w:val="22"/>
-                <w:szCs w:val="22"/>
-                <w:color w:val="000000"/>
-              </w:rPr>
-              <w:t xml:space="preserve">-3.25</w:t>
-            </w:r>
-          </w:p>
-        </w:tc>
-        <w:tc>
-          <w:tcPr>
-            <w:tcBorders>
-              <w:bottom w:val="none" w:sz="0" w:space="0" w:color="000000"/>
-              <w:top w:val="none" w:sz="0" w:space="0" w:color="000000"/>
-              <w:left w:val="none" w:sz="0" w:space="0" w:color="000000"/>
-              <w:right w:val="none" w:sz="0" w:space="0" w:color="000000"/>
-            </w:tcBorders>
-            <w:shd w:val="clear" w:color="auto" w:fill="FFFFFF"/>
-            <w:tcMar>
-              <w:top w:w="0" w:type="dxa"/>
-              <w:bottom w:w="0" w:type="dxa"/>
-              <w:left w:w="0" w:type="dxa"/>
-              <w:right w:w="0" w:type="dxa"/>
-            </w:tcMar>
-            <w:vAlign w:val="center"/>
-          </w:tcPr>
-          <w:p>
-            <w:pPr>
-              <w:jc w:val="center"/>
-              <w:pBdr>
-                <w:bottom w:val="none" w:sz="0" w:space="0" w:color="000000"/>
-                <w:top w:val="none" w:sz="0" w:space="0" w:color="000000"/>
-                <w:left w:val="none" w:sz="0" w:space="0" w:color="000000"/>
-                <w:right w:val="none" w:sz="0" w:space="0" w:color="000000"/>
-              </w:pBdr>
-              <w:spacing w:after="100" w:before="100" w:line="240"/>
-              <w:ind w:left="100" w:right="100" w:firstLine="0" w:firstLineChars="0"/>
-              <w:rPr>
-                <w:rFonts w:ascii="Arial" w:hAnsi="Arial" w:eastAsia="Arial" w:cs="Arial"/>
-                <w:i w:val="false"/>
-                <w:b w:val="false"/>
-                <w:u w:val="none"/>
-                <w:sz w:val="22"/>
-                <w:szCs w:val="22"/>
-                <w:color w:val="000000"/>
-              </w:rPr>
-            </w:pPr>
-            <w:r>
-              <w:rPr>
-                <w:rFonts w:ascii="Arial" w:hAnsi="Arial" w:eastAsia="Arial" w:cs="Arial"/>
-                <w:i w:val="false"/>
-                <w:b w:val="false"/>
-                <w:u w:val="none"/>
-                <w:sz w:val="22"/>
-                <w:szCs w:val="22"/>
-                <w:color w:val="000000"/>
-              </w:rPr>
-              <w:t xml:space="preserve">0.0014</w:t>
-            </w:r>
-          </w:p>
-        </w:tc>
-        <w:tc>
-          <w:tcPr>
-            <w:tcBorders>
-              <w:bottom w:val="none" w:sz="0" w:space="0" w:color="000000"/>
-              <w:top w:val="none" w:sz="0" w:space="0" w:color="000000"/>
-              <w:left w:val="none" w:sz="0" w:space="0" w:color="000000"/>
-              <w:right w:val="none" w:sz="0" w:space="0" w:color="000000"/>
-            </w:tcBorders>
-            <w:shd w:val="clear" w:color="auto" w:fill="FFFFFF"/>
-            <w:tcMar>
-              <w:top w:w="0" w:type="dxa"/>
-              <w:bottom w:w="0" w:type="dxa"/>
-              <w:left w:w="0" w:type="dxa"/>
-              <w:right w:w="0" w:type="dxa"/>
-            </w:tcMar>
-            <w:vAlign w:val="center"/>
-          </w:tcPr>
-          <w:p>
-            <w:pPr>
-              <w:jc w:val="center"/>
-              <w:pBdr>
-                <w:bottom w:val="none" w:sz="0" w:space="0" w:color="000000"/>
-                <w:top w:val="none" w:sz="0" w:space="0" w:color="000000"/>
-                <w:left w:val="none" w:sz="0" w:space="0" w:color="000000"/>
-                <w:right w:val="none" w:sz="0" w:space="0" w:color="000000"/>
-              </w:pBdr>
-              <w:spacing w:after="100" w:before="100" w:line="240"/>
-              <w:ind w:left="100" w:right="100" w:firstLine="0" w:firstLineChars="0"/>
-              <w:rPr>
-                <w:rFonts w:ascii="Arial" w:hAnsi="Arial" w:eastAsia="Arial" w:cs="Arial"/>
-                <w:i w:val="false"/>
-                <w:b w:val="false"/>
-                <w:u w:val="none"/>
-                <w:sz w:val="22"/>
-                <w:szCs w:val="22"/>
-                <w:color w:val="000000"/>
-              </w:rPr>
-            </w:pPr>
-            <w:r>
-              <w:rPr>
-                <w:rFonts w:ascii="Arial" w:hAnsi="Arial" w:eastAsia="Arial" w:cs="Arial"/>
-                <w:i w:val="false"/>
-                <w:b w:val="false"/>
-                <w:u w:val="none"/>
-                <w:sz w:val="22"/>
-                <w:szCs w:val="22"/>
-                <w:color w:val="000000"/>
-              </w:rPr>
-              <w:t xml:space="preserve">7.62</w:t>
+              <w:t xml:space="preserve">2.56</w:t>
+            </w:r>
+          </w:p>
+        </w:tc>
+        <w:tc>
+          <w:tcPr>
+            <w:tcBorders>
+              <w:bottom w:val="none" w:sz="0" w:space="0" w:color="000000"/>
+              <w:top w:val="none" w:sz="0" w:space="0" w:color="000000"/>
+              <w:left w:val="none" w:sz="0" w:space="0" w:color="000000"/>
+              <w:right w:val="none" w:sz="0" w:space="0" w:color="000000"/>
+            </w:tcBorders>
+            <w:shd w:val="clear" w:color="auto" w:fill="FFFFFF"/>
+            <w:tcMar>
+              <w:top w:w="0" w:type="dxa"/>
+              <w:bottom w:w="0" w:type="dxa"/>
+              <w:left w:w="0" w:type="dxa"/>
+              <w:right w:w="0" w:type="dxa"/>
+            </w:tcMar>
+            <w:vAlign w:val="center"/>
+          </w:tcPr>
+          <w:p>
+            <w:pPr>
+              <w:jc w:val="center"/>
+              <w:pBdr>
+                <w:bottom w:val="none" w:sz="0" w:space="0" w:color="000000"/>
+                <w:top w:val="none" w:sz="0" w:space="0" w:color="000000"/>
+                <w:left w:val="none" w:sz="0" w:space="0" w:color="000000"/>
+                <w:right w:val="none" w:sz="0" w:space="0" w:color="000000"/>
+              </w:pBdr>
+              <w:spacing w:after="100" w:before="100" w:line="240"/>
+              <w:ind w:left="100" w:right="100" w:firstLine="0" w:firstLineChars="0"/>
+              <w:rPr>
+                <w:rFonts w:ascii="Arial" w:hAnsi="Arial" w:eastAsia="Arial" w:cs="Arial"/>
+                <w:i w:val="false"/>
+                <w:b w:val="false"/>
+                <w:u w:val="none"/>
+                <w:sz w:val="22"/>
+                <w:szCs w:val="22"/>
+                <w:color w:val="000000"/>
+              </w:rPr>
+            </w:pPr>
+            <w:r>
+              <w:rPr>
+                <w:rFonts w:ascii="Arial" w:hAnsi="Arial" w:eastAsia="Arial" w:cs="Arial"/>
+                <w:i w:val="false"/>
+                <w:b w:val="false"/>
+                <w:u w:val="none"/>
+                <w:sz w:val="22"/>
+                <w:szCs w:val="22"/>
+                <w:color w:val="000000"/>
+              </w:rPr>
+              <w:t xml:space="preserve">0.0112</w:t>
+            </w:r>
+          </w:p>
+        </w:tc>
+        <w:tc>
+          <w:tcPr>
+            <w:tcBorders>
+              <w:bottom w:val="none" w:sz="0" w:space="0" w:color="000000"/>
+              <w:top w:val="none" w:sz="0" w:space="0" w:color="000000"/>
+              <w:left w:val="none" w:sz="0" w:space="0" w:color="000000"/>
+              <w:right w:val="none" w:sz="0" w:space="0" w:color="000000"/>
+            </w:tcBorders>
+            <w:shd w:val="clear" w:color="auto" w:fill="FFFFFF"/>
+            <w:tcMar>
+              <w:top w:w="0" w:type="dxa"/>
+              <w:bottom w:w="0" w:type="dxa"/>
+              <w:left w:w="0" w:type="dxa"/>
+              <w:right w:w="0" w:type="dxa"/>
+            </w:tcMar>
+            <w:vAlign w:val="center"/>
+          </w:tcPr>
+          <w:p>
+            <w:pPr>
+              <w:jc w:val="center"/>
+              <w:pBdr>
+                <w:bottom w:val="none" w:sz="0" w:space="0" w:color="000000"/>
+                <w:top w:val="none" w:sz="0" w:space="0" w:color="000000"/>
+                <w:left w:val="none" w:sz="0" w:space="0" w:color="000000"/>
+                <w:right w:val="none" w:sz="0" w:space="0" w:color="000000"/>
+              </w:pBdr>
+              <w:spacing w:after="100" w:before="100" w:line="240"/>
+              <w:ind w:left="100" w:right="100" w:firstLine="0" w:firstLineChars="0"/>
+              <w:rPr>
+                <w:rFonts w:ascii="Arial" w:hAnsi="Arial" w:eastAsia="Arial" w:cs="Arial"/>
+                <w:i w:val="false"/>
+                <w:b w:val="false"/>
+                <w:u w:val="none"/>
+                <w:sz w:val="22"/>
+                <w:szCs w:val="22"/>
+                <w:color w:val="000000"/>
+              </w:rPr>
+            </w:pPr>
+            <w:r>
+              <w:rPr>
+                <w:rFonts w:ascii="Arial" w:hAnsi="Arial" w:eastAsia="Arial" w:cs="Arial"/>
+                <w:i w:val="false"/>
+                <w:b w:val="false"/>
+                <w:u w:val="none"/>
+                <w:sz w:val="22"/>
+                <w:szCs w:val="22"/>
+                <w:color w:val="000000"/>
+              </w:rPr>
+              <w:t xml:space="preserve">-4.38</w:t>
+            </w:r>
+          </w:p>
+        </w:tc>
+        <w:tc>
+          <w:tcPr>
+            <w:tcBorders>
+              <w:bottom w:val="none" w:sz="0" w:space="0" w:color="000000"/>
+              <w:top w:val="none" w:sz="0" w:space="0" w:color="000000"/>
+              <w:left w:val="none" w:sz="0" w:space="0" w:color="000000"/>
+              <w:right w:val="none" w:sz="0" w:space="0" w:color="000000"/>
+            </w:tcBorders>
+            <w:shd w:val="clear" w:color="auto" w:fill="FFFFFF"/>
+            <w:tcMar>
+              <w:top w:w="0" w:type="dxa"/>
+              <w:bottom w:w="0" w:type="dxa"/>
+              <w:left w:w="0" w:type="dxa"/>
+              <w:right w:w="0" w:type="dxa"/>
+            </w:tcMar>
+            <w:vAlign w:val="center"/>
+          </w:tcPr>
+          <w:p>
+            <w:pPr>
+              <w:jc w:val="center"/>
+              <w:pBdr>
+                <w:bottom w:val="none" w:sz="0" w:space="0" w:color="000000"/>
+                <w:top w:val="none" w:sz="0" w:space="0" w:color="000000"/>
+                <w:left w:val="none" w:sz="0" w:space="0" w:color="000000"/>
+                <w:right w:val="none" w:sz="0" w:space="0" w:color="000000"/>
+              </w:pBdr>
+              <w:spacing w:after="100" w:before="100" w:line="240"/>
+              <w:ind w:left="100" w:right="100" w:firstLine="0" w:firstLineChars="0"/>
+              <w:rPr>
+                <w:rFonts w:ascii="Arial" w:hAnsi="Arial" w:eastAsia="Arial" w:cs="Arial"/>
+                <w:i w:val="false"/>
+                <w:b w:val="false"/>
+                <w:u w:val="none"/>
+                <w:sz w:val="22"/>
+                <w:szCs w:val="22"/>
+                <w:color w:val="000000"/>
+              </w:rPr>
+            </w:pPr>
+            <w:r>
+              <w:rPr>
+                <w:rFonts w:ascii="Arial" w:hAnsi="Arial" w:eastAsia="Arial" w:cs="Arial"/>
+                <w:i w:val="false"/>
+                <w:b w:val="false"/>
+                <w:u w:val="none"/>
+                <w:sz w:val="22"/>
+                <w:szCs w:val="22"/>
+                <w:color w:val="000000"/>
+              </w:rPr>
+              <w:t xml:space="preserve">0.0000</w:t>
+            </w:r>
+          </w:p>
+        </w:tc>
+        <w:tc>
+          <w:tcPr>
+            <w:tcBorders>
+              <w:bottom w:val="none" w:sz="0" w:space="0" w:color="000000"/>
+              <w:top w:val="none" w:sz="0" w:space="0" w:color="000000"/>
+              <w:left w:val="none" w:sz="0" w:space="0" w:color="000000"/>
+              <w:right w:val="none" w:sz="0" w:space="0" w:color="000000"/>
+            </w:tcBorders>
+            <w:shd w:val="clear" w:color="auto" w:fill="FFFFFF"/>
+            <w:tcMar>
+              <w:top w:w="0" w:type="dxa"/>
+              <w:bottom w:w="0" w:type="dxa"/>
+              <w:left w:w="0" w:type="dxa"/>
+              <w:right w:w="0" w:type="dxa"/>
+            </w:tcMar>
+            <w:vAlign w:val="center"/>
+          </w:tcPr>
+          <w:p>
+            <w:pPr>
+              <w:jc w:val="center"/>
+              <w:pBdr>
+                <w:bottom w:val="none" w:sz="0" w:space="0" w:color="000000"/>
+                <w:top w:val="none" w:sz="0" w:space="0" w:color="000000"/>
+                <w:left w:val="none" w:sz="0" w:space="0" w:color="000000"/>
+                <w:right w:val="none" w:sz="0" w:space="0" w:color="000000"/>
+              </w:pBdr>
+              <w:spacing w:after="100" w:before="100" w:line="240"/>
+              <w:ind w:left="100" w:right="100" w:firstLine="0" w:firstLineChars="0"/>
+              <w:rPr>
+                <w:rFonts w:ascii="Arial" w:hAnsi="Arial" w:eastAsia="Arial" w:cs="Arial"/>
+                <w:i w:val="false"/>
+                <w:b w:val="false"/>
+                <w:u w:val="none"/>
+                <w:sz w:val="22"/>
+                <w:szCs w:val="22"/>
+                <w:color w:val="000000"/>
+              </w:rPr>
+            </w:pPr>
+            <w:r>
+              <w:rPr>
+                <w:rFonts w:ascii="Arial" w:hAnsi="Arial" w:eastAsia="Arial" w:cs="Arial"/>
+                <w:i w:val="false"/>
+                <w:b w:val="false"/>
+                <w:u w:val="none"/>
+                <w:sz w:val="22"/>
+                <w:szCs w:val="22"/>
+                <w:color w:val="000000"/>
+              </w:rPr>
+              <w:t xml:space="preserve">7.94</w:t>
             </w:r>
           </w:p>
         </w:tc>
@@ -4589,274 +4589,274 @@
                 <w:szCs w:val="22"/>
                 <w:color w:val="000000"/>
               </w:rPr>
-              <w:t xml:space="preserve">-0.04</w:t>
-            </w:r>
-          </w:p>
-        </w:tc>
-        <w:tc>
-          <w:tcPr>
-            <w:tcBorders>
-              <w:bottom w:val="none" w:sz="0" w:space="0" w:color="000000"/>
-              <w:top w:val="none" w:sz="0" w:space="0" w:color="000000"/>
-              <w:left w:val="none" w:sz="0" w:space="0" w:color="000000"/>
-              <w:right w:val="none" w:sz="0" w:space="0" w:color="000000"/>
-            </w:tcBorders>
-            <w:shd w:val="clear" w:color="auto" w:fill="FFFFFF"/>
-            <w:tcMar>
-              <w:top w:w="0" w:type="dxa"/>
-              <w:bottom w:w="0" w:type="dxa"/>
-              <w:left w:w="0" w:type="dxa"/>
-              <w:right w:w="0" w:type="dxa"/>
-            </w:tcMar>
-            <w:vAlign w:val="center"/>
-          </w:tcPr>
-          <w:p>
-            <w:pPr>
-              <w:jc w:val="center"/>
-              <w:pBdr>
-                <w:bottom w:val="none" w:sz="0" w:space="0" w:color="000000"/>
-                <w:top w:val="none" w:sz="0" w:space="0" w:color="000000"/>
-                <w:left w:val="none" w:sz="0" w:space="0" w:color="000000"/>
-                <w:right w:val="none" w:sz="0" w:space="0" w:color="000000"/>
-              </w:pBdr>
-              <w:spacing w:after="100" w:before="100" w:line="240"/>
-              <w:ind w:left="100" w:right="100" w:firstLine="0" w:firstLineChars="0"/>
-              <w:rPr>
-                <w:rFonts w:ascii="Arial" w:hAnsi="Arial" w:eastAsia="Arial" w:cs="Arial"/>
-                <w:i w:val="false"/>
-                <w:b w:val="false"/>
-                <w:u w:val="none"/>
-                <w:sz w:val="22"/>
-                <w:szCs w:val="22"/>
-                <w:color w:val="000000"/>
-              </w:rPr>
-            </w:pPr>
-            <w:r>
-              <w:rPr>
-                <w:rFonts w:ascii="Arial" w:hAnsi="Arial" w:eastAsia="Arial" w:cs="Arial"/>
-                <w:i w:val="false"/>
-                <w:b w:val="false"/>
-                <w:u w:val="none"/>
-                <w:sz w:val="22"/>
-                <w:szCs w:val="22"/>
-                <w:color w:val="000000"/>
-              </w:rPr>
-              <w:t xml:space="preserve">0.9681</w:t>
-            </w:r>
-          </w:p>
-        </w:tc>
-        <w:tc>
-          <w:tcPr>
-            <w:tcBorders>
-              <w:bottom w:val="none" w:sz="0" w:space="0" w:color="000000"/>
-              <w:top w:val="none" w:sz="0" w:space="0" w:color="000000"/>
-              <w:left w:val="none" w:sz="0" w:space="0" w:color="000000"/>
-              <w:right w:val="none" w:sz="0" w:space="0" w:color="000000"/>
-            </w:tcBorders>
-            <w:shd w:val="clear" w:color="auto" w:fill="FFFFFF"/>
-            <w:tcMar>
-              <w:top w:w="0" w:type="dxa"/>
-              <w:bottom w:w="0" w:type="dxa"/>
-              <w:left w:w="0" w:type="dxa"/>
-              <w:right w:w="0" w:type="dxa"/>
-            </w:tcMar>
-            <w:vAlign w:val="center"/>
-          </w:tcPr>
-          <w:p>
-            <w:pPr>
-              <w:jc w:val="center"/>
-              <w:pBdr>
-                <w:bottom w:val="none" w:sz="0" w:space="0" w:color="000000"/>
-                <w:top w:val="none" w:sz="0" w:space="0" w:color="000000"/>
-                <w:left w:val="none" w:sz="0" w:space="0" w:color="000000"/>
-                <w:right w:val="none" w:sz="0" w:space="0" w:color="000000"/>
-              </w:pBdr>
-              <w:spacing w:after="100" w:before="100" w:line="240"/>
-              <w:ind w:left="100" w:right="100" w:firstLine="0" w:firstLineChars="0"/>
-              <w:rPr>
-                <w:rFonts w:ascii="Arial" w:hAnsi="Arial" w:eastAsia="Arial" w:cs="Arial"/>
-                <w:i w:val="false"/>
-                <w:b w:val="false"/>
-                <w:u w:val="none"/>
-                <w:sz w:val="22"/>
-                <w:szCs w:val="22"/>
-                <w:color w:val="000000"/>
-              </w:rPr>
-            </w:pPr>
-            <w:r>
-              <w:rPr>
-                <w:rFonts w:ascii="Arial" w:hAnsi="Arial" w:eastAsia="Arial" w:cs="Arial"/>
-                <w:i w:val="false"/>
-                <w:b w:val="false"/>
-                <w:u w:val="none"/>
-                <w:sz w:val="22"/>
-                <w:szCs w:val="22"/>
-                <w:color w:val="000000"/>
-              </w:rPr>
-              <w:t xml:space="preserve">-1.80</w:t>
-            </w:r>
-          </w:p>
-        </w:tc>
-        <w:tc>
-          <w:tcPr>
-            <w:tcBorders>
-              <w:bottom w:val="none" w:sz="0" w:space="0" w:color="000000"/>
-              <w:top w:val="none" w:sz="0" w:space="0" w:color="000000"/>
-              <w:left w:val="none" w:sz="0" w:space="0" w:color="000000"/>
-              <w:right w:val="none" w:sz="0" w:space="0" w:color="000000"/>
-            </w:tcBorders>
-            <w:shd w:val="clear" w:color="auto" w:fill="FFFFFF"/>
-            <w:tcMar>
-              <w:top w:w="0" w:type="dxa"/>
-              <w:bottom w:w="0" w:type="dxa"/>
-              <w:left w:w="0" w:type="dxa"/>
-              <w:right w:w="0" w:type="dxa"/>
-            </w:tcMar>
-            <w:vAlign w:val="center"/>
-          </w:tcPr>
-          <w:p>
-            <w:pPr>
-              <w:jc w:val="center"/>
-              <w:pBdr>
-                <w:bottom w:val="none" w:sz="0" w:space="0" w:color="000000"/>
-                <w:top w:val="none" w:sz="0" w:space="0" w:color="000000"/>
-                <w:left w:val="none" w:sz="0" w:space="0" w:color="000000"/>
-                <w:right w:val="none" w:sz="0" w:space="0" w:color="000000"/>
-              </w:pBdr>
-              <w:spacing w:after="100" w:before="100" w:line="240"/>
-              <w:ind w:left="100" w:right="100" w:firstLine="0" w:firstLineChars="0"/>
-              <w:rPr>
-                <w:rFonts w:ascii="Arial" w:hAnsi="Arial" w:eastAsia="Arial" w:cs="Arial"/>
-                <w:i w:val="false"/>
-                <w:b w:val="false"/>
-                <w:u w:val="none"/>
-                <w:sz w:val="22"/>
-                <w:szCs w:val="22"/>
-                <w:color w:val="000000"/>
-              </w:rPr>
-            </w:pPr>
-            <w:r>
-              <w:rPr>
-                <w:rFonts w:ascii="Arial" w:hAnsi="Arial" w:eastAsia="Arial" w:cs="Arial"/>
-                <w:i w:val="false"/>
-                <w:b w:val="false"/>
-                <w:u w:val="none"/>
-                <w:sz w:val="22"/>
-                <w:szCs w:val="22"/>
-                <w:color w:val="000000"/>
-              </w:rPr>
-              <w:t xml:space="preserve">0.0739</w:t>
-            </w:r>
-          </w:p>
-        </w:tc>
-        <w:tc>
-          <w:tcPr>
-            <w:tcBorders>
-              <w:bottom w:val="none" w:sz="0" w:space="0" w:color="000000"/>
-              <w:top w:val="none" w:sz="0" w:space="0" w:color="000000"/>
-              <w:left w:val="none" w:sz="0" w:space="0" w:color="000000"/>
-              <w:right w:val="none" w:sz="0" w:space="0" w:color="000000"/>
-            </w:tcBorders>
-            <w:shd w:val="clear" w:color="auto" w:fill="FFFFFF"/>
-            <w:tcMar>
-              <w:top w:w="0" w:type="dxa"/>
-              <w:bottom w:w="0" w:type="dxa"/>
-              <w:left w:w="0" w:type="dxa"/>
-              <w:right w:w="0" w:type="dxa"/>
-            </w:tcMar>
-            <w:vAlign w:val="center"/>
-          </w:tcPr>
-          <w:p>
-            <w:pPr>
-              <w:jc w:val="center"/>
-              <w:pBdr>
-                <w:bottom w:val="none" w:sz="0" w:space="0" w:color="000000"/>
-                <w:top w:val="none" w:sz="0" w:space="0" w:color="000000"/>
-                <w:left w:val="none" w:sz="0" w:space="0" w:color="000000"/>
-                <w:right w:val="none" w:sz="0" w:space="0" w:color="000000"/>
-              </w:pBdr>
-              <w:spacing w:after="100" w:before="100" w:line="240"/>
-              <w:ind w:left="100" w:right="100" w:firstLine="0" w:firstLineChars="0"/>
-              <w:rPr>
-                <w:rFonts w:ascii="Arial" w:hAnsi="Arial" w:eastAsia="Arial" w:cs="Arial"/>
-                <w:i w:val="false"/>
-                <w:b w:val="false"/>
-                <w:u w:val="none"/>
-                <w:sz w:val="22"/>
-                <w:szCs w:val="22"/>
-                <w:color w:val="000000"/>
-              </w:rPr>
-            </w:pPr>
-            <w:r>
-              <w:rPr>
-                <w:rFonts w:ascii="Arial" w:hAnsi="Arial" w:eastAsia="Arial" w:cs="Arial"/>
-                <w:i w:val="false"/>
-                <w:b w:val="false"/>
-                <w:u w:val="none"/>
-                <w:sz w:val="22"/>
-                <w:szCs w:val="22"/>
-                <w:color w:val="000000"/>
-              </w:rPr>
-              <w:t xml:space="preserve">2.31</w:t>
-            </w:r>
-          </w:p>
-        </w:tc>
-        <w:tc>
-          <w:tcPr>
-            <w:tcBorders>
-              <w:bottom w:val="none" w:sz="0" w:space="0" w:color="000000"/>
-              <w:top w:val="none" w:sz="0" w:space="0" w:color="000000"/>
-              <w:left w:val="none" w:sz="0" w:space="0" w:color="000000"/>
-              <w:right w:val="none" w:sz="0" w:space="0" w:color="000000"/>
-            </w:tcBorders>
-            <w:shd w:val="clear" w:color="auto" w:fill="FFFFFF"/>
-            <w:tcMar>
-              <w:top w:w="0" w:type="dxa"/>
-              <w:bottom w:w="0" w:type="dxa"/>
-              <w:left w:w="0" w:type="dxa"/>
-              <w:right w:w="0" w:type="dxa"/>
-            </w:tcMar>
-            <w:vAlign w:val="center"/>
-          </w:tcPr>
-          <w:p>
-            <w:pPr>
-              <w:jc w:val="center"/>
-              <w:pBdr>
-                <w:bottom w:val="none" w:sz="0" w:space="0" w:color="000000"/>
-                <w:top w:val="none" w:sz="0" w:space="0" w:color="000000"/>
-                <w:left w:val="none" w:sz="0" w:space="0" w:color="000000"/>
-                <w:right w:val="none" w:sz="0" w:space="0" w:color="000000"/>
-              </w:pBdr>
-              <w:spacing w:after="100" w:before="100" w:line="240"/>
-              <w:ind w:left="100" w:right="100" w:firstLine="0" w:firstLineChars="0"/>
-              <w:rPr>
-                <w:rFonts w:ascii="Arial" w:hAnsi="Arial" w:eastAsia="Arial" w:cs="Arial"/>
-                <w:i w:val="false"/>
-                <w:b w:val="false"/>
-                <w:u w:val="none"/>
-                <w:sz w:val="22"/>
-                <w:szCs w:val="22"/>
-                <w:color w:val="000000"/>
-              </w:rPr>
-            </w:pPr>
-            <w:r>
-              <w:rPr>
-                <w:rFonts w:ascii="Arial" w:hAnsi="Arial" w:eastAsia="Arial" w:cs="Arial"/>
-                <w:i w:val="false"/>
-                <w:b w:val="false"/>
-                <w:u w:val="none"/>
-                <w:sz w:val="22"/>
-                <w:szCs w:val="22"/>
-                <w:color w:val="000000"/>
-              </w:rPr>
-              <w:t xml:space="preserve">0.0226</w:t>
+              <w:t xml:space="preserve">0.77</w:t>
+            </w:r>
+          </w:p>
+        </w:tc>
+        <w:tc>
+          <w:tcPr>
+            <w:tcBorders>
+              <w:bottom w:val="none" w:sz="0" w:space="0" w:color="000000"/>
+              <w:top w:val="none" w:sz="0" w:space="0" w:color="000000"/>
+              <w:left w:val="none" w:sz="0" w:space="0" w:color="000000"/>
+              <w:right w:val="none" w:sz="0" w:space="0" w:color="000000"/>
+            </w:tcBorders>
+            <w:shd w:val="clear" w:color="auto" w:fill="FFFFFF"/>
+            <w:tcMar>
+              <w:top w:w="0" w:type="dxa"/>
+              <w:bottom w:w="0" w:type="dxa"/>
+              <w:left w:w="0" w:type="dxa"/>
+              <w:right w:w="0" w:type="dxa"/>
+            </w:tcMar>
+            <w:vAlign w:val="center"/>
+          </w:tcPr>
+          <w:p>
+            <w:pPr>
+              <w:jc w:val="center"/>
+              <w:pBdr>
+                <w:bottom w:val="none" w:sz="0" w:space="0" w:color="000000"/>
+                <w:top w:val="none" w:sz="0" w:space="0" w:color="000000"/>
+                <w:left w:val="none" w:sz="0" w:space="0" w:color="000000"/>
+                <w:right w:val="none" w:sz="0" w:space="0" w:color="000000"/>
+              </w:pBdr>
+              <w:spacing w:after="100" w:before="100" w:line="240"/>
+              <w:ind w:left="100" w:right="100" w:firstLine="0" w:firstLineChars="0"/>
+              <w:rPr>
+                <w:rFonts w:ascii="Arial" w:hAnsi="Arial" w:eastAsia="Arial" w:cs="Arial"/>
+                <w:i w:val="false"/>
+                <w:b w:val="false"/>
+                <w:u w:val="none"/>
+                <w:sz w:val="22"/>
+                <w:szCs w:val="22"/>
+                <w:color w:val="000000"/>
+              </w:rPr>
+            </w:pPr>
+            <w:r>
+              <w:rPr>
+                <w:rFonts w:ascii="Arial" w:hAnsi="Arial" w:eastAsia="Arial" w:cs="Arial"/>
+                <w:i w:val="false"/>
+                <w:b w:val="false"/>
+                <w:u w:val="none"/>
+                <w:sz w:val="22"/>
+                <w:szCs w:val="22"/>
+                <w:color w:val="000000"/>
+              </w:rPr>
+              <w:t xml:space="preserve">0.4438</w:t>
+            </w:r>
+          </w:p>
+        </w:tc>
+        <w:tc>
+          <w:tcPr>
+            <w:tcBorders>
+              <w:bottom w:val="none" w:sz="0" w:space="0" w:color="000000"/>
+              <w:top w:val="none" w:sz="0" w:space="0" w:color="000000"/>
+              <w:left w:val="none" w:sz="0" w:space="0" w:color="000000"/>
+              <w:right w:val="none" w:sz="0" w:space="0" w:color="000000"/>
+            </w:tcBorders>
+            <w:shd w:val="clear" w:color="auto" w:fill="FFFFFF"/>
+            <w:tcMar>
+              <w:top w:w="0" w:type="dxa"/>
+              <w:bottom w:w="0" w:type="dxa"/>
+              <w:left w:w="0" w:type="dxa"/>
+              <w:right w:w="0" w:type="dxa"/>
+            </w:tcMar>
+            <w:vAlign w:val="center"/>
+          </w:tcPr>
+          <w:p>
+            <w:pPr>
+              <w:jc w:val="center"/>
+              <w:pBdr>
+                <w:bottom w:val="none" w:sz="0" w:space="0" w:color="000000"/>
+                <w:top w:val="none" w:sz="0" w:space="0" w:color="000000"/>
+                <w:left w:val="none" w:sz="0" w:space="0" w:color="000000"/>
+                <w:right w:val="none" w:sz="0" w:space="0" w:color="000000"/>
+              </w:pBdr>
+              <w:spacing w:after="100" w:before="100" w:line="240"/>
+              <w:ind w:left="100" w:right="100" w:firstLine="0" w:firstLineChars="0"/>
+              <w:rPr>
+                <w:rFonts w:ascii="Arial" w:hAnsi="Arial" w:eastAsia="Arial" w:cs="Arial"/>
+                <w:i w:val="false"/>
+                <w:b w:val="false"/>
+                <w:u w:val="none"/>
+                <w:sz w:val="22"/>
+                <w:szCs w:val="22"/>
+                <w:color w:val="000000"/>
+              </w:rPr>
+            </w:pPr>
+            <w:r>
+              <w:rPr>
+                <w:rFonts w:ascii="Arial" w:hAnsi="Arial" w:eastAsia="Arial" w:cs="Arial"/>
+                <w:i w:val="false"/>
+                <w:b w:val="false"/>
+                <w:u w:val="none"/>
+                <w:sz w:val="22"/>
+                <w:szCs w:val="22"/>
+                <w:color w:val="000000"/>
+              </w:rPr>
+              <w:t xml:space="preserve">-2.15</w:t>
+            </w:r>
+          </w:p>
+        </w:tc>
+        <w:tc>
+          <w:tcPr>
+            <w:tcBorders>
+              <w:bottom w:val="none" w:sz="0" w:space="0" w:color="000000"/>
+              <w:top w:val="none" w:sz="0" w:space="0" w:color="000000"/>
+              <w:left w:val="none" w:sz="0" w:space="0" w:color="000000"/>
+              <w:right w:val="none" w:sz="0" w:space="0" w:color="000000"/>
+            </w:tcBorders>
+            <w:shd w:val="clear" w:color="auto" w:fill="FFFFFF"/>
+            <w:tcMar>
+              <w:top w:w="0" w:type="dxa"/>
+              <w:bottom w:w="0" w:type="dxa"/>
+              <w:left w:w="0" w:type="dxa"/>
+              <w:right w:w="0" w:type="dxa"/>
+            </w:tcMar>
+            <w:vAlign w:val="center"/>
+          </w:tcPr>
+          <w:p>
+            <w:pPr>
+              <w:jc w:val="center"/>
+              <w:pBdr>
+                <w:bottom w:val="none" w:sz="0" w:space="0" w:color="000000"/>
+                <w:top w:val="none" w:sz="0" w:space="0" w:color="000000"/>
+                <w:left w:val="none" w:sz="0" w:space="0" w:color="000000"/>
+                <w:right w:val="none" w:sz="0" w:space="0" w:color="000000"/>
+              </w:pBdr>
+              <w:spacing w:after="100" w:before="100" w:line="240"/>
+              <w:ind w:left="100" w:right="100" w:firstLine="0" w:firstLineChars="0"/>
+              <w:rPr>
+                <w:rFonts w:ascii="Arial" w:hAnsi="Arial" w:eastAsia="Arial" w:cs="Arial"/>
+                <w:i w:val="false"/>
+                <w:b w:val="false"/>
+                <w:u w:val="none"/>
+                <w:sz w:val="22"/>
+                <w:szCs w:val="22"/>
+                <w:color w:val="000000"/>
+              </w:rPr>
+            </w:pPr>
+            <w:r>
+              <w:rPr>
+                <w:rFonts w:ascii="Arial" w:hAnsi="Arial" w:eastAsia="Arial" w:cs="Arial"/>
+                <w:i w:val="false"/>
+                <w:b w:val="false"/>
+                <w:u w:val="none"/>
+                <w:sz w:val="22"/>
+                <w:szCs w:val="22"/>
+                <w:color w:val="000000"/>
+              </w:rPr>
+              <w:t xml:space="preserve">0.0329</w:t>
+            </w:r>
+          </w:p>
+        </w:tc>
+        <w:tc>
+          <w:tcPr>
+            <w:tcBorders>
+              <w:bottom w:val="none" w:sz="0" w:space="0" w:color="000000"/>
+              <w:top w:val="none" w:sz="0" w:space="0" w:color="000000"/>
+              <w:left w:val="none" w:sz="0" w:space="0" w:color="000000"/>
+              <w:right w:val="none" w:sz="0" w:space="0" w:color="000000"/>
+            </w:tcBorders>
+            <w:shd w:val="clear" w:color="auto" w:fill="FFFFFF"/>
+            <w:tcMar>
+              <w:top w:w="0" w:type="dxa"/>
+              <w:bottom w:w="0" w:type="dxa"/>
+              <w:left w:w="0" w:type="dxa"/>
+              <w:right w:w="0" w:type="dxa"/>
+            </w:tcMar>
+            <w:vAlign w:val="center"/>
+          </w:tcPr>
+          <w:p>
+            <w:pPr>
+              <w:jc w:val="center"/>
+              <w:pBdr>
+                <w:bottom w:val="none" w:sz="0" w:space="0" w:color="000000"/>
+                <w:top w:val="none" w:sz="0" w:space="0" w:color="000000"/>
+                <w:left w:val="none" w:sz="0" w:space="0" w:color="000000"/>
+                <w:right w:val="none" w:sz="0" w:space="0" w:color="000000"/>
+              </w:pBdr>
+              <w:spacing w:after="100" w:before="100" w:line="240"/>
+              <w:ind w:left="100" w:right="100" w:firstLine="0" w:firstLineChars="0"/>
+              <w:rPr>
+                <w:rFonts w:ascii="Arial" w:hAnsi="Arial" w:eastAsia="Arial" w:cs="Arial"/>
+                <w:i w:val="false"/>
+                <w:b w:val="false"/>
+                <w:u w:val="none"/>
+                <w:sz w:val="22"/>
+                <w:szCs w:val="22"/>
+                <w:color w:val="000000"/>
+              </w:rPr>
+            </w:pPr>
+            <w:r>
+              <w:rPr>
+                <w:rFonts w:ascii="Arial" w:hAnsi="Arial" w:eastAsia="Arial" w:cs="Arial"/>
+                <w:i w:val="false"/>
+                <w:b w:val="false"/>
+                <w:u w:val="none"/>
+                <w:sz w:val="22"/>
+                <w:szCs w:val="22"/>
+                <w:color w:val="000000"/>
+              </w:rPr>
+              <w:t xml:space="preserve">2.41</w:t>
+            </w:r>
+          </w:p>
+        </w:tc>
+        <w:tc>
+          <w:tcPr>
+            <w:tcBorders>
+              <w:bottom w:val="none" w:sz="0" w:space="0" w:color="000000"/>
+              <w:top w:val="none" w:sz="0" w:space="0" w:color="000000"/>
+              <w:left w:val="none" w:sz="0" w:space="0" w:color="000000"/>
+              <w:right w:val="none" w:sz="0" w:space="0" w:color="000000"/>
+            </w:tcBorders>
+            <w:shd w:val="clear" w:color="auto" w:fill="FFFFFF"/>
+            <w:tcMar>
+              <w:top w:w="0" w:type="dxa"/>
+              <w:bottom w:w="0" w:type="dxa"/>
+              <w:left w:w="0" w:type="dxa"/>
+              <w:right w:w="0" w:type="dxa"/>
+            </w:tcMar>
+            <w:vAlign w:val="center"/>
+          </w:tcPr>
+          <w:p>
+            <w:pPr>
+              <w:jc w:val="center"/>
+              <w:pBdr>
+                <w:bottom w:val="none" w:sz="0" w:space="0" w:color="000000"/>
+                <w:top w:val="none" w:sz="0" w:space="0" w:color="000000"/>
+                <w:left w:val="none" w:sz="0" w:space="0" w:color="000000"/>
+                <w:right w:val="none" w:sz="0" w:space="0" w:color="000000"/>
+              </w:pBdr>
+              <w:spacing w:after="100" w:before="100" w:line="240"/>
+              <w:ind w:left="100" w:right="100" w:firstLine="0" w:firstLineChars="0"/>
+              <w:rPr>
+                <w:rFonts w:ascii="Arial" w:hAnsi="Arial" w:eastAsia="Arial" w:cs="Arial"/>
+                <w:i w:val="false"/>
+                <w:b w:val="false"/>
+                <w:u w:val="none"/>
+                <w:sz w:val="22"/>
+                <w:szCs w:val="22"/>
+                <w:color w:val="000000"/>
+              </w:rPr>
+            </w:pPr>
+            <w:r>
+              <w:rPr>
+                <w:rFonts w:ascii="Arial" w:hAnsi="Arial" w:eastAsia="Arial" w:cs="Arial"/>
+                <w:i w:val="false"/>
+                <w:b w:val="false"/>
+                <w:u w:val="none"/>
+                <w:sz w:val="22"/>
+                <w:szCs w:val="22"/>
+                <w:color w:val="000000"/>
+              </w:rPr>
+              <w:t xml:space="preserve">0.0173</w:t>
             </w:r>
           </w:p>
         </w:tc>
       </w:tr>
       <w:tr>
         <w:trPr>
-          <w:trHeight w:val="571" w:hRule="auto"/>
+          <w:trHeight w:val="572" w:hRule="auto"/>
         </w:trPr>
         body13
         <w:tc>
@@ -4959,267 +4959,267 @@
                 <w:szCs w:val="22"/>
                 <w:color w:val="000000"/>
               </w:rPr>
-              <w:t xml:space="preserve">2.45</w:t>
-            </w:r>
-          </w:p>
-        </w:tc>
-        <w:tc>
-          <w:tcPr>
-            <w:tcBorders>
-              <w:bottom w:val="none" w:sz="0" w:space="0" w:color="000000"/>
-              <w:top w:val="none" w:sz="0" w:space="0" w:color="000000"/>
-              <w:left w:val="none" w:sz="0" w:space="0" w:color="000000"/>
-              <w:right w:val="none" w:sz="0" w:space="0" w:color="000000"/>
-            </w:tcBorders>
-            <w:shd w:val="clear" w:color="auto" w:fill="FFFFFF"/>
-            <w:tcMar>
-              <w:top w:w="0" w:type="dxa"/>
-              <w:bottom w:w="0" w:type="dxa"/>
-              <w:left w:w="0" w:type="dxa"/>
-              <w:right w:w="0" w:type="dxa"/>
-            </w:tcMar>
-            <w:vAlign w:val="center"/>
-          </w:tcPr>
-          <w:p>
-            <w:pPr>
-              <w:jc w:val="center"/>
-              <w:pBdr>
-                <w:bottom w:val="none" w:sz="0" w:space="0" w:color="000000"/>
-                <w:top w:val="none" w:sz="0" w:space="0" w:color="000000"/>
-                <w:left w:val="none" w:sz="0" w:space="0" w:color="000000"/>
-                <w:right w:val="none" w:sz="0" w:space="0" w:color="000000"/>
-              </w:pBdr>
-              <w:spacing w:after="100" w:before="100" w:line="240"/>
-              <w:ind w:left="100" w:right="100" w:firstLine="0" w:firstLineChars="0"/>
-              <w:rPr>
-                <w:rFonts w:ascii="Arial" w:hAnsi="Arial" w:eastAsia="Arial" w:cs="Arial"/>
-                <w:i w:val="false"/>
-                <w:b w:val="false"/>
-                <w:u w:val="none"/>
-                <w:sz w:val="22"/>
-                <w:szCs w:val="22"/>
-                <w:color w:val="000000"/>
-              </w:rPr>
-            </w:pPr>
-            <w:r>
-              <w:rPr>
-                <w:rFonts w:ascii="Arial" w:hAnsi="Arial" w:eastAsia="Arial" w:cs="Arial"/>
-                <w:i w:val="false"/>
-                <w:b w:val="false"/>
-                <w:u w:val="none"/>
-                <w:sz w:val="22"/>
-                <w:szCs w:val="22"/>
-                <w:color w:val="000000"/>
-              </w:rPr>
-              <w:t xml:space="preserve">0.0154</w:t>
-            </w:r>
-          </w:p>
-        </w:tc>
-        <w:tc>
-          <w:tcPr>
-            <w:tcBorders>
-              <w:bottom w:val="none" w:sz="0" w:space="0" w:color="000000"/>
-              <w:top w:val="none" w:sz="0" w:space="0" w:color="000000"/>
-              <w:left w:val="none" w:sz="0" w:space="0" w:color="000000"/>
-              <w:right w:val="none" w:sz="0" w:space="0" w:color="000000"/>
-            </w:tcBorders>
-            <w:shd w:val="clear" w:color="auto" w:fill="FFFFFF"/>
-            <w:tcMar>
-              <w:top w:w="0" w:type="dxa"/>
-              <w:bottom w:w="0" w:type="dxa"/>
-              <w:left w:w="0" w:type="dxa"/>
-              <w:right w:w="0" w:type="dxa"/>
-            </w:tcMar>
-            <w:vAlign w:val="center"/>
-          </w:tcPr>
-          <w:p>
-            <w:pPr>
-              <w:jc w:val="center"/>
-              <w:pBdr>
-                <w:bottom w:val="none" w:sz="0" w:space="0" w:color="000000"/>
-                <w:top w:val="none" w:sz="0" w:space="0" w:color="000000"/>
-                <w:left w:val="none" w:sz="0" w:space="0" w:color="000000"/>
-                <w:right w:val="none" w:sz="0" w:space="0" w:color="000000"/>
-              </w:pBdr>
-              <w:spacing w:after="100" w:before="100" w:line="240"/>
-              <w:ind w:left="100" w:right="100" w:firstLine="0" w:firstLineChars="0"/>
-              <w:rPr>
-                <w:rFonts w:ascii="Arial" w:hAnsi="Arial" w:eastAsia="Arial" w:cs="Arial"/>
-                <w:i w:val="false"/>
-                <w:b w:val="false"/>
-                <w:u w:val="none"/>
-                <w:sz w:val="22"/>
-                <w:szCs w:val="22"/>
-                <w:color w:val="000000"/>
-              </w:rPr>
-            </w:pPr>
-            <w:r>
-              <w:rPr>
-                <w:rFonts w:ascii="Arial" w:hAnsi="Arial" w:eastAsia="Arial" w:cs="Arial"/>
-                <w:i w:val="false"/>
-                <w:b w:val="false"/>
-                <w:u w:val="none"/>
-                <w:sz w:val="22"/>
-                <w:szCs w:val="22"/>
-                <w:color w:val="000000"/>
-              </w:rPr>
-              <w:t xml:space="preserve">-0.70</w:t>
-            </w:r>
-          </w:p>
-        </w:tc>
-        <w:tc>
-          <w:tcPr>
-            <w:tcBorders>
-              <w:bottom w:val="none" w:sz="0" w:space="0" w:color="000000"/>
-              <w:top w:val="none" w:sz="0" w:space="0" w:color="000000"/>
-              <w:left w:val="none" w:sz="0" w:space="0" w:color="000000"/>
-              <w:right w:val="none" w:sz="0" w:space="0" w:color="000000"/>
-            </w:tcBorders>
-            <w:shd w:val="clear" w:color="auto" w:fill="FFFFFF"/>
-            <w:tcMar>
-              <w:top w:w="0" w:type="dxa"/>
-              <w:bottom w:w="0" w:type="dxa"/>
-              <w:left w:w="0" w:type="dxa"/>
-              <w:right w:w="0" w:type="dxa"/>
-            </w:tcMar>
-            <w:vAlign w:val="center"/>
-          </w:tcPr>
-          <w:p>
-            <w:pPr>
-              <w:jc w:val="center"/>
-              <w:pBdr>
-                <w:bottom w:val="none" w:sz="0" w:space="0" w:color="000000"/>
-                <w:top w:val="none" w:sz="0" w:space="0" w:color="000000"/>
-                <w:left w:val="none" w:sz="0" w:space="0" w:color="000000"/>
-                <w:right w:val="none" w:sz="0" w:space="0" w:color="000000"/>
-              </w:pBdr>
-              <w:spacing w:after="100" w:before="100" w:line="240"/>
-              <w:ind w:left="100" w:right="100" w:firstLine="0" w:firstLineChars="0"/>
-              <w:rPr>
-                <w:rFonts w:ascii="Arial" w:hAnsi="Arial" w:eastAsia="Arial" w:cs="Arial"/>
-                <w:i w:val="false"/>
-                <w:b w:val="false"/>
-                <w:u w:val="none"/>
-                <w:sz w:val="22"/>
-                <w:szCs w:val="22"/>
-                <w:color w:val="000000"/>
-              </w:rPr>
-            </w:pPr>
-            <w:r>
-              <w:rPr>
-                <w:rFonts w:ascii="Arial" w:hAnsi="Arial" w:eastAsia="Arial" w:cs="Arial"/>
-                <w:i w:val="false"/>
-                <w:b w:val="false"/>
-                <w:u w:val="none"/>
-                <w:sz w:val="22"/>
-                <w:szCs w:val="22"/>
-                <w:color w:val="000000"/>
-              </w:rPr>
-              <w:t xml:space="preserve">0.4849</w:t>
-            </w:r>
-          </w:p>
-        </w:tc>
-        <w:tc>
-          <w:tcPr>
-            <w:tcBorders>
-              <w:bottom w:val="none" w:sz="0" w:space="0" w:color="000000"/>
-              <w:top w:val="none" w:sz="0" w:space="0" w:color="000000"/>
-              <w:left w:val="none" w:sz="0" w:space="0" w:color="000000"/>
-              <w:right w:val="none" w:sz="0" w:space="0" w:color="000000"/>
-            </w:tcBorders>
-            <w:shd w:val="clear" w:color="auto" w:fill="FFFFFF"/>
-            <w:tcMar>
-              <w:top w:w="0" w:type="dxa"/>
-              <w:bottom w:w="0" w:type="dxa"/>
-              <w:left w:w="0" w:type="dxa"/>
-              <w:right w:w="0" w:type="dxa"/>
-            </w:tcMar>
-            <w:vAlign w:val="center"/>
-          </w:tcPr>
-          <w:p>
-            <w:pPr>
-              <w:jc w:val="center"/>
-              <w:pBdr>
-                <w:bottom w:val="none" w:sz="0" w:space="0" w:color="000000"/>
-                <w:top w:val="none" w:sz="0" w:space="0" w:color="000000"/>
-                <w:left w:val="none" w:sz="0" w:space="0" w:color="000000"/>
-                <w:right w:val="none" w:sz="0" w:space="0" w:color="000000"/>
-              </w:pBdr>
-              <w:spacing w:after="100" w:before="100" w:line="240"/>
-              <w:ind w:left="100" w:right="100" w:firstLine="0" w:firstLineChars="0"/>
-              <w:rPr>
-                <w:rFonts w:ascii="Arial" w:hAnsi="Arial" w:eastAsia="Arial" w:cs="Arial"/>
-                <w:i w:val="false"/>
-                <w:b w:val="false"/>
-                <w:u w:val="none"/>
-                <w:sz w:val="22"/>
-                <w:szCs w:val="22"/>
-                <w:color w:val="000000"/>
-              </w:rPr>
-            </w:pPr>
-            <w:r>
-              <w:rPr>
-                <w:rFonts w:ascii="Arial" w:hAnsi="Arial" w:eastAsia="Arial" w:cs="Arial"/>
-                <w:i w:val="false"/>
-                <w:b w:val="false"/>
-                <w:u w:val="none"/>
-                <w:sz w:val="22"/>
-                <w:szCs w:val="22"/>
-                <w:color w:val="000000"/>
-              </w:rPr>
-              <w:t xml:space="preserve">-2.12</w:t>
-            </w:r>
-          </w:p>
-        </w:tc>
-        <w:tc>
-          <w:tcPr>
-            <w:tcBorders>
-              <w:bottom w:val="none" w:sz="0" w:space="0" w:color="000000"/>
-              <w:top w:val="none" w:sz="0" w:space="0" w:color="000000"/>
-              <w:left w:val="none" w:sz="0" w:space="0" w:color="000000"/>
-              <w:right w:val="none" w:sz="0" w:space="0" w:color="000000"/>
-            </w:tcBorders>
-            <w:shd w:val="clear" w:color="auto" w:fill="FFFFFF"/>
-            <w:tcMar>
-              <w:top w:w="0" w:type="dxa"/>
-              <w:bottom w:w="0" w:type="dxa"/>
-              <w:left w:w="0" w:type="dxa"/>
-              <w:right w:w="0" w:type="dxa"/>
-            </w:tcMar>
-            <w:vAlign w:val="center"/>
-          </w:tcPr>
-          <w:p>
-            <w:pPr>
-              <w:jc w:val="center"/>
-              <w:pBdr>
-                <w:bottom w:val="none" w:sz="0" w:space="0" w:color="000000"/>
-                <w:top w:val="none" w:sz="0" w:space="0" w:color="000000"/>
-                <w:left w:val="none" w:sz="0" w:space="0" w:color="000000"/>
-                <w:right w:val="none" w:sz="0" w:space="0" w:color="000000"/>
-              </w:pBdr>
-              <w:spacing w:after="100" w:before="100" w:line="240"/>
-              <w:ind w:left="100" w:right="100" w:firstLine="0" w:firstLineChars="0"/>
-              <w:rPr>
-                <w:rFonts w:ascii="Arial" w:hAnsi="Arial" w:eastAsia="Arial" w:cs="Arial"/>
-                <w:i w:val="false"/>
-                <w:b w:val="false"/>
-                <w:u w:val="none"/>
-                <w:sz w:val="22"/>
-                <w:szCs w:val="22"/>
-                <w:color w:val="000000"/>
-              </w:rPr>
-            </w:pPr>
-            <w:r>
-              <w:rPr>
-                <w:rFonts w:ascii="Arial" w:hAnsi="Arial" w:eastAsia="Arial" w:cs="Arial"/>
-                <w:i w:val="false"/>
-                <w:b w:val="false"/>
-                <w:u w:val="none"/>
-                <w:sz w:val="22"/>
-                <w:szCs w:val="22"/>
-                <w:color w:val="000000"/>
-              </w:rPr>
-              <w:t xml:space="preserve">0.0412</w:t>
+              <w:t xml:space="preserve">3.69</w:t>
+            </w:r>
+          </w:p>
+        </w:tc>
+        <w:tc>
+          <w:tcPr>
+            <w:tcBorders>
+              <w:bottom w:val="none" w:sz="0" w:space="0" w:color="000000"/>
+              <w:top w:val="none" w:sz="0" w:space="0" w:color="000000"/>
+              <w:left w:val="none" w:sz="0" w:space="0" w:color="000000"/>
+              <w:right w:val="none" w:sz="0" w:space="0" w:color="000000"/>
+            </w:tcBorders>
+            <w:shd w:val="clear" w:color="auto" w:fill="FFFFFF"/>
+            <w:tcMar>
+              <w:top w:w="0" w:type="dxa"/>
+              <w:bottom w:w="0" w:type="dxa"/>
+              <w:left w:w="0" w:type="dxa"/>
+              <w:right w:w="0" w:type="dxa"/>
+            </w:tcMar>
+            <w:vAlign w:val="center"/>
+          </w:tcPr>
+          <w:p>
+            <w:pPr>
+              <w:jc w:val="center"/>
+              <w:pBdr>
+                <w:bottom w:val="none" w:sz="0" w:space="0" w:color="000000"/>
+                <w:top w:val="none" w:sz="0" w:space="0" w:color="000000"/>
+                <w:left w:val="none" w:sz="0" w:space="0" w:color="000000"/>
+                <w:right w:val="none" w:sz="0" w:space="0" w:color="000000"/>
+              </w:pBdr>
+              <w:spacing w:after="100" w:before="100" w:line="240"/>
+              <w:ind w:left="100" w:right="100" w:firstLine="0" w:firstLineChars="0"/>
+              <w:rPr>
+                <w:rFonts w:ascii="Arial" w:hAnsi="Arial" w:eastAsia="Arial" w:cs="Arial"/>
+                <w:i w:val="false"/>
+                <w:b w:val="false"/>
+                <w:u w:val="none"/>
+                <w:sz w:val="22"/>
+                <w:szCs w:val="22"/>
+                <w:color w:val="000000"/>
+              </w:rPr>
+            </w:pPr>
+            <w:r>
+              <w:rPr>
+                <w:rFonts w:ascii="Arial" w:hAnsi="Arial" w:eastAsia="Arial" w:cs="Arial"/>
+                <w:i w:val="false"/>
+                <w:b w:val="false"/>
+                <w:u w:val="none"/>
+                <w:sz w:val="22"/>
+                <w:szCs w:val="22"/>
+                <w:color w:val="000000"/>
+              </w:rPr>
+              <w:t xml:space="preserve">0.0003</w:t>
+            </w:r>
+          </w:p>
+        </w:tc>
+        <w:tc>
+          <w:tcPr>
+            <w:tcBorders>
+              <w:bottom w:val="none" w:sz="0" w:space="0" w:color="000000"/>
+              <w:top w:val="none" w:sz="0" w:space="0" w:color="000000"/>
+              <w:left w:val="none" w:sz="0" w:space="0" w:color="000000"/>
+              <w:right w:val="none" w:sz="0" w:space="0" w:color="000000"/>
+            </w:tcBorders>
+            <w:shd w:val="clear" w:color="auto" w:fill="FFFFFF"/>
+            <w:tcMar>
+              <w:top w:w="0" w:type="dxa"/>
+              <w:bottom w:w="0" w:type="dxa"/>
+              <w:left w:w="0" w:type="dxa"/>
+              <w:right w:w="0" w:type="dxa"/>
+            </w:tcMar>
+            <w:vAlign w:val="center"/>
+          </w:tcPr>
+          <w:p>
+            <w:pPr>
+              <w:jc w:val="center"/>
+              <w:pBdr>
+                <w:bottom w:val="none" w:sz="0" w:space="0" w:color="000000"/>
+                <w:top w:val="none" w:sz="0" w:space="0" w:color="000000"/>
+                <w:left w:val="none" w:sz="0" w:space="0" w:color="000000"/>
+                <w:right w:val="none" w:sz="0" w:space="0" w:color="000000"/>
+              </w:pBdr>
+              <w:spacing w:after="100" w:before="100" w:line="240"/>
+              <w:ind w:left="100" w:right="100" w:firstLine="0" w:firstLineChars="0"/>
+              <w:rPr>
+                <w:rFonts w:ascii="Arial" w:hAnsi="Arial" w:eastAsia="Arial" w:cs="Arial"/>
+                <w:i w:val="false"/>
+                <w:b w:val="false"/>
+                <w:u w:val="none"/>
+                <w:sz w:val="22"/>
+                <w:szCs w:val="22"/>
+                <w:color w:val="000000"/>
+              </w:rPr>
+            </w:pPr>
+            <w:r>
+              <w:rPr>
+                <w:rFonts w:ascii="Arial" w:hAnsi="Arial" w:eastAsia="Arial" w:cs="Arial"/>
+                <w:i w:val="false"/>
+                <w:b w:val="false"/>
+                <w:u w:val="none"/>
+                <w:sz w:val="22"/>
+                <w:szCs w:val="22"/>
+                <w:color w:val="000000"/>
+              </w:rPr>
+              <w:t xml:space="preserve">-1.63</w:t>
+            </w:r>
+          </w:p>
+        </w:tc>
+        <w:tc>
+          <w:tcPr>
+            <w:tcBorders>
+              <w:bottom w:val="none" w:sz="0" w:space="0" w:color="000000"/>
+              <w:top w:val="none" w:sz="0" w:space="0" w:color="000000"/>
+              <w:left w:val="none" w:sz="0" w:space="0" w:color="000000"/>
+              <w:right w:val="none" w:sz="0" w:space="0" w:color="000000"/>
+            </w:tcBorders>
+            <w:shd w:val="clear" w:color="auto" w:fill="FFFFFF"/>
+            <w:tcMar>
+              <w:top w:w="0" w:type="dxa"/>
+              <w:bottom w:w="0" w:type="dxa"/>
+              <w:left w:w="0" w:type="dxa"/>
+              <w:right w:w="0" w:type="dxa"/>
+            </w:tcMar>
+            <w:vAlign w:val="center"/>
+          </w:tcPr>
+          <w:p>
+            <w:pPr>
+              <w:jc w:val="center"/>
+              <w:pBdr>
+                <w:bottom w:val="none" w:sz="0" w:space="0" w:color="000000"/>
+                <w:top w:val="none" w:sz="0" w:space="0" w:color="000000"/>
+                <w:left w:val="none" w:sz="0" w:space="0" w:color="000000"/>
+                <w:right w:val="none" w:sz="0" w:space="0" w:color="000000"/>
+              </w:pBdr>
+              <w:spacing w:after="100" w:before="100" w:line="240"/>
+              <w:ind w:left="100" w:right="100" w:firstLine="0" w:firstLineChars="0"/>
+              <w:rPr>
+                <w:rFonts w:ascii="Arial" w:hAnsi="Arial" w:eastAsia="Arial" w:cs="Arial"/>
+                <w:i w:val="false"/>
+                <w:b w:val="false"/>
+                <w:u w:val="none"/>
+                <w:sz w:val="22"/>
+                <w:szCs w:val="22"/>
+                <w:color w:val="000000"/>
+              </w:rPr>
+            </w:pPr>
+            <w:r>
+              <w:rPr>
+                <w:rFonts w:ascii="Arial" w:hAnsi="Arial" w:eastAsia="Arial" w:cs="Arial"/>
+                <w:i w:val="false"/>
+                <w:b w:val="false"/>
+                <w:u w:val="none"/>
+                <w:sz w:val="22"/>
+                <w:szCs w:val="22"/>
+                <w:color w:val="000000"/>
+              </w:rPr>
+              <w:t xml:space="preserve">0.1054</w:t>
+            </w:r>
+          </w:p>
+        </w:tc>
+        <w:tc>
+          <w:tcPr>
+            <w:tcBorders>
+              <w:bottom w:val="none" w:sz="0" w:space="0" w:color="000000"/>
+              <w:top w:val="none" w:sz="0" w:space="0" w:color="000000"/>
+              <w:left w:val="none" w:sz="0" w:space="0" w:color="000000"/>
+              <w:right w:val="none" w:sz="0" w:space="0" w:color="000000"/>
+            </w:tcBorders>
+            <w:shd w:val="clear" w:color="auto" w:fill="FFFFFF"/>
+            <w:tcMar>
+              <w:top w:w="0" w:type="dxa"/>
+              <w:bottom w:w="0" w:type="dxa"/>
+              <w:left w:w="0" w:type="dxa"/>
+              <w:right w:w="0" w:type="dxa"/>
+            </w:tcMar>
+            <w:vAlign w:val="center"/>
+          </w:tcPr>
+          <w:p>
+            <w:pPr>
+              <w:jc w:val="center"/>
+              <w:pBdr>
+                <w:bottom w:val="none" w:sz="0" w:space="0" w:color="000000"/>
+                <w:top w:val="none" w:sz="0" w:space="0" w:color="000000"/>
+                <w:left w:val="none" w:sz="0" w:space="0" w:color="000000"/>
+                <w:right w:val="none" w:sz="0" w:space="0" w:color="000000"/>
+              </w:pBdr>
+              <w:spacing w:after="100" w:before="100" w:line="240"/>
+              <w:ind w:left="100" w:right="100" w:firstLine="0" w:firstLineChars="0"/>
+              <w:rPr>
+                <w:rFonts w:ascii="Arial" w:hAnsi="Arial" w:eastAsia="Arial" w:cs="Arial"/>
+                <w:i w:val="false"/>
+                <w:b w:val="false"/>
+                <w:u w:val="none"/>
+                <w:sz w:val="22"/>
+                <w:szCs w:val="22"/>
+                <w:color w:val="000000"/>
+              </w:rPr>
+            </w:pPr>
+            <w:r>
+              <w:rPr>
+                <w:rFonts w:ascii="Arial" w:hAnsi="Arial" w:eastAsia="Arial" w:cs="Arial"/>
+                <w:i w:val="false"/>
+                <w:b w:val="false"/>
+                <w:u w:val="none"/>
+                <w:sz w:val="22"/>
+                <w:szCs w:val="22"/>
+                <w:color w:val="000000"/>
+              </w:rPr>
+              <w:t xml:space="preserve">-2.27</w:t>
+            </w:r>
+          </w:p>
+        </w:tc>
+        <w:tc>
+          <w:tcPr>
+            <w:tcBorders>
+              <w:bottom w:val="none" w:sz="0" w:space="0" w:color="000000"/>
+              <w:top w:val="none" w:sz="0" w:space="0" w:color="000000"/>
+              <w:left w:val="none" w:sz="0" w:space="0" w:color="000000"/>
+              <w:right w:val="none" w:sz="0" w:space="0" w:color="000000"/>
+            </w:tcBorders>
+            <w:shd w:val="clear" w:color="auto" w:fill="FFFFFF"/>
+            <w:tcMar>
+              <w:top w:w="0" w:type="dxa"/>
+              <w:bottom w:w="0" w:type="dxa"/>
+              <w:left w:w="0" w:type="dxa"/>
+              <w:right w:w="0" w:type="dxa"/>
+            </w:tcMar>
+            <w:vAlign w:val="center"/>
+          </w:tcPr>
+          <w:p>
+            <w:pPr>
+              <w:jc w:val="center"/>
+              <w:pBdr>
+                <w:bottom w:val="none" w:sz="0" w:space="0" w:color="000000"/>
+                <w:top w:val="none" w:sz="0" w:space="0" w:color="000000"/>
+                <w:left w:val="none" w:sz="0" w:space="0" w:color="000000"/>
+                <w:right w:val="none" w:sz="0" w:space="0" w:color="000000"/>
+              </w:pBdr>
+              <w:spacing w:after="100" w:before="100" w:line="240"/>
+              <w:ind w:left="100" w:right="100" w:firstLine="0" w:firstLineChars="0"/>
+              <w:rPr>
+                <w:rFonts w:ascii="Arial" w:hAnsi="Arial" w:eastAsia="Arial" w:cs="Arial"/>
+                <w:i w:val="false"/>
+                <w:b w:val="false"/>
+                <w:u w:val="none"/>
+                <w:sz w:val="22"/>
+                <w:szCs w:val="22"/>
+                <w:color w:val="000000"/>
+              </w:rPr>
+            </w:pPr>
+            <w:r>
+              <w:rPr>
+                <w:rFonts w:ascii="Arial" w:hAnsi="Arial" w:eastAsia="Arial" w:cs="Arial"/>
+                <w:i w:val="false"/>
+                <w:b w:val="false"/>
+                <w:u w:val="none"/>
+                <w:sz w:val="22"/>
+                <w:szCs w:val="22"/>
+                <w:color w:val="000000"/>
+              </w:rPr>
+              <w:t xml:space="preserve">0.0288</w:t>
             </w:r>
           </w:p>
         </w:tc>
@@ -5329,7 +5329,7 @@
                 <w:szCs w:val="22"/>
                 <w:color w:val="000000"/>
               </w:rPr>
-              <w:t xml:space="preserve">-0.17</w:t>
+              <w:t xml:space="preserve">-0.57</w:t>
             </w:r>
           </w:p>
         </w:tc>
@@ -5381,7 +5381,7 @@
                 <w:szCs w:val="22"/>
                 <w:color w:val="000000"/>
               </w:rPr>
-              <w:t xml:space="preserve">0.8617</w:t>
+              <w:t xml:space="preserve">0.5727</w:t>
             </w:r>
           </w:p>
         </w:tc>
@@ -5433,7 +5433,7 @@
                 <w:szCs w:val="22"/>
                 <w:color w:val="000000"/>
               </w:rPr>
-              <w:t xml:space="preserve">0.94</w:t>
+              <w:t xml:space="preserve">1.13</w:t>
             </w:r>
           </w:p>
         </w:tc>
@@ -5485,7 +5485,7 @@
                 <w:szCs w:val="22"/>
                 <w:color w:val="000000"/>
               </w:rPr>
-              <w:t xml:space="preserve">0.3461</w:t>
+              <w:t xml:space="preserve">0.2593</w:t>
             </w:r>
           </w:p>
         </w:tc>
@@ -5537,7 +5537,7 @@
                 <w:szCs w:val="22"/>
                 <w:color w:val="000000"/>
               </w:rPr>
-              <w:t xml:space="preserve">1.42</w:t>
+              <w:t xml:space="preserve">1.41</w:t>
             </w:r>
           </w:p>
         </w:tc>
@@ -5589,7 +5589,7 @@
                 <w:szCs w:val="22"/>
                 <w:color w:val="000000"/>
               </w:rPr>
-              <w:t xml:space="preserve">0.1575</w:t>
+              <w:t xml:space="preserve">0.1606</w:t>
             </w:r>
           </w:p>
         </w:tc>
